--- a/public/documentos/GOB-01-caso-de-negocio-y-plan-de-gestion-de-beneficios.docx
+++ b/public/documentos/GOB-01-caso-de-negocio-y-plan-de-gestion-de-beneficios.docx
@@ -18,7 +18,7 @@
           <w:left w:w="10" w:type="dxa"/>
           <w:right w:w="10" w:type="dxa"/>
         </w:tblCellMar>
-        <w:tblLook w:val="0000" w:firstRow="0" w:lastRow="0" w:firstColumn="0" w:lastColumn="0" w:noHBand="0" w:noVBand="0"/>
+        <w:tblLook w:val="04A0" w:firstRow="1" w:lastRow="0" w:firstColumn="1" w:lastColumn="0" w:noHBand="0" w:noVBand="1"/>
       </w:tblPr>
       <w:tblGrid>
         <w:gridCol w:w="1757"/>
@@ -52,7 +52,7 @@
                 <w:noProof/>
               </w:rPr>
               <w:drawing>
-                <wp:inline distT="0" distB="0" distL="0" distR="0" wp14:anchorId="22AD5961" wp14:editId="6F4AB4DA">
+                <wp:inline distT="0" distB="0" distL="0" distR="0" wp14:anchorId="6F28D85C" wp14:editId="0D013F74">
                   <wp:extent cx="990600" cy="990600"/>
                   <wp:effectExtent l="0" t="0" r="0" b="0"/>
                   <wp:docPr id="1" name="Imagen 1"/>
@@ -171,10 +171,10 @@
                 <w:noProof/>
               </w:rPr>
               <w:drawing>
-                <wp:inline distT="0" distB="0" distL="0" distR="0" wp14:anchorId="20090E80" wp14:editId="167E0F5B">
+                <wp:inline distT="0" distB="0" distL="0" distR="0" wp14:anchorId="03EC0CB3" wp14:editId="11AFF46A">
                   <wp:extent cx="800100" cy="800100"/>
                   <wp:effectExtent l="0" t="0" r="0" b="0"/>
-                  <wp:docPr id="1958410344" name="Imagen 1958410344"/>
+                  <wp:docPr id="671472404" name="Imagen 671472404"/>
                   <wp:cNvGraphicFramePr>
                     <a:graphicFrameLocks xmlns:a="http://schemas.openxmlformats.org/drawingml/2006/main" noChangeAspect="1"/>
                   </wp:cNvGraphicFramePr>
@@ -308,7 +308,7 @@
           <w:left w:w="10" w:type="dxa"/>
           <w:right w:w="10" w:type="dxa"/>
         </w:tblCellMar>
-        <w:tblLook w:val="0000" w:firstRow="0" w:lastRow="0" w:firstColumn="0" w:lastColumn="0" w:noHBand="0" w:noVBand="0"/>
+        <w:tblLook w:val="04A0" w:firstRow="1" w:lastRow="0" w:firstColumn="1" w:lastColumn="0" w:noHBand="0" w:noVBand="1"/>
       </w:tblPr>
       <w:tblGrid>
         <w:gridCol w:w="2636"/>
@@ -786,7 +786,7 @@
           <w:left w:w="10" w:type="dxa"/>
           <w:right w:w="10" w:type="dxa"/>
         </w:tblCellMar>
-        <w:tblLook w:val="0000" w:firstRow="0" w:lastRow="0" w:firstColumn="0" w:lastColumn="0" w:noHBand="0" w:noVBand="0"/>
+        <w:tblLook w:val="04A0" w:firstRow="1" w:lastRow="0" w:firstColumn="1" w:lastColumn="0" w:noHBand="0" w:noVBand="1"/>
       </w:tblPr>
       <w:tblGrid>
         <w:gridCol w:w="4042"/>
@@ -1399,7 +1399,7 @@
           <w:left w:w="10" w:type="dxa"/>
           <w:right w:w="10" w:type="dxa"/>
         </w:tblCellMar>
-        <w:tblLook w:val="0000" w:firstRow="0" w:lastRow="0" w:firstColumn="0" w:lastColumn="0" w:noHBand="0" w:noVBand="0"/>
+        <w:tblLook w:val="04A0" w:firstRow="1" w:lastRow="0" w:firstColumn="1" w:lastColumn="0" w:noHBand="0" w:noVBand="1"/>
       </w:tblPr>
       <w:tblGrid>
         <w:gridCol w:w="2636"/>
@@ -1817,7 +1817,7 @@
           <w:left w:w="10" w:type="dxa"/>
           <w:right w:w="10" w:type="dxa"/>
         </w:tblCellMar>
-        <w:tblLook w:val="0000" w:firstRow="0" w:lastRow="0" w:firstColumn="0" w:lastColumn="0" w:noHBand="0" w:noVBand="0"/>
+        <w:tblLook w:val="04A0" w:firstRow="1" w:lastRow="0" w:firstColumn="1" w:lastColumn="0" w:noHBand="0" w:noVBand="1"/>
       </w:tblPr>
       <w:tblGrid>
         <w:gridCol w:w="1054"/>
@@ -2158,7 +2158,7 @@
           <w:left w:w="10" w:type="dxa"/>
           <w:right w:w="10" w:type="dxa"/>
         </w:tblCellMar>
-        <w:tblLook w:val="0000" w:firstRow="0" w:lastRow="0" w:firstColumn="0" w:lastColumn="0" w:noHBand="0" w:noVBand="0"/>
+        <w:tblLook w:val="04A0" w:firstRow="1" w:lastRow="0" w:firstColumn="1" w:lastColumn="0" w:noHBand="0" w:noVBand="1"/>
       </w:tblPr>
       <w:tblGrid>
         <w:gridCol w:w="2636"/>
@@ -2498,7 +2498,7 @@
           <w:left w:w="10" w:type="dxa"/>
           <w:right w:w="10" w:type="dxa"/>
         </w:tblCellMar>
-        <w:tblLook w:val="0000" w:firstRow="0" w:lastRow="0" w:firstColumn="0" w:lastColumn="0" w:noHBand="0" w:noVBand="0"/>
+        <w:tblLook w:val="04A0" w:firstRow="1" w:lastRow="0" w:firstColumn="1" w:lastColumn="0" w:noHBand="0" w:noVBand="1"/>
       </w:tblPr>
       <w:tblGrid>
         <w:gridCol w:w="8787"/>
@@ -2585,7 +2585,7 @@
     <w:sdt>
       <w:sdtPr>
         <w:alias w:val="Contenido"/>
-        <w:id w:val="-1428965484"/>
+        <w:id w:val="1643232650"/>
       </w:sdtPr>
       <w:sdtEndPr/>
       <w:sdtContent>
@@ -2611,7 +2611,7 @@
           <w:r>
             <w:fldChar w:fldCharType="separate"/>
           </w:r>
-          <w:hyperlink w:anchor="_Toc242536571" w:history="1">
+          <w:hyperlink w:anchor="_Toc242538569" w:history="1">
             <w:r>
               <w:rPr>
                 <w:rStyle w:val="Hipervnculo"/>
@@ -2635,7 +2635,7 @@
               <w:rPr>
                 <w:noProof/>
               </w:rPr>
-              <w:instrText xml:space="preserve"> PAGEREF _Toc242536571 \h </w:instrText>
+              <w:instrText xml:space="preserve"> PAGEREF _Toc242538569 \h </w:instrText>
             </w:r>
             <w:r>
               <w:rPr>
@@ -2675,7 +2675,7 @@
               <w14:ligatures w14:val="standardContextual"/>
             </w:rPr>
           </w:pPr>
-          <w:hyperlink w:anchor="_Toc242536572" w:history="1">
+          <w:hyperlink w:anchor="_Toc242538570" w:history="1">
             <w:r>
               <w:rPr>
                 <w:rStyle w:val="Hipervnculo"/>
@@ -2699,7 +2699,7 @@
               <w:rPr>
                 <w:noProof/>
               </w:rPr>
-              <w:instrText xml:space="preserve"> PAGEREF _Toc242536572 \h </w:instrText>
+              <w:instrText xml:space="preserve"> PAGEREF _Toc242538570 \h </w:instrText>
             </w:r>
             <w:r>
               <w:rPr>
@@ -2739,7 +2739,7 @@
               <w14:ligatures w14:val="standardContextual"/>
             </w:rPr>
           </w:pPr>
-          <w:hyperlink w:anchor="_Toc242536573" w:history="1">
+          <w:hyperlink w:anchor="_Toc242538571" w:history="1">
             <w:r>
               <w:rPr>
                 <w:rStyle w:val="Hipervnculo"/>
@@ -2763,7 +2763,7 @@
               <w:rPr>
                 <w:noProof/>
               </w:rPr>
-              <w:instrText xml:space="preserve"> PAGEREF _Toc242536573 \h </w:instrText>
+              <w:instrText xml:space="preserve"> PAGEREF _Toc242538571 \h </w:instrText>
             </w:r>
             <w:r>
               <w:rPr>
@@ -2803,7 +2803,7 @@
               <w14:ligatures w14:val="standardContextual"/>
             </w:rPr>
           </w:pPr>
-          <w:hyperlink w:anchor="_Toc242536574" w:history="1">
+          <w:hyperlink w:anchor="_Toc242538572" w:history="1">
             <w:r>
               <w:rPr>
                 <w:rStyle w:val="Hipervnculo"/>
@@ -2827,7 +2827,7 @@
               <w:rPr>
                 <w:noProof/>
               </w:rPr>
-              <w:instrText xml:space="preserve"> PAGEREF _Toc242536574 \h </w:instrText>
+              <w:instrText xml:space="preserve"> PAGEREF _Toc242538572 \h </w:instrText>
             </w:r>
             <w:r>
               <w:rPr>
@@ -2867,7 +2867,7 @@
               <w14:ligatures w14:val="standardContextual"/>
             </w:rPr>
           </w:pPr>
-          <w:hyperlink w:anchor="_Toc242536575" w:history="1">
+          <w:hyperlink w:anchor="_Toc242538573" w:history="1">
             <w:r>
               <w:rPr>
                 <w:rStyle w:val="Hipervnculo"/>
@@ -2891,7 +2891,7 @@
               <w:rPr>
                 <w:noProof/>
               </w:rPr>
-              <w:instrText xml:space="preserve"> PAGEREF _Toc242536575 \h </w:instrText>
+              <w:instrText xml:space="preserve"> PAGEREF _Toc242538573 \h </w:instrText>
             </w:r>
             <w:r>
               <w:rPr>
@@ -2931,7 +2931,7 @@
               <w14:ligatures w14:val="standardContextual"/>
             </w:rPr>
           </w:pPr>
-          <w:hyperlink w:anchor="_Toc242536576" w:history="1">
+          <w:hyperlink w:anchor="_Toc242538574" w:history="1">
             <w:r>
               <w:rPr>
                 <w:rStyle w:val="Hipervnculo"/>
@@ -2955,7 +2955,7 @@
               <w:rPr>
                 <w:noProof/>
               </w:rPr>
-              <w:instrText xml:space="preserve"> PAGEREF _Toc242536576 \h </w:instrText>
+              <w:instrText xml:space="preserve"> PAGEREF _Toc242538574 \h </w:instrText>
             </w:r>
             <w:r>
               <w:rPr>
@@ -2995,7 +2995,7 @@
               <w14:ligatures w14:val="standardContextual"/>
             </w:rPr>
           </w:pPr>
-          <w:hyperlink w:anchor="_Toc242536577" w:history="1">
+          <w:hyperlink w:anchor="_Toc242538575" w:history="1">
             <w:r>
               <w:rPr>
                 <w:rStyle w:val="Hipervnculo"/>
@@ -3019,7 +3019,7 @@
               <w:rPr>
                 <w:noProof/>
               </w:rPr>
-              <w:instrText xml:space="preserve"> PAGEREF _Toc242536577 \h </w:instrText>
+              <w:instrText xml:space="preserve"> PAGEREF _Toc242538575 \h </w:instrText>
             </w:r>
             <w:r>
               <w:rPr>
@@ -3069,7 +3069,7 @@
       <w:pPr>
         <w:pStyle w:val="Ttulo1"/>
       </w:pPr>
-      <w:bookmarkStart w:id="0" w:name="_Toc242536571"/>
+      <w:bookmarkStart w:id="0" w:name="_Toc242538569"/>
       <w:r>
         <w:lastRenderedPageBreak/>
         <w:t>1. Necesidad del negocio</w:t>
@@ -3146,7 +3146,7 @@
           <w:left w:w="10" w:type="dxa"/>
           <w:right w:w="10" w:type="dxa"/>
         </w:tblCellMar>
-        <w:tblLook w:val="0000" w:firstRow="0" w:lastRow="0" w:firstColumn="0" w:lastColumn="0" w:noHBand="0" w:noVBand="0"/>
+        <w:tblLook w:val="04A0" w:firstRow="1" w:lastRow="0" w:firstColumn="1" w:lastColumn="0" w:noHBand="0" w:noVBand="1"/>
       </w:tblPr>
       <w:tblGrid>
         <w:gridCol w:w="2284"/>
@@ -3619,7 +3619,7 @@
           <w:left w:w="10" w:type="dxa"/>
           <w:right w:w="10" w:type="dxa"/>
         </w:tblCellMar>
-        <w:tblLook w:val="0000" w:firstRow="0" w:lastRow="0" w:firstColumn="0" w:lastColumn="0" w:noHBand="0" w:noVBand="0"/>
+        <w:tblLook w:val="04A0" w:firstRow="1" w:lastRow="0" w:firstColumn="1" w:lastColumn="0" w:noHBand="0" w:noVBand="1"/>
       </w:tblPr>
       <w:tblGrid>
         <w:gridCol w:w="8787"/>
@@ -3683,7 +3683,7 @@
       <w:pPr>
         <w:pStyle w:val="Ttulo1"/>
       </w:pPr>
-      <w:bookmarkStart w:id="1" w:name="_Toc242536572"/>
+      <w:bookmarkStart w:id="1" w:name="_Toc242538570"/>
       <w:r>
         <w:t>2. Alineación con los objetivos de la institución</w:t>
       </w:r>
@@ -3777,7 +3777,7 @@
       <w:pPr>
         <w:pStyle w:val="Ttulo1"/>
       </w:pPr>
-      <w:bookmarkStart w:id="2" w:name="_Toc242536573"/>
+      <w:bookmarkStart w:id="2" w:name="_Toc242538571"/>
       <w:r>
         <w:lastRenderedPageBreak/>
         <w:t>3. Opciones evaluadas</w:t>
@@ -3826,7 +3826,7 @@
           <w:left w:w="10" w:type="dxa"/>
           <w:right w:w="10" w:type="dxa"/>
         </w:tblCellMar>
-        <w:tblLook w:val="0000" w:firstRow="0" w:lastRow="0" w:firstColumn="0" w:lastColumn="0" w:noHBand="0" w:noVBand="0"/>
+        <w:tblLook w:val="04A0" w:firstRow="1" w:lastRow="0" w:firstColumn="1" w:lastColumn="0" w:noHBand="0" w:noVBand="1"/>
       </w:tblPr>
       <w:tblGrid>
         <w:gridCol w:w="2108"/>
@@ -4426,7 +4426,7 @@
       <w:pPr>
         <w:pStyle w:val="Ttulo1"/>
       </w:pPr>
-      <w:bookmarkStart w:id="3" w:name="_Toc242536574"/>
+      <w:bookmarkStart w:id="3" w:name="_Toc242538572"/>
       <w:r>
         <w:t>4. Beneficios esperados y plan de gestión de beneficios</w:t>
       </w:r>
@@ -4493,7 +4493,7 @@
           <w:left w:w="10" w:type="dxa"/>
           <w:right w:w="10" w:type="dxa"/>
         </w:tblCellMar>
-        <w:tblLook w:val="0000" w:firstRow="0" w:lastRow="0" w:firstColumn="0" w:lastColumn="0" w:noHBand="0" w:noVBand="0"/>
+        <w:tblLook w:val="04A0" w:firstRow="1" w:lastRow="0" w:firstColumn="1" w:lastColumn="0" w:noHBand="0" w:noVBand="1"/>
       </w:tblPr>
       <w:tblGrid>
         <w:gridCol w:w="1405"/>
@@ -5781,7 +5781,7 @@
           <w:left w:w="10" w:type="dxa"/>
           <w:right w:w="10" w:type="dxa"/>
         </w:tblCellMar>
-        <w:tblLook w:val="0000" w:firstRow="0" w:lastRow="0" w:firstColumn="0" w:lastColumn="0" w:noHBand="0" w:noVBand="0"/>
+        <w:tblLook w:val="04A0" w:firstRow="1" w:lastRow="0" w:firstColumn="1" w:lastColumn="0" w:noHBand="0" w:noVBand="1"/>
       </w:tblPr>
       <w:tblGrid>
         <w:gridCol w:w="8787"/>
@@ -5845,7 +5845,7 @@
       <w:pPr>
         <w:pStyle w:val="Ttulo1"/>
       </w:pPr>
-      <w:bookmarkStart w:id="4" w:name="_Toc242536575"/>
+      <w:bookmarkStart w:id="4" w:name="_Toc242538573"/>
       <w:r>
         <w:t>5. Costos e inversión</w:t>
       </w:r>
@@ -5867,7 +5867,7 @@
           <w:left w:w="10" w:type="dxa"/>
           <w:right w:w="10" w:type="dxa"/>
         </w:tblCellMar>
-        <w:tblLook w:val="0000" w:firstRow="0" w:lastRow="0" w:firstColumn="0" w:lastColumn="0" w:noHBand="0" w:noVBand="0"/>
+        <w:tblLook w:val="04A0" w:firstRow="1" w:lastRow="0" w:firstColumn="1" w:lastColumn="0" w:noHBand="0" w:noVBand="1"/>
       </w:tblPr>
       <w:tblGrid>
         <w:gridCol w:w="2636"/>
@@ -6303,7 +6303,7 @@
           <w:left w:w="10" w:type="dxa"/>
           <w:right w:w="10" w:type="dxa"/>
         </w:tblCellMar>
-        <w:tblLook w:val="0000" w:firstRow="0" w:lastRow="0" w:firstColumn="0" w:lastColumn="0" w:noHBand="0" w:noVBand="0"/>
+        <w:tblLook w:val="04A0" w:firstRow="1" w:lastRow="0" w:firstColumn="1" w:lastColumn="0" w:noHBand="0" w:noVBand="1"/>
       </w:tblPr>
       <w:tblGrid>
         <w:gridCol w:w="8787"/>
@@ -6367,7 +6367,7 @@
       <w:pPr>
         <w:pStyle w:val="Ttulo1"/>
       </w:pPr>
-      <w:bookmarkStart w:id="5" w:name="_Toc242536576"/>
+      <w:bookmarkStart w:id="5" w:name="_Toc242538574"/>
       <w:r>
         <w:t>6. Riesgos principales para el negocio</w:t>
       </w:r>
@@ -6415,7 +6415,7 @@
           <w:left w:w="10" w:type="dxa"/>
           <w:right w:w="10" w:type="dxa"/>
         </w:tblCellMar>
-        <w:tblLook w:val="0000" w:firstRow="0" w:lastRow="0" w:firstColumn="0" w:lastColumn="0" w:noHBand="0" w:noVBand="0"/>
+        <w:tblLook w:val="04A0" w:firstRow="1" w:lastRow="0" w:firstColumn="1" w:lastColumn="0" w:noHBand="0" w:noVBand="1"/>
       </w:tblPr>
       <w:tblGrid>
         <w:gridCol w:w="2987"/>
@@ -6904,7 +6904,7 @@
       <w:pPr>
         <w:pStyle w:val="Ttulo1"/>
       </w:pPr>
-      <w:bookmarkStart w:id="6" w:name="_Toc242536577"/>
+      <w:bookmarkStart w:id="6" w:name="_Toc242538575"/>
       <w:r>
         <w:t>7. Recomendación</w:t>
       </w:r>
@@ -7352,10 +7352,10 @@
 <file path=word/numbering.xml><?xml version="1.0" encoding="utf-8"?>
 <w:numbering xmlns:wpc="http://schemas.microsoft.com/office/word/2010/wordprocessingCanvas" xmlns:cx="http://schemas.microsoft.com/office/drawing/2014/chartex" xmlns:cx1="http://schemas.microsoft.com/office/drawing/2015/9/8/chartex" xmlns:cx2="http://schemas.microsoft.com/office/drawing/2015/10/21/chartex" xmlns:cx3="http://schemas.microsoft.com/office/drawing/2016/5/9/chartex" xmlns:cx4="http://schemas.microsoft.com/office/drawing/2016/5/10/chartex" xmlns:cx5="http://schemas.microsoft.com/office/drawing/2016/5/11/chartex" xmlns:cx6="http://schemas.microsoft.com/office/drawing/2016/5/12/chartex" xmlns:cx7="http://schemas.microsoft.com/office/drawing/2016/5/13/chartex" xmlns:cx8="http://schemas.microsoft.com/office/drawing/2016/5/14/chartex" xmlns:mc="http://schemas.openxmlformats.org/markup-compatibility/2006" xmlns:aink="http://schemas.microsoft.com/office/drawing/2016/ink" xmlns:am3d="http://schemas.microsoft.com/office/drawing/2017/model3d" xmlns:o="urn:schemas-microsoft-com:office:office" xmlns:oel="http://schemas.microsoft.com/office/2019/extlst" xmlns:r="http://schemas.openxmlformats.org/officeDocument/2006/relationships" xmlns:m="http://schemas.openxmlformats.org/officeDocument/2006/math" xmlns:v="urn:schemas-microsoft-com:vml" xmlns:wp14="http://schemas.microsoft.com/office/word/2010/wordprocessingDrawing" xmlns:wp="http://schemas.openxmlformats.org/drawingml/2006/wordprocessingDrawing" xmlns:w10="urn:schemas-microsoft-com:office:word" xmlns:w="http://schemas.openxmlformats.org/wordprocessingml/2006/main" xmlns:w14="http://schemas.microsoft.com/office/word/2010/wordml" xmlns:w15="http://schemas.microsoft.com/office/word/2012/wordml" xmlns:w16cex="http://schemas.microsoft.com/office/word/2018/wordml/cex" xmlns:w16cid="http://schemas.microsoft.com/office/word/2016/wordml/cid" xmlns:w16="http://schemas.microsoft.com/office/word/2018/wordml" xmlns:w16du="http://schemas.microsoft.com/office/word/2023/wordml/word16du" xmlns:w16sdtdh="http://schemas.microsoft.com/office/word/2020/wordml/sdtdatahash" xmlns:w16sdtfl="http://schemas.microsoft.com/office/word/2024/wordml/sdtformatlock" xmlns:w16se="http://schemas.microsoft.com/office/word/2015/wordml/symex" xmlns:wpg="http://schemas.microsoft.com/office/word/2010/wordprocessingGroup" xmlns:wpi="http://schemas.microsoft.com/office/word/2010/wordprocessingInk" xmlns:wne="http://schemas.microsoft.com/office/word/2006/wordml" xmlns:wps="http://schemas.microsoft.com/office/word/2010/wordprocessingShape" mc:Ignorable="w14 w15 w16se w16cid w16 w16cex w16sdtdh w16sdtfl w16du wp14">
   <w:abstractNum w:abstractNumId="0" w15:restartNumberingAfterBreak="0">
-    <w:nsid w:val="35E72FF9"/>
+    <w:nsid w:val="360816DD"/>
     <w:multiLevelType w:val="hybridMultilevel"/>
-    <w:tmpl w:val="3FB453E2"/>
-    <w:lvl w:ilvl="0" w:tplc="7840B4A6">
+    <w:tmpl w:val="85A6AB8E"/>
+    <w:lvl w:ilvl="0" w:tplc="F7040532">
       <w:start w:val="1"/>
       <w:numFmt w:val="bullet"/>
       <w:lvlText w:val="●"/>
@@ -7364,7 +7364,7 @@
         <w:ind w:left="720" w:hanging="360"/>
       </w:pPr>
     </w:lvl>
-    <w:lvl w:ilvl="1" w:tplc="E5EC355A">
+    <w:lvl w:ilvl="1" w:tplc="CA0232E4">
       <w:start w:val="1"/>
       <w:numFmt w:val="bullet"/>
       <w:lvlText w:val="○"/>
@@ -7373,7 +7373,7 @@
         <w:ind w:left="1440" w:hanging="360"/>
       </w:pPr>
     </w:lvl>
-    <w:lvl w:ilvl="2" w:tplc="4EA4524A">
+    <w:lvl w:ilvl="2" w:tplc="A3C8BBF0">
       <w:start w:val="1"/>
       <w:numFmt w:val="bullet"/>
       <w:lvlText w:val="■"/>
@@ -7382,7 +7382,7 @@
         <w:ind w:left="2160" w:hanging="360"/>
       </w:pPr>
     </w:lvl>
-    <w:lvl w:ilvl="3" w:tplc="451255F6">
+    <w:lvl w:ilvl="3" w:tplc="7520DBB8">
       <w:start w:val="1"/>
       <w:numFmt w:val="bullet"/>
       <w:lvlText w:val="●"/>
@@ -7391,7 +7391,7 @@
         <w:ind w:left="2880" w:hanging="360"/>
       </w:pPr>
     </w:lvl>
-    <w:lvl w:ilvl="4" w:tplc="258A9266">
+    <w:lvl w:ilvl="4" w:tplc="A04C007C">
       <w:start w:val="1"/>
       <w:numFmt w:val="bullet"/>
       <w:lvlText w:val="○"/>
@@ -7400,7 +7400,7 @@
         <w:ind w:left="3600" w:hanging="360"/>
       </w:pPr>
     </w:lvl>
-    <w:lvl w:ilvl="5" w:tplc="C37AD0D0">
+    <w:lvl w:ilvl="5" w:tplc="1444DEB2">
       <w:start w:val="1"/>
       <w:numFmt w:val="bullet"/>
       <w:lvlText w:val="■"/>
@@ -7409,7 +7409,7 @@
         <w:ind w:left="4320" w:hanging="360"/>
       </w:pPr>
     </w:lvl>
-    <w:lvl w:ilvl="6" w:tplc="6732439E">
+    <w:lvl w:ilvl="6" w:tplc="D3F860AC">
       <w:start w:val="1"/>
       <w:numFmt w:val="bullet"/>
       <w:lvlText w:val="●"/>
@@ -7418,7 +7418,7 @@
         <w:ind w:left="5040" w:hanging="360"/>
       </w:pPr>
     </w:lvl>
-    <w:lvl w:ilvl="7" w:tplc="8132BEA0">
+    <w:lvl w:ilvl="7" w:tplc="11265694">
       <w:start w:val="1"/>
       <w:numFmt w:val="bullet"/>
       <w:lvlText w:val="●"/>
@@ -7427,7 +7427,7 @@
         <w:ind w:left="5760" w:hanging="360"/>
       </w:pPr>
     </w:lvl>
-    <w:lvl w:ilvl="8" w:tplc="746EF952">
+    <w:lvl w:ilvl="8" w:tplc="C94CEC20">
       <w:start w:val="1"/>
       <w:numFmt w:val="bullet"/>
       <w:lvlText w:val="●"/>
@@ -7438,10 +7438,64 @@
     </w:lvl>
   </w:abstractNum>
   <w:abstractNum w:abstractNumId="1" w15:restartNumberingAfterBreak="0">
-    <w:nsid w:val="658F734C"/>
+    <w:nsid w:val="469A436C"/>
     <w:multiLevelType w:val="hybridMultilevel"/>
-    <w:tmpl w:val="077A29B0"/>
-    <w:lvl w:ilvl="0" w:tplc="A1026B14">
+    <w:tmpl w:val="9A926A5C"/>
+    <w:lvl w:ilvl="0" w:tplc="B66CDA90">
+      <w:start w:val="1"/>
+      <w:numFmt w:val="decimal"/>
+      <w:lvlText w:val="%1."/>
+      <w:lvlJc w:val="left"/>
+      <w:pPr>
+        <w:ind w:left="560" w:hanging="340"/>
+      </w:pPr>
+    </w:lvl>
+    <w:lvl w:ilvl="1" w:tplc="7430D2F0">
+      <w:numFmt w:val="decimal"/>
+      <w:lvlText w:val=""/>
+      <w:lvlJc w:val="left"/>
+    </w:lvl>
+    <w:lvl w:ilvl="2" w:tplc="CF50C6EE">
+      <w:numFmt w:val="decimal"/>
+      <w:lvlText w:val=""/>
+      <w:lvlJc w:val="left"/>
+    </w:lvl>
+    <w:lvl w:ilvl="3" w:tplc="567C3944">
+      <w:numFmt w:val="decimal"/>
+      <w:lvlText w:val=""/>
+      <w:lvlJc w:val="left"/>
+    </w:lvl>
+    <w:lvl w:ilvl="4" w:tplc="45260E34">
+      <w:numFmt w:val="decimal"/>
+      <w:lvlText w:val=""/>
+      <w:lvlJc w:val="left"/>
+    </w:lvl>
+    <w:lvl w:ilvl="5" w:tplc="53B6EAD8">
+      <w:numFmt w:val="decimal"/>
+      <w:lvlText w:val=""/>
+      <w:lvlJc w:val="left"/>
+    </w:lvl>
+    <w:lvl w:ilvl="6" w:tplc="DEC019D6">
+      <w:numFmt w:val="decimal"/>
+      <w:lvlText w:val=""/>
+      <w:lvlJc w:val="left"/>
+    </w:lvl>
+    <w:lvl w:ilvl="7" w:tplc="88768A04">
+      <w:numFmt w:val="decimal"/>
+      <w:lvlText w:val=""/>
+      <w:lvlJc w:val="left"/>
+    </w:lvl>
+    <w:lvl w:ilvl="8" w:tplc="65365B70">
+      <w:numFmt w:val="decimal"/>
+      <w:lvlText w:val=""/>
+      <w:lvlJc w:val="left"/>
+    </w:lvl>
+  </w:abstractNum>
+  <w:abstractNum w:abstractNumId="2" w15:restartNumberingAfterBreak="0">
+    <w:nsid w:val="754A7C1D"/>
+    <w:multiLevelType w:val="hybridMultilevel"/>
+    <w:tmpl w:val="70C0D31E"/>
+    <w:lvl w:ilvl="0" w:tplc="A5A2D5D0">
       <w:start w:val="1"/>
       <w:numFmt w:val="bullet"/>
       <w:lvlText w:val="•"/>
@@ -7450,115 +7504,61 @@
         <w:ind w:left="560" w:hanging="280"/>
       </w:pPr>
     </w:lvl>
-    <w:lvl w:ilvl="1" w:tplc="39CCCE4E">
+    <w:lvl w:ilvl="1" w:tplc="40E85864">
       <w:numFmt w:val="decimal"/>
       <w:lvlText w:val=""/>
       <w:lvlJc w:val="left"/>
     </w:lvl>
-    <w:lvl w:ilvl="2" w:tplc="03041BC6">
+    <w:lvl w:ilvl="2" w:tplc="86DE9AB2">
       <w:numFmt w:val="decimal"/>
       <w:lvlText w:val=""/>
       <w:lvlJc w:val="left"/>
     </w:lvl>
-    <w:lvl w:ilvl="3" w:tplc="F5FC8728">
+    <w:lvl w:ilvl="3" w:tplc="30AA7860">
       <w:numFmt w:val="decimal"/>
       <w:lvlText w:val=""/>
       <w:lvlJc w:val="left"/>
     </w:lvl>
-    <w:lvl w:ilvl="4" w:tplc="78327C68">
+    <w:lvl w:ilvl="4" w:tplc="600E7DF6">
       <w:numFmt w:val="decimal"/>
       <w:lvlText w:val=""/>
       <w:lvlJc w:val="left"/>
     </w:lvl>
-    <w:lvl w:ilvl="5" w:tplc="3D704430">
+    <w:lvl w:ilvl="5" w:tplc="ABE039C2">
       <w:numFmt w:val="decimal"/>
       <w:lvlText w:val=""/>
       <w:lvlJc w:val="left"/>
     </w:lvl>
-    <w:lvl w:ilvl="6" w:tplc="42BA6514">
+    <w:lvl w:ilvl="6" w:tplc="3904B79E">
       <w:numFmt w:val="decimal"/>
       <w:lvlText w:val=""/>
       <w:lvlJc w:val="left"/>
     </w:lvl>
-    <w:lvl w:ilvl="7" w:tplc="14541A10">
+    <w:lvl w:ilvl="7" w:tplc="BBD6B604">
       <w:numFmt w:val="decimal"/>
       <w:lvlText w:val=""/>
       <w:lvlJc w:val="left"/>
     </w:lvl>
-    <w:lvl w:ilvl="8" w:tplc="3D788F9A">
+    <w:lvl w:ilvl="8" w:tplc="469E9348">
       <w:numFmt w:val="decimal"/>
       <w:lvlText w:val=""/>
       <w:lvlJc w:val="left"/>
     </w:lvl>
   </w:abstractNum>
-  <w:abstractNum w:abstractNumId="2" w15:restartNumberingAfterBreak="0">
-    <w:nsid w:val="6DB7510D"/>
-    <w:multiLevelType w:val="hybridMultilevel"/>
-    <w:tmpl w:val="6D3609E8"/>
-    <w:lvl w:ilvl="0" w:tplc="78FE2F9C">
-      <w:start w:val="1"/>
-      <w:numFmt w:val="decimal"/>
-      <w:lvlText w:val="%1."/>
-      <w:lvlJc w:val="left"/>
-      <w:pPr>
-        <w:ind w:left="560" w:hanging="340"/>
-      </w:pPr>
-    </w:lvl>
-    <w:lvl w:ilvl="1" w:tplc="FA02B74C">
-      <w:numFmt w:val="decimal"/>
-      <w:lvlText w:val=""/>
-      <w:lvlJc w:val="left"/>
-    </w:lvl>
-    <w:lvl w:ilvl="2" w:tplc="5BBCA6C4">
-      <w:numFmt w:val="decimal"/>
-      <w:lvlText w:val=""/>
-      <w:lvlJc w:val="left"/>
-    </w:lvl>
-    <w:lvl w:ilvl="3" w:tplc="4DDA05CC">
-      <w:numFmt w:val="decimal"/>
-      <w:lvlText w:val=""/>
-      <w:lvlJc w:val="left"/>
-    </w:lvl>
-    <w:lvl w:ilvl="4" w:tplc="AD2AB630">
-      <w:numFmt w:val="decimal"/>
-      <w:lvlText w:val=""/>
-      <w:lvlJc w:val="left"/>
-    </w:lvl>
-    <w:lvl w:ilvl="5" w:tplc="C722E668">
-      <w:numFmt w:val="decimal"/>
-      <w:lvlText w:val=""/>
-      <w:lvlJc w:val="left"/>
-    </w:lvl>
-    <w:lvl w:ilvl="6" w:tplc="BD9CA4B0">
-      <w:numFmt w:val="decimal"/>
-      <w:lvlText w:val=""/>
-      <w:lvlJc w:val="left"/>
-    </w:lvl>
-    <w:lvl w:ilvl="7" w:tplc="A7B208DE">
-      <w:numFmt w:val="decimal"/>
-      <w:lvlText w:val=""/>
-      <w:lvlJc w:val="left"/>
-    </w:lvl>
-    <w:lvl w:ilvl="8" w:tplc="67583110">
-      <w:numFmt w:val="decimal"/>
-      <w:lvlText w:val=""/>
-      <w:lvlJc w:val="left"/>
-    </w:lvl>
-  </w:abstractNum>
-  <w:num w:numId="1" w16cid:durableId="753933717">
+  <w:num w:numId="1" w16cid:durableId="957875415">
     <w:abstractNumId w:val="0"/>
     <w:lvlOverride w:ilvl="0">
       <w:startOverride w:val="1"/>
     </w:lvlOverride>
   </w:num>
-  <w:num w:numId="2" w16cid:durableId="915166629">
-    <w:abstractNumId w:val="1"/>
+  <w:num w:numId="2" w16cid:durableId="379287083">
+    <w:abstractNumId w:val="2"/>
     <w:lvlOverride w:ilvl="0">
       <w:startOverride w:val="1"/>
     </w:lvlOverride>
   </w:num>
-  <w:num w:numId="3" w16cid:durableId="640186890">
-    <w:abstractNumId w:val="2"/>
+  <w:num w:numId="3" w16cid:durableId="1021518770">
+    <w:abstractNumId w:val="1"/>
     <w:lvlOverride w:ilvl="0">
       <w:startOverride w:val="1"/>
     </w:lvlOverride>
@@ -8151,7 +8151,7 @@
     <w:autoRedefine/>
     <w:uiPriority w:val="39"/>
     <w:unhideWhenUsed/>
-    <w:rsid w:val="00D221BB"/>
+    <w:rsid w:val="009D3674"/>
     <w:pPr>
       <w:spacing w:after="100"/>
     </w:pPr>

--- a/public/documentos/GOB-01-caso-de-negocio-y-plan-de-gestion-de-beneficios.docx
+++ b/public/documentos/GOB-01-caso-de-negocio-y-plan-de-gestion-de-beneficios.docx
@@ -52,7 +52,7 @@
                 <w:noProof/>
               </w:rPr>
               <w:drawing>
-                <wp:inline distT="0" distB="0" distL="0" distR="0" wp14:anchorId="6F28D85C" wp14:editId="0D013F74">
+                <wp:inline distT="0" distB="0" distL="0" distR="0" wp14:anchorId="001F1CBD" wp14:editId="449E2818">
                   <wp:extent cx="990600" cy="990600"/>
                   <wp:effectExtent l="0" t="0" r="0" b="0"/>
                   <wp:docPr id="1" name="Imagen 1"/>
@@ -171,10 +171,10 @@
                 <w:noProof/>
               </w:rPr>
               <w:drawing>
-                <wp:inline distT="0" distB="0" distL="0" distR="0" wp14:anchorId="03EC0CB3" wp14:editId="11AFF46A">
+                <wp:inline distT="0" distB="0" distL="0" distR="0" wp14:anchorId="02750BB9" wp14:editId="5F4F6264">
                   <wp:extent cx="800100" cy="800100"/>
                   <wp:effectExtent l="0" t="0" r="0" b="0"/>
-                  <wp:docPr id="671472404" name="Imagen 671472404"/>
+                  <wp:docPr id="1535154239" name="Imagen 1535154239"/>
                   <wp:cNvGraphicFramePr>
                     <a:graphicFrameLocks xmlns:a="http://schemas.openxmlformats.org/drawingml/2006/main" noChangeAspect="1"/>
                   </wp:cNvGraphicFramePr>
@@ -2585,7 +2585,7 @@
     <w:sdt>
       <w:sdtPr>
         <w:alias w:val="Contenido"/>
-        <w:id w:val="1643232650"/>
+        <w:id w:val="1298495936"/>
       </w:sdtPr>
       <w:sdtEndPr/>
       <w:sdtContent>
@@ -2611,7 +2611,7 @@
           <w:r>
             <w:fldChar w:fldCharType="separate"/>
           </w:r>
-          <w:hyperlink w:anchor="_Toc242538569" w:history="1">
+          <w:hyperlink w:anchor="_Toc242540143" w:history="1">
             <w:r>
               <w:rPr>
                 <w:rStyle w:val="Hipervnculo"/>
@@ -2635,7 +2635,7 @@
               <w:rPr>
                 <w:noProof/>
               </w:rPr>
-              <w:instrText xml:space="preserve"> PAGEREF _Toc242538569 \h </w:instrText>
+              <w:instrText xml:space="preserve"> PAGEREF _Toc242540143 \h </w:instrText>
             </w:r>
             <w:r>
               <w:rPr>
@@ -2675,7 +2675,7 @@
               <w14:ligatures w14:val="standardContextual"/>
             </w:rPr>
           </w:pPr>
-          <w:hyperlink w:anchor="_Toc242538570" w:history="1">
+          <w:hyperlink w:anchor="_Toc242540144" w:history="1">
             <w:r>
               <w:rPr>
                 <w:rStyle w:val="Hipervnculo"/>
@@ -2699,7 +2699,7 @@
               <w:rPr>
                 <w:noProof/>
               </w:rPr>
-              <w:instrText xml:space="preserve"> PAGEREF _Toc242538570 \h </w:instrText>
+              <w:instrText xml:space="preserve"> PAGEREF _Toc242540144 \h </w:instrText>
             </w:r>
             <w:r>
               <w:rPr>
@@ -2739,7 +2739,7 @@
               <w14:ligatures w14:val="standardContextual"/>
             </w:rPr>
           </w:pPr>
-          <w:hyperlink w:anchor="_Toc242538571" w:history="1">
+          <w:hyperlink w:anchor="_Toc242540145" w:history="1">
             <w:r>
               <w:rPr>
                 <w:rStyle w:val="Hipervnculo"/>
@@ -2763,7 +2763,7 @@
               <w:rPr>
                 <w:noProof/>
               </w:rPr>
-              <w:instrText xml:space="preserve"> PAGEREF _Toc242538571 \h </w:instrText>
+              <w:instrText xml:space="preserve"> PAGEREF _Toc242540145 \h </w:instrText>
             </w:r>
             <w:r>
               <w:rPr>
@@ -2803,7 +2803,7 @@
               <w14:ligatures w14:val="standardContextual"/>
             </w:rPr>
           </w:pPr>
-          <w:hyperlink w:anchor="_Toc242538572" w:history="1">
+          <w:hyperlink w:anchor="_Toc242540146" w:history="1">
             <w:r>
               <w:rPr>
                 <w:rStyle w:val="Hipervnculo"/>
@@ -2827,7 +2827,7 @@
               <w:rPr>
                 <w:noProof/>
               </w:rPr>
-              <w:instrText xml:space="preserve"> PAGEREF _Toc242538572 \h </w:instrText>
+              <w:instrText xml:space="preserve"> PAGEREF _Toc242540146 \h </w:instrText>
             </w:r>
             <w:r>
               <w:rPr>
@@ -2867,7 +2867,7 @@
               <w14:ligatures w14:val="standardContextual"/>
             </w:rPr>
           </w:pPr>
-          <w:hyperlink w:anchor="_Toc242538573" w:history="1">
+          <w:hyperlink w:anchor="_Toc242540147" w:history="1">
             <w:r>
               <w:rPr>
                 <w:rStyle w:val="Hipervnculo"/>
@@ -2891,7 +2891,7 @@
               <w:rPr>
                 <w:noProof/>
               </w:rPr>
-              <w:instrText xml:space="preserve"> PAGEREF _Toc242538573 \h </w:instrText>
+              <w:instrText xml:space="preserve"> PAGEREF _Toc242540147 \h </w:instrText>
             </w:r>
             <w:r>
               <w:rPr>
@@ -2931,7 +2931,7 @@
               <w14:ligatures w14:val="standardContextual"/>
             </w:rPr>
           </w:pPr>
-          <w:hyperlink w:anchor="_Toc242538574" w:history="1">
+          <w:hyperlink w:anchor="_Toc242540148" w:history="1">
             <w:r>
               <w:rPr>
                 <w:rStyle w:val="Hipervnculo"/>
@@ -2955,7 +2955,7 @@
               <w:rPr>
                 <w:noProof/>
               </w:rPr>
-              <w:instrText xml:space="preserve"> PAGEREF _Toc242538574 \h </w:instrText>
+              <w:instrText xml:space="preserve"> PAGEREF _Toc242540148 \h </w:instrText>
             </w:r>
             <w:r>
               <w:rPr>
@@ -2995,7 +2995,7 @@
               <w14:ligatures w14:val="standardContextual"/>
             </w:rPr>
           </w:pPr>
-          <w:hyperlink w:anchor="_Toc242538575" w:history="1">
+          <w:hyperlink w:anchor="_Toc242540149" w:history="1">
             <w:r>
               <w:rPr>
                 <w:rStyle w:val="Hipervnculo"/>
@@ -3019,7 +3019,7 @@
               <w:rPr>
                 <w:noProof/>
               </w:rPr>
-              <w:instrText xml:space="preserve"> PAGEREF _Toc242538575 \h </w:instrText>
+              <w:instrText xml:space="preserve"> PAGEREF _Toc242540149 \h </w:instrText>
             </w:r>
             <w:r>
               <w:rPr>
@@ -3069,7 +3069,7 @@
       <w:pPr>
         <w:pStyle w:val="Ttulo1"/>
       </w:pPr>
-      <w:bookmarkStart w:id="0" w:name="_Toc242538569"/>
+      <w:bookmarkStart w:id="0" w:name="_Toc242540143"/>
       <w:r>
         <w:lastRenderedPageBreak/>
         <w:t>1. Necesidad del negocio</w:t>
@@ -3683,7 +3683,7 @@
       <w:pPr>
         <w:pStyle w:val="Ttulo1"/>
       </w:pPr>
-      <w:bookmarkStart w:id="1" w:name="_Toc242538570"/>
+      <w:bookmarkStart w:id="1" w:name="_Toc242540144"/>
       <w:r>
         <w:t>2. Alineación con los objetivos de la institución</w:t>
       </w:r>
@@ -3777,7 +3777,7 @@
       <w:pPr>
         <w:pStyle w:val="Ttulo1"/>
       </w:pPr>
-      <w:bookmarkStart w:id="2" w:name="_Toc242538571"/>
+      <w:bookmarkStart w:id="2" w:name="_Toc242540145"/>
       <w:r>
         <w:lastRenderedPageBreak/>
         <w:t>3. Opciones evaluadas</w:t>
@@ -4426,7 +4426,7 @@
       <w:pPr>
         <w:pStyle w:val="Ttulo1"/>
       </w:pPr>
-      <w:bookmarkStart w:id="3" w:name="_Toc242538572"/>
+      <w:bookmarkStart w:id="3" w:name="_Toc242540146"/>
       <w:r>
         <w:t>4. Beneficios esperados y plan de gestión de beneficios</w:t>
       </w:r>
@@ -5845,7 +5845,7 @@
       <w:pPr>
         <w:pStyle w:val="Ttulo1"/>
       </w:pPr>
-      <w:bookmarkStart w:id="4" w:name="_Toc242538573"/>
+      <w:bookmarkStart w:id="4" w:name="_Toc242540147"/>
       <w:r>
         <w:t>5. Costos e inversión</w:t>
       </w:r>
@@ -6367,7 +6367,7 @@
       <w:pPr>
         <w:pStyle w:val="Ttulo1"/>
       </w:pPr>
-      <w:bookmarkStart w:id="5" w:name="_Toc242538574"/>
+      <w:bookmarkStart w:id="5" w:name="_Toc242540148"/>
       <w:r>
         <w:t>6. Riesgos principales para el negocio</w:t>
       </w:r>
@@ -6904,7 +6904,7 @@
       <w:pPr>
         <w:pStyle w:val="Ttulo1"/>
       </w:pPr>
-      <w:bookmarkStart w:id="6" w:name="_Toc242538575"/>
+      <w:bookmarkStart w:id="6" w:name="_Toc242540149"/>
       <w:r>
         <w:t>7. Recomendación</w:t>
       </w:r>
@@ -7352,10 +7352,10 @@
 <file path=word/numbering.xml><?xml version="1.0" encoding="utf-8"?>
 <w:numbering xmlns:wpc="http://schemas.microsoft.com/office/word/2010/wordprocessingCanvas" xmlns:cx="http://schemas.microsoft.com/office/drawing/2014/chartex" xmlns:cx1="http://schemas.microsoft.com/office/drawing/2015/9/8/chartex" xmlns:cx2="http://schemas.microsoft.com/office/drawing/2015/10/21/chartex" xmlns:cx3="http://schemas.microsoft.com/office/drawing/2016/5/9/chartex" xmlns:cx4="http://schemas.microsoft.com/office/drawing/2016/5/10/chartex" xmlns:cx5="http://schemas.microsoft.com/office/drawing/2016/5/11/chartex" xmlns:cx6="http://schemas.microsoft.com/office/drawing/2016/5/12/chartex" xmlns:cx7="http://schemas.microsoft.com/office/drawing/2016/5/13/chartex" xmlns:cx8="http://schemas.microsoft.com/office/drawing/2016/5/14/chartex" xmlns:mc="http://schemas.openxmlformats.org/markup-compatibility/2006" xmlns:aink="http://schemas.microsoft.com/office/drawing/2016/ink" xmlns:am3d="http://schemas.microsoft.com/office/drawing/2017/model3d" xmlns:o="urn:schemas-microsoft-com:office:office" xmlns:oel="http://schemas.microsoft.com/office/2019/extlst" xmlns:r="http://schemas.openxmlformats.org/officeDocument/2006/relationships" xmlns:m="http://schemas.openxmlformats.org/officeDocument/2006/math" xmlns:v="urn:schemas-microsoft-com:vml" xmlns:wp14="http://schemas.microsoft.com/office/word/2010/wordprocessingDrawing" xmlns:wp="http://schemas.openxmlformats.org/drawingml/2006/wordprocessingDrawing" xmlns:w10="urn:schemas-microsoft-com:office:word" xmlns:w="http://schemas.openxmlformats.org/wordprocessingml/2006/main" xmlns:w14="http://schemas.microsoft.com/office/word/2010/wordml" xmlns:w15="http://schemas.microsoft.com/office/word/2012/wordml" xmlns:w16cex="http://schemas.microsoft.com/office/word/2018/wordml/cex" xmlns:w16cid="http://schemas.microsoft.com/office/word/2016/wordml/cid" xmlns:w16="http://schemas.microsoft.com/office/word/2018/wordml" xmlns:w16du="http://schemas.microsoft.com/office/word/2023/wordml/word16du" xmlns:w16sdtdh="http://schemas.microsoft.com/office/word/2020/wordml/sdtdatahash" xmlns:w16sdtfl="http://schemas.microsoft.com/office/word/2024/wordml/sdtformatlock" xmlns:w16se="http://schemas.microsoft.com/office/word/2015/wordml/symex" xmlns:wpg="http://schemas.microsoft.com/office/word/2010/wordprocessingGroup" xmlns:wpi="http://schemas.microsoft.com/office/word/2010/wordprocessingInk" xmlns:wne="http://schemas.microsoft.com/office/word/2006/wordml" xmlns:wps="http://schemas.microsoft.com/office/word/2010/wordprocessingShape" mc:Ignorable="w14 w15 w16se w16cid w16 w16cex w16sdtdh w16sdtfl w16du wp14">
   <w:abstractNum w:abstractNumId="0" w15:restartNumberingAfterBreak="0">
-    <w:nsid w:val="360816DD"/>
+    <w:nsid w:val="1EE91205"/>
     <w:multiLevelType w:val="hybridMultilevel"/>
-    <w:tmpl w:val="85A6AB8E"/>
-    <w:lvl w:ilvl="0" w:tplc="F7040532">
+    <w:tmpl w:val="FDAEAB76"/>
+    <w:lvl w:ilvl="0" w:tplc="3D18403C">
       <w:start w:val="1"/>
       <w:numFmt w:val="bullet"/>
       <w:lvlText w:val="●"/>
@@ -7364,7 +7364,7 @@
         <w:ind w:left="720" w:hanging="360"/>
       </w:pPr>
     </w:lvl>
-    <w:lvl w:ilvl="1" w:tplc="CA0232E4">
+    <w:lvl w:ilvl="1" w:tplc="C1128BFA">
       <w:start w:val="1"/>
       <w:numFmt w:val="bullet"/>
       <w:lvlText w:val="○"/>
@@ -7373,7 +7373,7 @@
         <w:ind w:left="1440" w:hanging="360"/>
       </w:pPr>
     </w:lvl>
-    <w:lvl w:ilvl="2" w:tplc="A3C8BBF0">
+    <w:lvl w:ilvl="2" w:tplc="9BDAA1DE">
       <w:start w:val="1"/>
       <w:numFmt w:val="bullet"/>
       <w:lvlText w:val="■"/>
@@ -7382,7 +7382,7 @@
         <w:ind w:left="2160" w:hanging="360"/>
       </w:pPr>
     </w:lvl>
-    <w:lvl w:ilvl="3" w:tplc="7520DBB8">
+    <w:lvl w:ilvl="3" w:tplc="2F3A0934">
       <w:start w:val="1"/>
       <w:numFmt w:val="bullet"/>
       <w:lvlText w:val="●"/>
@@ -7391,7 +7391,7 @@
         <w:ind w:left="2880" w:hanging="360"/>
       </w:pPr>
     </w:lvl>
-    <w:lvl w:ilvl="4" w:tplc="A04C007C">
+    <w:lvl w:ilvl="4" w:tplc="7E24A6F8">
       <w:start w:val="1"/>
       <w:numFmt w:val="bullet"/>
       <w:lvlText w:val="○"/>
@@ -7400,7 +7400,7 @@
         <w:ind w:left="3600" w:hanging="360"/>
       </w:pPr>
     </w:lvl>
-    <w:lvl w:ilvl="5" w:tplc="1444DEB2">
+    <w:lvl w:ilvl="5" w:tplc="ECAE5342">
       <w:start w:val="1"/>
       <w:numFmt w:val="bullet"/>
       <w:lvlText w:val="■"/>
@@ -7409,7 +7409,7 @@
         <w:ind w:left="4320" w:hanging="360"/>
       </w:pPr>
     </w:lvl>
-    <w:lvl w:ilvl="6" w:tplc="D3F860AC">
+    <w:lvl w:ilvl="6" w:tplc="6F047E8C">
       <w:start w:val="1"/>
       <w:numFmt w:val="bullet"/>
       <w:lvlText w:val="●"/>
@@ -7418,7 +7418,7 @@
         <w:ind w:left="5040" w:hanging="360"/>
       </w:pPr>
     </w:lvl>
-    <w:lvl w:ilvl="7" w:tplc="11265694">
+    <w:lvl w:ilvl="7" w:tplc="2BF821C2">
       <w:start w:val="1"/>
       <w:numFmt w:val="bullet"/>
       <w:lvlText w:val="●"/>
@@ -7427,7 +7427,7 @@
         <w:ind w:left="5760" w:hanging="360"/>
       </w:pPr>
     </w:lvl>
-    <w:lvl w:ilvl="8" w:tplc="C94CEC20">
+    <w:lvl w:ilvl="8" w:tplc="7BD2A75E">
       <w:start w:val="1"/>
       <w:numFmt w:val="bullet"/>
       <w:lvlText w:val="●"/>
@@ -7438,10 +7438,64 @@
     </w:lvl>
   </w:abstractNum>
   <w:abstractNum w:abstractNumId="1" w15:restartNumberingAfterBreak="0">
-    <w:nsid w:val="469A436C"/>
+    <w:nsid w:val="63405C00"/>
     <w:multiLevelType w:val="hybridMultilevel"/>
-    <w:tmpl w:val="9A926A5C"/>
-    <w:lvl w:ilvl="0" w:tplc="B66CDA90">
+    <w:tmpl w:val="655CDD24"/>
+    <w:lvl w:ilvl="0" w:tplc="67EE8DE6">
+      <w:start w:val="1"/>
+      <w:numFmt w:val="bullet"/>
+      <w:lvlText w:val="•"/>
+      <w:lvlJc w:val="left"/>
+      <w:pPr>
+        <w:ind w:left="560" w:hanging="280"/>
+      </w:pPr>
+    </w:lvl>
+    <w:lvl w:ilvl="1" w:tplc="54CECF4E">
+      <w:numFmt w:val="decimal"/>
+      <w:lvlText w:val=""/>
+      <w:lvlJc w:val="left"/>
+    </w:lvl>
+    <w:lvl w:ilvl="2" w:tplc="76040052">
+      <w:numFmt w:val="decimal"/>
+      <w:lvlText w:val=""/>
+      <w:lvlJc w:val="left"/>
+    </w:lvl>
+    <w:lvl w:ilvl="3" w:tplc="862484DA">
+      <w:numFmt w:val="decimal"/>
+      <w:lvlText w:val=""/>
+      <w:lvlJc w:val="left"/>
+    </w:lvl>
+    <w:lvl w:ilvl="4" w:tplc="0344B602">
+      <w:numFmt w:val="decimal"/>
+      <w:lvlText w:val=""/>
+      <w:lvlJc w:val="left"/>
+    </w:lvl>
+    <w:lvl w:ilvl="5" w:tplc="1160DABE">
+      <w:numFmt w:val="decimal"/>
+      <w:lvlText w:val=""/>
+      <w:lvlJc w:val="left"/>
+    </w:lvl>
+    <w:lvl w:ilvl="6" w:tplc="37948CB2">
+      <w:numFmt w:val="decimal"/>
+      <w:lvlText w:val=""/>
+      <w:lvlJc w:val="left"/>
+    </w:lvl>
+    <w:lvl w:ilvl="7" w:tplc="2F6229DE">
+      <w:numFmt w:val="decimal"/>
+      <w:lvlText w:val=""/>
+      <w:lvlJc w:val="left"/>
+    </w:lvl>
+    <w:lvl w:ilvl="8" w:tplc="B8B0B4E4">
+      <w:numFmt w:val="decimal"/>
+      <w:lvlText w:val=""/>
+      <w:lvlJc w:val="left"/>
+    </w:lvl>
+  </w:abstractNum>
+  <w:abstractNum w:abstractNumId="2" w15:restartNumberingAfterBreak="0">
+    <w:nsid w:val="671B490D"/>
+    <w:multiLevelType w:val="hybridMultilevel"/>
+    <w:tmpl w:val="77F6BB7A"/>
+    <w:lvl w:ilvl="0" w:tplc="E15631D6">
       <w:start w:val="1"/>
       <w:numFmt w:val="decimal"/>
       <w:lvlText w:val="%1."/>
@@ -7450,115 +7504,61 @@
         <w:ind w:left="560" w:hanging="340"/>
       </w:pPr>
     </w:lvl>
-    <w:lvl w:ilvl="1" w:tplc="7430D2F0">
+    <w:lvl w:ilvl="1" w:tplc="41E20EB4">
       <w:numFmt w:val="decimal"/>
       <w:lvlText w:val=""/>
       <w:lvlJc w:val="left"/>
     </w:lvl>
-    <w:lvl w:ilvl="2" w:tplc="CF50C6EE">
+    <w:lvl w:ilvl="2" w:tplc="63E84522">
       <w:numFmt w:val="decimal"/>
       <w:lvlText w:val=""/>
       <w:lvlJc w:val="left"/>
     </w:lvl>
-    <w:lvl w:ilvl="3" w:tplc="567C3944">
+    <w:lvl w:ilvl="3" w:tplc="805E0BBE">
       <w:numFmt w:val="decimal"/>
       <w:lvlText w:val=""/>
       <w:lvlJc w:val="left"/>
     </w:lvl>
-    <w:lvl w:ilvl="4" w:tplc="45260E34">
+    <w:lvl w:ilvl="4" w:tplc="C66235C2">
       <w:numFmt w:val="decimal"/>
       <w:lvlText w:val=""/>
       <w:lvlJc w:val="left"/>
     </w:lvl>
-    <w:lvl w:ilvl="5" w:tplc="53B6EAD8">
+    <w:lvl w:ilvl="5" w:tplc="BEA0AF38">
       <w:numFmt w:val="decimal"/>
       <w:lvlText w:val=""/>
       <w:lvlJc w:val="left"/>
     </w:lvl>
-    <w:lvl w:ilvl="6" w:tplc="DEC019D6">
+    <w:lvl w:ilvl="6" w:tplc="AAB44C10">
       <w:numFmt w:val="decimal"/>
       <w:lvlText w:val=""/>
       <w:lvlJc w:val="left"/>
     </w:lvl>
-    <w:lvl w:ilvl="7" w:tplc="88768A04">
+    <w:lvl w:ilvl="7" w:tplc="6D0A7B28">
       <w:numFmt w:val="decimal"/>
       <w:lvlText w:val=""/>
       <w:lvlJc w:val="left"/>
     </w:lvl>
-    <w:lvl w:ilvl="8" w:tplc="65365B70">
+    <w:lvl w:ilvl="8" w:tplc="114E5C64">
       <w:numFmt w:val="decimal"/>
       <w:lvlText w:val=""/>
       <w:lvlJc w:val="left"/>
     </w:lvl>
   </w:abstractNum>
-  <w:abstractNum w:abstractNumId="2" w15:restartNumberingAfterBreak="0">
-    <w:nsid w:val="754A7C1D"/>
-    <w:multiLevelType w:val="hybridMultilevel"/>
-    <w:tmpl w:val="70C0D31E"/>
-    <w:lvl w:ilvl="0" w:tplc="A5A2D5D0">
-      <w:start w:val="1"/>
-      <w:numFmt w:val="bullet"/>
-      <w:lvlText w:val="•"/>
-      <w:lvlJc w:val="left"/>
-      <w:pPr>
-        <w:ind w:left="560" w:hanging="280"/>
-      </w:pPr>
-    </w:lvl>
-    <w:lvl w:ilvl="1" w:tplc="40E85864">
-      <w:numFmt w:val="decimal"/>
-      <w:lvlText w:val=""/>
-      <w:lvlJc w:val="left"/>
-    </w:lvl>
-    <w:lvl w:ilvl="2" w:tplc="86DE9AB2">
-      <w:numFmt w:val="decimal"/>
-      <w:lvlText w:val=""/>
-      <w:lvlJc w:val="left"/>
-    </w:lvl>
-    <w:lvl w:ilvl="3" w:tplc="30AA7860">
-      <w:numFmt w:val="decimal"/>
-      <w:lvlText w:val=""/>
-      <w:lvlJc w:val="left"/>
-    </w:lvl>
-    <w:lvl w:ilvl="4" w:tplc="600E7DF6">
-      <w:numFmt w:val="decimal"/>
-      <w:lvlText w:val=""/>
-      <w:lvlJc w:val="left"/>
-    </w:lvl>
-    <w:lvl w:ilvl="5" w:tplc="ABE039C2">
-      <w:numFmt w:val="decimal"/>
-      <w:lvlText w:val=""/>
-      <w:lvlJc w:val="left"/>
-    </w:lvl>
-    <w:lvl w:ilvl="6" w:tplc="3904B79E">
-      <w:numFmt w:val="decimal"/>
-      <w:lvlText w:val=""/>
-      <w:lvlJc w:val="left"/>
-    </w:lvl>
-    <w:lvl w:ilvl="7" w:tplc="BBD6B604">
-      <w:numFmt w:val="decimal"/>
-      <w:lvlText w:val=""/>
-      <w:lvlJc w:val="left"/>
-    </w:lvl>
-    <w:lvl w:ilvl="8" w:tplc="469E9348">
-      <w:numFmt w:val="decimal"/>
-      <w:lvlText w:val=""/>
-      <w:lvlJc w:val="left"/>
-    </w:lvl>
-  </w:abstractNum>
-  <w:num w:numId="1" w16cid:durableId="957875415">
+  <w:num w:numId="1" w16cid:durableId="81264893">
     <w:abstractNumId w:val="0"/>
     <w:lvlOverride w:ilvl="0">
       <w:startOverride w:val="1"/>
     </w:lvlOverride>
   </w:num>
-  <w:num w:numId="2" w16cid:durableId="379287083">
-    <w:abstractNumId w:val="2"/>
+  <w:num w:numId="2" w16cid:durableId="1705902501">
+    <w:abstractNumId w:val="1"/>
     <w:lvlOverride w:ilvl="0">
       <w:startOverride w:val="1"/>
     </w:lvlOverride>
   </w:num>
-  <w:num w:numId="3" w16cid:durableId="1021518770">
-    <w:abstractNumId w:val="1"/>
+  <w:num w:numId="3" w16cid:durableId="1916279962">
+    <w:abstractNumId w:val="2"/>
     <w:lvlOverride w:ilvl="0">
       <w:startOverride w:val="1"/>
     </w:lvlOverride>
@@ -8151,7 +8151,7 @@
     <w:autoRedefine/>
     <w:uiPriority w:val="39"/>
     <w:unhideWhenUsed/>
-    <w:rsid w:val="009D3674"/>
+    <w:rsid w:val="009C0A1C"/>
     <w:pPr>
       <w:spacing w:after="100"/>
     </w:pPr>

--- a/public/documentos/GOB-01-caso-de-negocio-y-plan-de-gestion-de-beneficios.docx
+++ b/public/documentos/GOB-01-caso-de-negocio-y-plan-de-gestion-de-beneficios.docx
@@ -18,7 +18,7 @@
           <w:left w:w="10" w:type="dxa"/>
           <w:right w:w="10" w:type="dxa"/>
         </w:tblCellMar>
-        <w:tblLook w:val="04A0" w:firstRow="1" w:lastRow="0" w:firstColumn="1" w:lastColumn="0" w:noHBand="0" w:noVBand="1"/>
+        <w:tblLook w:val="0000" w:firstRow="0" w:lastRow="0" w:firstColumn="0" w:lastColumn="0" w:noHBand="0" w:noVBand="0"/>
       </w:tblPr>
       <w:tblGrid>
         <w:gridCol w:w="1757"/>
@@ -52,7 +52,7 @@
                 <w:noProof/>
               </w:rPr>
               <w:drawing>
-                <wp:inline distT="0" distB="0" distL="0" distR="0" wp14:anchorId="001F1CBD" wp14:editId="449E2818">
+                <wp:inline distT="0" distB="0" distL="0" distR="0" wp14:anchorId="442FFF83" wp14:editId="006A15BE">
                   <wp:extent cx="990600" cy="990600"/>
                   <wp:effectExtent l="0" t="0" r="0" b="0"/>
                   <wp:docPr id="1" name="Imagen 1"/>
@@ -171,10 +171,10 @@
                 <w:noProof/>
               </w:rPr>
               <w:drawing>
-                <wp:inline distT="0" distB="0" distL="0" distR="0" wp14:anchorId="02750BB9" wp14:editId="5F4F6264">
+                <wp:inline distT="0" distB="0" distL="0" distR="0" wp14:anchorId="00D0C2A4" wp14:editId="63C7ABEC">
                   <wp:extent cx="800100" cy="800100"/>
                   <wp:effectExtent l="0" t="0" r="0" b="0"/>
-                  <wp:docPr id="1535154239" name="Imagen 1535154239"/>
+                  <wp:docPr id="1609128282" name="Imagen 1609128282"/>
                   <wp:cNvGraphicFramePr>
                     <a:graphicFrameLocks xmlns:a="http://schemas.openxmlformats.org/drawingml/2006/main" noChangeAspect="1"/>
                   </wp:cNvGraphicFramePr>
@@ -308,7 +308,7 @@
           <w:left w:w="10" w:type="dxa"/>
           <w:right w:w="10" w:type="dxa"/>
         </w:tblCellMar>
-        <w:tblLook w:val="04A0" w:firstRow="1" w:lastRow="0" w:firstColumn="1" w:lastColumn="0" w:noHBand="0" w:noVBand="1"/>
+        <w:tblLook w:val="0000" w:firstRow="0" w:lastRow="0" w:firstColumn="0" w:lastColumn="0" w:noHBand="0" w:noVBand="0"/>
       </w:tblPr>
       <w:tblGrid>
         <w:gridCol w:w="2636"/>
@@ -786,7 +786,7 @@
           <w:left w:w="10" w:type="dxa"/>
           <w:right w:w="10" w:type="dxa"/>
         </w:tblCellMar>
-        <w:tblLook w:val="04A0" w:firstRow="1" w:lastRow="0" w:firstColumn="1" w:lastColumn="0" w:noHBand="0" w:noVBand="1"/>
+        <w:tblLook w:val="0000" w:firstRow="0" w:lastRow="0" w:firstColumn="0" w:lastColumn="0" w:noHBand="0" w:noVBand="0"/>
       </w:tblPr>
       <w:tblGrid>
         <w:gridCol w:w="4042"/>
@@ -1399,7 +1399,7 @@
           <w:left w:w="10" w:type="dxa"/>
           <w:right w:w="10" w:type="dxa"/>
         </w:tblCellMar>
-        <w:tblLook w:val="04A0" w:firstRow="1" w:lastRow="0" w:firstColumn="1" w:lastColumn="0" w:noHBand="0" w:noVBand="1"/>
+        <w:tblLook w:val="0000" w:firstRow="0" w:lastRow="0" w:firstColumn="0" w:lastColumn="0" w:noHBand="0" w:noVBand="0"/>
       </w:tblPr>
       <w:tblGrid>
         <w:gridCol w:w="2636"/>
@@ -1817,7 +1817,7 @@
           <w:left w:w="10" w:type="dxa"/>
           <w:right w:w="10" w:type="dxa"/>
         </w:tblCellMar>
-        <w:tblLook w:val="04A0" w:firstRow="1" w:lastRow="0" w:firstColumn="1" w:lastColumn="0" w:noHBand="0" w:noVBand="1"/>
+        <w:tblLook w:val="0000" w:firstRow="0" w:lastRow="0" w:firstColumn="0" w:lastColumn="0" w:noHBand="0" w:noVBand="0"/>
       </w:tblPr>
       <w:tblGrid>
         <w:gridCol w:w="1054"/>
@@ -2158,7 +2158,7 @@
           <w:left w:w="10" w:type="dxa"/>
           <w:right w:w="10" w:type="dxa"/>
         </w:tblCellMar>
-        <w:tblLook w:val="04A0" w:firstRow="1" w:lastRow="0" w:firstColumn="1" w:lastColumn="0" w:noHBand="0" w:noVBand="1"/>
+        <w:tblLook w:val="0000" w:firstRow="0" w:lastRow="0" w:firstColumn="0" w:lastColumn="0" w:noHBand="0" w:noVBand="0"/>
       </w:tblPr>
       <w:tblGrid>
         <w:gridCol w:w="2636"/>
@@ -2498,7 +2498,7 @@
           <w:left w:w="10" w:type="dxa"/>
           <w:right w:w="10" w:type="dxa"/>
         </w:tblCellMar>
-        <w:tblLook w:val="04A0" w:firstRow="1" w:lastRow="0" w:firstColumn="1" w:lastColumn="0" w:noHBand="0" w:noVBand="1"/>
+        <w:tblLook w:val="0000" w:firstRow="0" w:lastRow="0" w:firstColumn="0" w:lastColumn="0" w:noHBand="0" w:noVBand="0"/>
       </w:tblPr>
       <w:tblGrid>
         <w:gridCol w:w="8787"/>
@@ -2585,7 +2585,7 @@
     <w:sdt>
       <w:sdtPr>
         <w:alias w:val="Contenido"/>
-        <w:id w:val="1298495936"/>
+        <w:id w:val="-2114586852"/>
       </w:sdtPr>
       <w:sdtEndPr/>
       <w:sdtContent>
@@ -2611,7 +2611,7 @@
           <w:r>
             <w:fldChar w:fldCharType="separate"/>
           </w:r>
-          <w:hyperlink w:anchor="_Toc242540143" w:history="1">
+          <w:hyperlink w:anchor="_Toc242543223" w:history="1">
             <w:r>
               <w:rPr>
                 <w:rStyle w:val="Hipervnculo"/>
@@ -2635,7 +2635,7 @@
               <w:rPr>
                 <w:noProof/>
               </w:rPr>
-              <w:instrText xml:space="preserve"> PAGEREF _Toc242540143 \h </w:instrText>
+              <w:instrText xml:space="preserve"> PAGEREF _Toc242543223 \h </w:instrText>
             </w:r>
             <w:r>
               <w:rPr>
@@ -2675,7 +2675,7 @@
               <w14:ligatures w14:val="standardContextual"/>
             </w:rPr>
           </w:pPr>
-          <w:hyperlink w:anchor="_Toc242540144" w:history="1">
+          <w:hyperlink w:anchor="_Toc242543224" w:history="1">
             <w:r>
               <w:rPr>
                 <w:rStyle w:val="Hipervnculo"/>
@@ -2699,7 +2699,7 @@
               <w:rPr>
                 <w:noProof/>
               </w:rPr>
-              <w:instrText xml:space="preserve"> PAGEREF _Toc242540144 \h </w:instrText>
+              <w:instrText xml:space="preserve"> PAGEREF _Toc242543224 \h </w:instrText>
             </w:r>
             <w:r>
               <w:rPr>
@@ -2739,7 +2739,7 @@
               <w14:ligatures w14:val="standardContextual"/>
             </w:rPr>
           </w:pPr>
-          <w:hyperlink w:anchor="_Toc242540145" w:history="1">
+          <w:hyperlink w:anchor="_Toc242543225" w:history="1">
             <w:r>
               <w:rPr>
                 <w:rStyle w:val="Hipervnculo"/>
@@ -2763,7 +2763,7 @@
               <w:rPr>
                 <w:noProof/>
               </w:rPr>
-              <w:instrText xml:space="preserve"> PAGEREF _Toc242540145 \h </w:instrText>
+              <w:instrText xml:space="preserve"> PAGEREF _Toc242543225 \h </w:instrText>
             </w:r>
             <w:r>
               <w:rPr>
@@ -2803,7 +2803,7 @@
               <w14:ligatures w14:val="standardContextual"/>
             </w:rPr>
           </w:pPr>
-          <w:hyperlink w:anchor="_Toc242540146" w:history="1">
+          <w:hyperlink w:anchor="_Toc242543226" w:history="1">
             <w:r>
               <w:rPr>
                 <w:rStyle w:val="Hipervnculo"/>
@@ -2827,7 +2827,7 @@
               <w:rPr>
                 <w:noProof/>
               </w:rPr>
-              <w:instrText xml:space="preserve"> PAGEREF _Toc242540146 \h </w:instrText>
+              <w:instrText xml:space="preserve"> PAGEREF _Toc242543226 \h </w:instrText>
             </w:r>
             <w:r>
               <w:rPr>
@@ -2867,7 +2867,7 @@
               <w14:ligatures w14:val="standardContextual"/>
             </w:rPr>
           </w:pPr>
-          <w:hyperlink w:anchor="_Toc242540147" w:history="1">
+          <w:hyperlink w:anchor="_Toc242543227" w:history="1">
             <w:r>
               <w:rPr>
                 <w:rStyle w:val="Hipervnculo"/>
@@ -2891,7 +2891,7 @@
               <w:rPr>
                 <w:noProof/>
               </w:rPr>
-              <w:instrText xml:space="preserve"> PAGEREF _Toc242540147 \h </w:instrText>
+              <w:instrText xml:space="preserve"> PAGEREF _Toc242543227 \h </w:instrText>
             </w:r>
             <w:r>
               <w:rPr>
@@ -2931,7 +2931,7 @@
               <w14:ligatures w14:val="standardContextual"/>
             </w:rPr>
           </w:pPr>
-          <w:hyperlink w:anchor="_Toc242540148" w:history="1">
+          <w:hyperlink w:anchor="_Toc242543228" w:history="1">
             <w:r>
               <w:rPr>
                 <w:rStyle w:val="Hipervnculo"/>
@@ -2955,7 +2955,7 @@
               <w:rPr>
                 <w:noProof/>
               </w:rPr>
-              <w:instrText xml:space="preserve"> PAGEREF _Toc242540148 \h </w:instrText>
+              <w:instrText xml:space="preserve"> PAGEREF _Toc242543228 \h </w:instrText>
             </w:r>
             <w:r>
               <w:rPr>
@@ -2995,7 +2995,7 @@
               <w14:ligatures w14:val="standardContextual"/>
             </w:rPr>
           </w:pPr>
-          <w:hyperlink w:anchor="_Toc242540149" w:history="1">
+          <w:hyperlink w:anchor="_Toc242543229" w:history="1">
             <w:r>
               <w:rPr>
                 <w:rStyle w:val="Hipervnculo"/>
@@ -3019,7 +3019,7 @@
               <w:rPr>
                 <w:noProof/>
               </w:rPr>
-              <w:instrText xml:space="preserve"> PAGEREF _Toc242540149 \h </w:instrText>
+              <w:instrText xml:space="preserve"> PAGEREF _Toc242543229 \h </w:instrText>
             </w:r>
             <w:r>
               <w:rPr>
@@ -3069,7 +3069,7 @@
       <w:pPr>
         <w:pStyle w:val="Ttulo1"/>
       </w:pPr>
-      <w:bookmarkStart w:id="0" w:name="_Toc242540143"/>
+      <w:bookmarkStart w:id="0" w:name="_Toc242543223"/>
       <w:r>
         <w:lastRenderedPageBreak/>
         <w:t>1. Necesidad del negocio</w:t>
@@ -3146,7 +3146,7 @@
           <w:left w:w="10" w:type="dxa"/>
           <w:right w:w="10" w:type="dxa"/>
         </w:tblCellMar>
-        <w:tblLook w:val="04A0" w:firstRow="1" w:lastRow="0" w:firstColumn="1" w:lastColumn="0" w:noHBand="0" w:noVBand="1"/>
+        <w:tblLook w:val="0000" w:firstRow="0" w:lastRow="0" w:firstColumn="0" w:lastColumn="0" w:noHBand="0" w:noVBand="0"/>
       </w:tblPr>
       <w:tblGrid>
         <w:gridCol w:w="2284"/>
@@ -3619,7 +3619,7 @@
           <w:left w:w="10" w:type="dxa"/>
           <w:right w:w="10" w:type="dxa"/>
         </w:tblCellMar>
-        <w:tblLook w:val="04A0" w:firstRow="1" w:lastRow="0" w:firstColumn="1" w:lastColumn="0" w:noHBand="0" w:noVBand="1"/>
+        <w:tblLook w:val="0000" w:firstRow="0" w:lastRow="0" w:firstColumn="0" w:lastColumn="0" w:noHBand="0" w:noVBand="0"/>
       </w:tblPr>
       <w:tblGrid>
         <w:gridCol w:w="8787"/>
@@ -3683,7 +3683,7 @@
       <w:pPr>
         <w:pStyle w:val="Ttulo1"/>
       </w:pPr>
-      <w:bookmarkStart w:id="1" w:name="_Toc242540144"/>
+      <w:bookmarkStart w:id="1" w:name="_Toc242543224"/>
       <w:r>
         <w:t>2. Alineación con los objetivos de la institución</w:t>
       </w:r>
@@ -3777,7 +3777,7 @@
       <w:pPr>
         <w:pStyle w:val="Ttulo1"/>
       </w:pPr>
-      <w:bookmarkStart w:id="2" w:name="_Toc242540145"/>
+      <w:bookmarkStart w:id="2" w:name="_Toc242543225"/>
       <w:r>
         <w:lastRenderedPageBreak/>
         <w:t>3. Opciones evaluadas</w:t>
@@ -3826,7 +3826,7 @@
           <w:left w:w="10" w:type="dxa"/>
           <w:right w:w="10" w:type="dxa"/>
         </w:tblCellMar>
-        <w:tblLook w:val="04A0" w:firstRow="1" w:lastRow="0" w:firstColumn="1" w:lastColumn="0" w:noHBand="0" w:noVBand="1"/>
+        <w:tblLook w:val="0000" w:firstRow="0" w:lastRow="0" w:firstColumn="0" w:lastColumn="0" w:noHBand="0" w:noVBand="0"/>
       </w:tblPr>
       <w:tblGrid>
         <w:gridCol w:w="2108"/>
@@ -4426,7 +4426,7 @@
       <w:pPr>
         <w:pStyle w:val="Ttulo1"/>
       </w:pPr>
-      <w:bookmarkStart w:id="3" w:name="_Toc242540146"/>
+      <w:bookmarkStart w:id="3" w:name="_Toc242543226"/>
       <w:r>
         <w:t>4. Beneficios esperados y plan de gestión de beneficios</w:t>
       </w:r>
@@ -4493,7 +4493,7 @@
           <w:left w:w="10" w:type="dxa"/>
           <w:right w:w="10" w:type="dxa"/>
         </w:tblCellMar>
-        <w:tblLook w:val="04A0" w:firstRow="1" w:lastRow="0" w:firstColumn="1" w:lastColumn="0" w:noHBand="0" w:noVBand="1"/>
+        <w:tblLook w:val="0000" w:firstRow="0" w:lastRow="0" w:firstColumn="0" w:lastColumn="0" w:noHBand="0" w:noVBand="0"/>
       </w:tblPr>
       <w:tblGrid>
         <w:gridCol w:w="1405"/>
@@ -5781,7 +5781,7 @@
           <w:left w:w="10" w:type="dxa"/>
           <w:right w:w="10" w:type="dxa"/>
         </w:tblCellMar>
-        <w:tblLook w:val="04A0" w:firstRow="1" w:lastRow="0" w:firstColumn="1" w:lastColumn="0" w:noHBand="0" w:noVBand="1"/>
+        <w:tblLook w:val="0000" w:firstRow="0" w:lastRow="0" w:firstColumn="0" w:lastColumn="0" w:noHBand="0" w:noVBand="0"/>
       </w:tblPr>
       <w:tblGrid>
         <w:gridCol w:w="8787"/>
@@ -5845,7 +5845,7 @@
       <w:pPr>
         <w:pStyle w:val="Ttulo1"/>
       </w:pPr>
-      <w:bookmarkStart w:id="4" w:name="_Toc242540147"/>
+      <w:bookmarkStart w:id="4" w:name="_Toc242543227"/>
       <w:r>
         <w:t>5. Costos e inversión</w:t>
       </w:r>
@@ -5867,7 +5867,7 @@
           <w:left w:w="10" w:type="dxa"/>
           <w:right w:w="10" w:type="dxa"/>
         </w:tblCellMar>
-        <w:tblLook w:val="04A0" w:firstRow="1" w:lastRow="0" w:firstColumn="1" w:lastColumn="0" w:noHBand="0" w:noVBand="1"/>
+        <w:tblLook w:val="0000" w:firstRow="0" w:lastRow="0" w:firstColumn="0" w:lastColumn="0" w:noHBand="0" w:noVBand="0"/>
       </w:tblPr>
       <w:tblGrid>
         <w:gridCol w:w="2636"/>
@@ -6303,7 +6303,7 @@
           <w:left w:w="10" w:type="dxa"/>
           <w:right w:w="10" w:type="dxa"/>
         </w:tblCellMar>
-        <w:tblLook w:val="04A0" w:firstRow="1" w:lastRow="0" w:firstColumn="1" w:lastColumn="0" w:noHBand="0" w:noVBand="1"/>
+        <w:tblLook w:val="0000" w:firstRow="0" w:lastRow="0" w:firstColumn="0" w:lastColumn="0" w:noHBand="0" w:noVBand="0"/>
       </w:tblPr>
       <w:tblGrid>
         <w:gridCol w:w="8787"/>
@@ -6367,7 +6367,7 @@
       <w:pPr>
         <w:pStyle w:val="Ttulo1"/>
       </w:pPr>
-      <w:bookmarkStart w:id="5" w:name="_Toc242540148"/>
+      <w:bookmarkStart w:id="5" w:name="_Toc242543228"/>
       <w:r>
         <w:t>6. Riesgos principales para el negocio</w:t>
       </w:r>
@@ -6415,7 +6415,7 @@
           <w:left w:w="10" w:type="dxa"/>
           <w:right w:w="10" w:type="dxa"/>
         </w:tblCellMar>
-        <w:tblLook w:val="04A0" w:firstRow="1" w:lastRow="0" w:firstColumn="1" w:lastColumn="0" w:noHBand="0" w:noVBand="1"/>
+        <w:tblLook w:val="0000" w:firstRow="0" w:lastRow="0" w:firstColumn="0" w:lastColumn="0" w:noHBand="0" w:noVBand="0"/>
       </w:tblPr>
       <w:tblGrid>
         <w:gridCol w:w="2987"/>
@@ -6904,7 +6904,7 @@
       <w:pPr>
         <w:pStyle w:val="Ttulo1"/>
       </w:pPr>
-      <w:bookmarkStart w:id="6" w:name="_Toc242540149"/>
+      <w:bookmarkStart w:id="6" w:name="_Toc242543229"/>
       <w:r>
         <w:t>7. Recomendación</w:t>
       </w:r>
@@ -7352,10 +7352,10 @@
 <file path=word/numbering.xml><?xml version="1.0" encoding="utf-8"?>
 <w:numbering xmlns:wpc="http://schemas.microsoft.com/office/word/2010/wordprocessingCanvas" xmlns:cx="http://schemas.microsoft.com/office/drawing/2014/chartex" xmlns:cx1="http://schemas.microsoft.com/office/drawing/2015/9/8/chartex" xmlns:cx2="http://schemas.microsoft.com/office/drawing/2015/10/21/chartex" xmlns:cx3="http://schemas.microsoft.com/office/drawing/2016/5/9/chartex" xmlns:cx4="http://schemas.microsoft.com/office/drawing/2016/5/10/chartex" xmlns:cx5="http://schemas.microsoft.com/office/drawing/2016/5/11/chartex" xmlns:cx6="http://schemas.microsoft.com/office/drawing/2016/5/12/chartex" xmlns:cx7="http://schemas.microsoft.com/office/drawing/2016/5/13/chartex" xmlns:cx8="http://schemas.microsoft.com/office/drawing/2016/5/14/chartex" xmlns:mc="http://schemas.openxmlformats.org/markup-compatibility/2006" xmlns:aink="http://schemas.microsoft.com/office/drawing/2016/ink" xmlns:am3d="http://schemas.microsoft.com/office/drawing/2017/model3d" xmlns:o="urn:schemas-microsoft-com:office:office" xmlns:oel="http://schemas.microsoft.com/office/2019/extlst" xmlns:r="http://schemas.openxmlformats.org/officeDocument/2006/relationships" xmlns:m="http://schemas.openxmlformats.org/officeDocument/2006/math" xmlns:v="urn:schemas-microsoft-com:vml" xmlns:wp14="http://schemas.microsoft.com/office/word/2010/wordprocessingDrawing" xmlns:wp="http://schemas.openxmlformats.org/drawingml/2006/wordprocessingDrawing" xmlns:w10="urn:schemas-microsoft-com:office:word" xmlns:w="http://schemas.openxmlformats.org/wordprocessingml/2006/main" xmlns:w14="http://schemas.microsoft.com/office/word/2010/wordml" xmlns:w15="http://schemas.microsoft.com/office/word/2012/wordml" xmlns:w16cex="http://schemas.microsoft.com/office/word/2018/wordml/cex" xmlns:w16cid="http://schemas.microsoft.com/office/word/2016/wordml/cid" xmlns:w16="http://schemas.microsoft.com/office/word/2018/wordml" xmlns:w16du="http://schemas.microsoft.com/office/word/2023/wordml/word16du" xmlns:w16sdtdh="http://schemas.microsoft.com/office/word/2020/wordml/sdtdatahash" xmlns:w16sdtfl="http://schemas.microsoft.com/office/word/2024/wordml/sdtformatlock" xmlns:w16se="http://schemas.microsoft.com/office/word/2015/wordml/symex" xmlns:wpg="http://schemas.microsoft.com/office/word/2010/wordprocessingGroup" xmlns:wpi="http://schemas.microsoft.com/office/word/2010/wordprocessingInk" xmlns:wne="http://schemas.microsoft.com/office/word/2006/wordml" xmlns:wps="http://schemas.microsoft.com/office/word/2010/wordprocessingShape" mc:Ignorable="w14 w15 w16se w16cid w16 w16cex w16sdtdh w16sdtfl w16du wp14">
   <w:abstractNum w:abstractNumId="0" w15:restartNumberingAfterBreak="0">
-    <w:nsid w:val="1EE91205"/>
+    <w:nsid w:val="38014E9E"/>
     <w:multiLevelType w:val="hybridMultilevel"/>
-    <w:tmpl w:val="FDAEAB76"/>
-    <w:lvl w:ilvl="0" w:tplc="3D18403C">
+    <w:tmpl w:val="9AA64784"/>
+    <w:lvl w:ilvl="0" w:tplc="028ADFC8">
       <w:start w:val="1"/>
       <w:numFmt w:val="bullet"/>
       <w:lvlText w:val="●"/>
@@ -7364,7 +7364,7 @@
         <w:ind w:left="720" w:hanging="360"/>
       </w:pPr>
     </w:lvl>
-    <w:lvl w:ilvl="1" w:tplc="C1128BFA">
+    <w:lvl w:ilvl="1" w:tplc="A5F63FC6">
       <w:start w:val="1"/>
       <w:numFmt w:val="bullet"/>
       <w:lvlText w:val="○"/>
@@ -7373,7 +7373,7 @@
         <w:ind w:left="1440" w:hanging="360"/>
       </w:pPr>
     </w:lvl>
-    <w:lvl w:ilvl="2" w:tplc="9BDAA1DE">
+    <w:lvl w:ilvl="2" w:tplc="07C2ECFE">
       <w:start w:val="1"/>
       <w:numFmt w:val="bullet"/>
       <w:lvlText w:val="■"/>
@@ -7382,7 +7382,7 @@
         <w:ind w:left="2160" w:hanging="360"/>
       </w:pPr>
     </w:lvl>
-    <w:lvl w:ilvl="3" w:tplc="2F3A0934">
+    <w:lvl w:ilvl="3" w:tplc="5DAC0A58">
       <w:start w:val="1"/>
       <w:numFmt w:val="bullet"/>
       <w:lvlText w:val="●"/>
@@ -7391,7 +7391,7 @@
         <w:ind w:left="2880" w:hanging="360"/>
       </w:pPr>
     </w:lvl>
-    <w:lvl w:ilvl="4" w:tplc="7E24A6F8">
+    <w:lvl w:ilvl="4" w:tplc="3E92BBFA">
       <w:start w:val="1"/>
       <w:numFmt w:val="bullet"/>
       <w:lvlText w:val="○"/>
@@ -7400,7 +7400,7 @@
         <w:ind w:left="3600" w:hanging="360"/>
       </w:pPr>
     </w:lvl>
-    <w:lvl w:ilvl="5" w:tplc="ECAE5342">
+    <w:lvl w:ilvl="5" w:tplc="0F0EFD34">
       <w:start w:val="1"/>
       <w:numFmt w:val="bullet"/>
       <w:lvlText w:val="■"/>
@@ -7409,7 +7409,7 @@
         <w:ind w:left="4320" w:hanging="360"/>
       </w:pPr>
     </w:lvl>
-    <w:lvl w:ilvl="6" w:tplc="6F047E8C">
+    <w:lvl w:ilvl="6" w:tplc="438A5C34">
       <w:start w:val="1"/>
       <w:numFmt w:val="bullet"/>
       <w:lvlText w:val="●"/>
@@ -7418,7 +7418,7 @@
         <w:ind w:left="5040" w:hanging="360"/>
       </w:pPr>
     </w:lvl>
-    <w:lvl w:ilvl="7" w:tplc="2BF821C2">
+    <w:lvl w:ilvl="7" w:tplc="C45222FA">
       <w:start w:val="1"/>
       <w:numFmt w:val="bullet"/>
       <w:lvlText w:val="●"/>
@@ -7427,7 +7427,7 @@
         <w:ind w:left="5760" w:hanging="360"/>
       </w:pPr>
     </w:lvl>
-    <w:lvl w:ilvl="8" w:tplc="7BD2A75E">
+    <w:lvl w:ilvl="8" w:tplc="587C1796">
       <w:start w:val="1"/>
       <w:numFmt w:val="bullet"/>
       <w:lvlText w:val="●"/>
@@ -7438,10 +7438,10 @@
     </w:lvl>
   </w:abstractNum>
   <w:abstractNum w:abstractNumId="1" w15:restartNumberingAfterBreak="0">
-    <w:nsid w:val="63405C00"/>
+    <w:nsid w:val="45324AF6"/>
     <w:multiLevelType w:val="hybridMultilevel"/>
-    <w:tmpl w:val="655CDD24"/>
-    <w:lvl w:ilvl="0" w:tplc="67EE8DE6">
+    <w:tmpl w:val="037AAE5A"/>
+    <w:lvl w:ilvl="0" w:tplc="4D262A1E">
       <w:start w:val="1"/>
       <w:numFmt w:val="bullet"/>
       <w:lvlText w:val="•"/>
@@ -7450,52 +7450,52 @@
         <w:ind w:left="560" w:hanging="280"/>
       </w:pPr>
     </w:lvl>
-    <w:lvl w:ilvl="1" w:tplc="54CECF4E">
+    <w:lvl w:ilvl="1" w:tplc="1EF64900">
       <w:numFmt w:val="decimal"/>
       <w:lvlText w:val=""/>
       <w:lvlJc w:val="left"/>
     </w:lvl>
-    <w:lvl w:ilvl="2" w:tplc="76040052">
+    <w:lvl w:ilvl="2" w:tplc="1014276C">
       <w:numFmt w:val="decimal"/>
       <w:lvlText w:val=""/>
       <w:lvlJc w:val="left"/>
     </w:lvl>
-    <w:lvl w:ilvl="3" w:tplc="862484DA">
+    <w:lvl w:ilvl="3" w:tplc="C5B4075A">
       <w:numFmt w:val="decimal"/>
       <w:lvlText w:val=""/>
       <w:lvlJc w:val="left"/>
     </w:lvl>
-    <w:lvl w:ilvl="4" w:tplc="0344B602">
+    <w:lvl w:ilvl="4" w:tplc="8A1CD67E">
       <w:numFmt w:val="decimal"/>
       <w:lvlText w:val=""/>
       <w:lvlJc w:val="left"/>
     </w:lvl>
-    <w:lvl w:ilvl="5" w:tplc="1160DABE">
+    <w:lvl w:ilvl="5" w:tplc="3F6EE5D6">
       <w:numFmt w:val="decimal"/>
       <w:lvlText w:val=""/>
       <w:lvlJc w:val="left"/>
     </w:lvl>
-    <w:lvl w:ilvl="6" w:tplc="37948CB2">
+    <w:lvl w:ilvl="6" w:tplc="F560E65E">
       <w:numFmt w:val="decimal"/>
       <w:lvlText w:val=""/>
       <w:lvlJc w:val="left"/>
     </w:lvl>
-    <w:lvl w:ilvl="7" w:tplc="2F6229DE">
+    <w:lvl w:ilvl="7" w:tplc="45F643C2">
       <w:numFmt w:val="decimal"/>
       <w:lvlText w:val=""/>
       <w:lvlJc w:val="left"/>
     </w:lvl>
-    <w:lvl w:ilvl="8" w:tplc="B8B0B4E4">
+    <w:lvl w:ilvl="8" w:tplc="F4DE71D4">
       <w:numFmt w:val="decimal"/>
       <w:lvlText w:val=""/>
       <w:lvlJc w:val="left"/>
     </w:lvl>
   </w:abstractNum>
   <w:abstractNum w:abstractNumId="2" w15:restartNumberingAfterBreak="0">
-    <w:nsid w:val="671B490D"/>
+    <w:nsid w:val="7FCB5C9F"/>
     <w:multiLevelType w:val="hybridMultilevel"/>
-    <w:tmpl w:val="77F6BB7A"/>
-    <w:lvl w:ilvl="0" w:tplc="E15631D6">
+    <w:tmpl w:val="F3A6F08C"/>
+    <w:lvl w:ilvl="0" w:tplc="B756FFB4">
       <w:start w:val="1"/>
       <w:numFmt w:val="decimal"/>
       <w:lvlText w:val="%1."/>
@@ -7504,60 +7504,60 @@
         <w:ind w:left="560" w:hanging="340"/>
       </w:pPr>
     </w:lvl>
-    <w:lvl w:ilvl="1" w:tplc="41E20EB4">
+    <w:lvl w:ilvl="1" w:tplc="4CC21CF2">
       <w:numFmt w:val="decimal"/>
       <w:lvlText w:val=""/>
       <w:lvlJc w:val="left"/>
     </w:lvl>
-    <w:lvl w:ilvl="2" w:tplc="63E84522">
+    <w:lvl w:ilvl="2" w:tplc="D764BC58">
       <w:numFmt w:val="decimal"/>
       <w:lvlText w:val=""/>
       <w:lvlJc w:val="left"/>
     </w:lvl>
-    <w:lvl w:ilvl="3" w:tplc="805E0BBE">
+    <w:lvl w:ilvl="3" w:tplc="217C0D4A">
       <w:numFmt w:val="decimal"/>
       <w:lvlText w:val=""/>
       <w:lvlJc w:val="left"/>
     </w:lvl>
-    <w:lvl w:ilvl="4" w:tplc="C66235C2">
+    <w:lvl w:ilvl="4" w:tplc="4A20287E">
       <w:numFmt w:val="decimal"/>
       <w:lvlText w:val=""/>
       <w:lvlJc w:val="left"/>
     </w:lvl>
-    <w:lvl w:ilvl="5" w:tplc="BEA0AF38">
+    <w:lvl w:ilvl="5" w:tplc="E794BB58">
       <w:numFmt w:val="decimal"/>
       <w:lvlText w:val=""/>
       <w:lvlJc w:val="left"/>
     </w:lvl>
-    <w:lvl w:ilvl="6" w:tplc="AAB44C10">
+    <w:lvl w:ilvl="6" w:tplc="8DA6B0D6">
       <w:numFmt w:val="decimal"/>
       <w:lvlText w:val=""/>
       <w:lvlJc w:val="left"/>
     </w:lvl>
-    <w:lvl w:ilvl="7" w:tplc="6D0A7B28">
+    <w:lvl w:ilvl="7" w:tplc="98BCCDD8">
       <w:numFmt w:val="decimal"/>
       <w:lvlText w:val=""/>
       <w:lvlJc w:val="left"/>
     </w:lvl>
-    <w:lvl w:ilvl="8" w:tplc="114E5C64">
+    <w:lvl w:ilvl="8" w:tplc="5380EA62">
       <w:numFmt w:val="decimal"/>
       <w:lvlText w:val=""/>
       <w:lvlJc w:val="left"/>
     </w:lvl>
   </w:abstractNum>
-  <w:num w:numId="1" w16cid:durableId="81264893">
+  <w:num w:numId="1" w16cid:durableId="1217283395">
     <w:abstractNumId w:val="0"/>
     <w:lvlOverride w:ilvl="0">
       <w:startOverride w:val="1"/>
     </w:lvlOverride>
   </w:num>
-  <w:num w:numId="2" w16cid:durableId="1705902501">
+  <w:num w:numId="2" w16cid:durableId="271785532">
     <w:abstractNumId w:val="1"/>
     <w:lvlOverride w:ilvl="0">
       <w:startOverride w:val="1"/>
     </w:lvlOverride>
   </w:num>
-  <w:num w:numId="3" w16cid:durableId="1916279962">
+  <w:num w:numId="3" w16cid:durableId="133181472">
     <w:abstractNumId w:val="2"/>
     <w:lvlOverride w:ilvl="0">
       <w:startOverride w:val="1"/>
@@ -8151,7 +8151,7 @@
     <w:autoRedefine/>
     <w:uiPriority w:val="39"/>
     <w:unhideWhenUsed/>
-    <w:rsid w:val="009C0A1C"/>
+    <w:rsid w:val="008D03A5"/>
     <w:pPr>
       <w:spacing w:after="100"/>
     </w:pPr>

--- a/public/documentos/GOB-01-caso-de-negocio-y-plan-de-gestion-de-beneficios.docx
+++ b/public/documentos/GOB-01-caso-de-negocio-y-plan-de-gestion-de-beneficios.docx
@@ -52,7 +52,7 @@
                 <w:noProof/>
               </w:rPr>
               <w:drawing>
-                <wp:inline distT="0" distB="0" distL="0" distR="0" wp14:anchorId="442FFF83" wp14:editId="006A15BE">
+                <wp:inline distT="0" distB="0" distL="0" distR="0" wp14:anchorId="1D56CDD5" wp14:editId="2623318F">
                   <wp:extent cx="990600" cy="990600"/>
                   <wp:effectExtent l="0" t="0" r="0" b="0"/>
                   <wp:docPr id="1" name="Imagen 1"/>
@@ -171,10 +171,10 @@
                 <w:noProof/>
               </w:rPr>
               <w:drawing>
-                <wp:inline distT="0" distB="0" distL="0" distR="0" wp14:anchorId="00D0C2A4" wp14:editId="63C7ABEC">
+                <wp:inline distT="0" distB="0" distL="0" distR="0" wp14:anchorId="2F30F1DF" wp14:editId="03BBD753">
                   <wp:extent cx="800100" cy="800100"/>
                   <wp:effectExtent l="0" t="0" r="0" b="0"/>
-                  <wp:docPr id="1609128282" name="Imagen 1609128282"/>
+                  <wp:docPr id="481533303" name="Imagen 481533303"/>
                   <wp:cNvGraphicFramePr>
                     <a:graphicFrameLocks xmlns:a="http://schemas.openxmlformats.org/drawingml/2006/main" noChangeAspect="1"/>
                   </wp:cNvGraphicFramePr>
@@ -2585,7 +2585,7 @@
     <w:sdt>
       <w:sdtPr>
         <w:alias w:val="Contenido"/>
-        <w:id w:val="-2114586852"/>
+        <w:id w:val="-61565992"/>
       </w:sdtPr>
       <w:sdtEndPr/>
       <w:sdtContent>
@@ -2611,7 +2611,7 @@
           <w:r>
             <w:fldChar w:fldCharType="separate"/>
           </w:r>
-          <w:hyperlink w:anchor="_Toc242543223" w:history="1">
+          <w:hyperlink w:anchor="_Toc242545251" w:history="1">
             <w:r>
               <w:rPr>
                 <w:rStyle w:val="Hipervnculo"/>
@@ -2635,7 +2635,7 @@
               <w:rPr>
                 <w:noProof/>
               </w:rPr>
-              <w:instrText xml:space="preserve"> PAGEREF _Toc242543223 \h </w:instrText>
+              <w:instrText xml:space="preserve"> PAGEREF _Toc242545251 \h </w:instrText>
             </w:r>
             <w:r>
               <w:rPr>
@@ -2675,7 +2675,7 @@
               <w14:ligatures w14:val="standardContextual"/>
             </w:rPr>
           </w:pPr>
-          <w:hyperlink w:anchor="_Toc242543224" w:history="1">
+          <w:hyperlink w:anchor="_Toc242545252" w:history="1">
             <w:r>
               <w:rPr>
                 <w:rStyle w:val="Hipervnculo"/>
@@ -2699,7 +2699,7 @@
               <w:rPr>
                 <w:noProof/>
               </w:rPr>
-              <w:instrText xml:space="preserve"> PAGEREF _Toc242543224 \h </w:instrText>
+              <w:instrText xml:space="preserve"> PAGEREF _Toc242545252 \h </w:instrText>
             </w:r>
             <w:r>
               <w:rPr>
@@ -2739,7 +2739,7 @@
               <w14:ligatures w14:val="standardContextual"/>
             </w:rPr>
           </w:pPr>
-          <w:hyperlink w:anchor="_Toc242543225" w:history="1">
+          <w:hyperlink w:anchor="_Toc242545253" w:history="1">
             <w:r>
               <w:rPr>
                 <w:rStyle w:val="Hipervnculo"/>
@@ -2763,7 +2763,7 @@
               <w:rPr>
                 <w:noProof/>
               </w:rPr>
-              <w:instrText xml:space="preserve"> PAGEREF _Toc242543225 \h </w:instrText>
+              <w:instrText xml:space="preserve"> PAGEREF _Toc242545253 \h </w:instrText>
             </w:r>
             <w:r>
               <w:rPr>
@@ -2803,7 +2803,7 @@
               <w14:ligatures w14:val="standardContextual"/>
             </w:rPr>
           </w:pPr>
-          <w:hyperlink w:anchor="_Toc242543226" w:history="1">
+          <w:hyperlink w:anchor="_Toc242545254" w:history="1">
             <w:r>
               <w:rPr>
                 <w:rStyle w:val="Hipervnculo"/>
@@ -2827,7 +2827,7 @@
               <w:rPr>
                 <w:noProof/>
               </w:rPr>
-              <w:instrText xml:space="preserve"> PAGEREF _Toc242543226 \h </w:instrText>
+              <w:instrText xml:space="preserve"> PAGEREF _Toc242545254 \h </w:instrText>
             </w:r>
             <w:r>
               <w:rPr>
@@ -2867,7 +2867,7 @@
               <w14:ligatures w14:val="standardContextual"/>
             </w:rPr>
           </w:pPr>
-          <w:hyperlink w:anchor="_Toc242543227" w:history="1">
+          <w:hyperlink w:anchor="_Toc242545255" w:history="1">
             <w:r>
               <w:rPr>
                 <w:rStyle w:val="Hipervnculo"/>
@@ -2891,7 +2891,7 @@
               <w:rPr>
                 <w:noProof/>
               </w:rPr>
-              <w:instrText xml:space="preserve"> PAGEREF _Toc242543227 \h </w:instrText>
+              <w:instrText xml:space="preserve"> PAGEREF _Toc242545255 \h </w:instrText>
             </w:r>
             <w:r>
               <w:rPr>
@@ -2931,7 +2931,7 @@
               <w14:ligatures w14:val="standardContextual"/>
             </w:rPr>
           </w:pPr>
-          <w:hyperlink w:anchor="_Toc242543228" w:history="1">
+          <w:hyperlink w:anchor="_Toc242545256" w:history="1">
             <w:r>
               <w:rPr>
                 <w:rStyle w:val="Hipervnculo"/>
@@ -2955,7 +2955,7 @@
               <w:rPr>
                 <w:noProof/>
               </w:rPr>
-              <w:instrText xml:space="preserve"> PAGEREF _Toc242543228 \h </w:instrText>
+              <w:instrText xml:space="preserve"> PAGEREF _Toc242545256 \h </w:instrText>
             </w:r>
             <w:r>
               <w:rPr>
@@ -2995,7 +2995,7 @@
               <w14:ligatures w14:val="standardContextual"/>
             </w:rPr>
           </w:pPr>
-          <w:hyperlink w:anchor="_Toc242543229" w:history="1">
+          <w:hyperlink w:anchor="_Toc242545257" w:history="1">
             <w:r>
               <w:rPr>
                 <w:rStyle w:val="Hipervnculo"/>
@@ -3019,7 +3019,7 @@
               <w:rPr>
                 <w:noProof/>
               </w:rPr>
-              <w:instrText xml:space="preserve"> PAGEREF _Toc242543229 \h </w:instrText>
+              <w:instrText xml:space="preserve"> PAGEREF _Toc242545257 \h </w:instrText>
             </w:r>
             <w:r>
               <w:rPr>
@@ -3069,7 +3069,7 @@
       <w:pPr>
         <w:pStyle w:val="Ttulo1"/>
       </w:pPr>
-      <w:bookmarkStart w:id="0" w:name="_Toc242543223"/>
+      <w:bookmarkStart w:id="0" w:name="_Toc242545251"/>
       <w:r>
         <w:lastRenderedPageBreak/>
         <w:t>1. Necesidad del negocio</w:t>
@@ -3683,7 +3683,7 @@
       <w:pPr>
         <w:pStyle w:val="Ttulo1"/>
       </w:pPr>
-      <w:bookmarkStart w:id="1" w:name="_Toc242543224"/>
+      <w:bookmarkStart w:id="1" w:name="_Toc242545252"/>
       <w:r>
         <w:t>2. Alineación con los objetivos de la institución</w:t>
       </w:r>
@@ -3777,7 +3777,7 @@
       <w:pPr>
         <w:pStyle w:val="Ttulo1"/>
       </w:pPr>
-      <w:bookmarkStart w:id="2" w:name="_Toc242543225"/>
+      <w:bookmarkStart w:id="2" w:name="_Toc242545253"/>
       <w:r>
         <w:lastRenderedPageBreak/>
         <w:t>3. Opciones evaluadas</w:t>
@@ -4426,7 +4426,7 @@
       <w:pPr>
         <w:pStyle w:val="Ttulo1"/>
       </w:pPr>
-      <w:bookmarkStart w:id="3" w:name="_Toc242543226"/>
+      <w:bookmarkStart w:id="3" w:name="_Toc242545254"/>
       <w:r>
         <w:t>4. Beneficios esperados y plan de gestión de beneficios</w:t>
       </w:r>
@@ -5845,7 +5845,7 @@
       <w:pPr>
         <w:pStyle w:val="Ttulo1"/>
       </w:pPr>
-      <w:bookmarkStart w:id="4" w:name="_Toc242543227"/>
+      <w:bookmarkStart w:id="4" w:name="_Toc242545255"/>
       <w:r>
         <w:t>5. Costos e inversión</w:t>
       </w:r>
@@ -6367,7 +6367,7 @@
       <w:pPr>
         <w:pStyle w:val="Ttulo1"/>
       </w:pPr>
-      <w:bookmarkStart w:id="5" w:name="_Toc242543228"/>
+      <w:bookmarkStart w:id="5" w:name="_Toc242545256"/>
       <w:r>
         <w:t>6. Riesgos principales para el negocio</w:t>
       </w:r>
@@ -6904,7 +6904,7 @@
       <w:pPr>
         <w:pStyle w:val="Ttulo1"/>
       </w:pPr>
-      <w:bookmarkStart w:id="6" w:name="_Toc242543229"/>
+      <w:bookmarkStart w:id="6" w:name="_Toc242545257"/>
       <w:r>
         <w:t>7. Recomendación</w:t>
       </w:r>
@@ -7352,10 +7352,64 @@
 <file path=word/numbering.xml><?xml version="1.0" encoding="utf-8"?>
 <w:numbering xmlns:wpc="http://schemas.microsoft.com/office/word/2010/wordprocessingCanvas" xmlns:cx="http://schemas.microsoft.com/office/drawing/2014/chartex" xmlns:cx1="http://schemas.microsoft.com/office/drawing/2015/9/8/chartex" xmlns:cx2="http://schemas.microsoft.com/office/drawing/2015/10/21/chartex" xmlns:cx3="http://schemas.microsoft.com/office/drawing/2016/5/9/chartex" xmlns:cx4="http://schemas.microsoft.com/office/drawing/2016/5/10/chartex" xmlns:cx5="http://schemas.microsoft.com/office/drawing/2016/5/11/chartex" xmlns:cx6="http://schemas.microsoft.com/office/drawing/2016/5/12/chartex" xmlns:cx7="http://schemas.microsoft.com/office/drawing/2016/5/13/chartex" xmlns:cx8="http://schemas.microsoft.com/office/drawing/2016/5/14/chartex" xmlns:mc="http://schemas.openxmlformats.org/markup-compatibility/2006" xmlns:aink="http://schemas.microsoft.com/office/drawing/2016/ink" xmlns:am3d="http://schemas.microsoft.com/office/drawing/2017/model3d" xmlns:o="urn:schemas-microsoft-com:office:office" xmlns:oel="http://schemas.microsoft.com/office/2019/extlst" xmlns:r="http://schemas.openxmlformats.org/officeDocument/2006/relationships" xmlns:m="http://schemas.openxmlformats.org/officeDocument/2006/math" xmlns:v="urn:schemas-microsoft-com:vml" xmlns:wp14="http://schemas.microsoft.com/office/word/2010/wordprocessingDrawing" xmlns:wp="http://schemas.openxmlformats.org/drawingml/2006/wordprocessingDrawing" xmlns:w10="urn:schemas-microsoft-com:office:word" xmlns:w="http://schemas.openxmlformats.org/wordprocessingml/2006/main" xmlns:w14="http://schemas.microsoft.com/office/word/2010/wordml" xmlns:w15="http://schemas.microsoft.com/office/word/2012/wordml" xmlns:w16cex="http://schemas.microsoft.com/office/word/2018/wordml/cex" xmlns:w16cid="http://schemas.microsoft.com/office/word/2016/wordml/cid" xmlns:w16="http://schemas.microsoft.com/office/word/2018/wordml" xmlns:w16du="http://schemas.microsoft.com/office/word/2023/wordml/word16du" xmlns:w16sdtdh="http://schemas.microsoft.com/office/word/2020/wordml/sdtdatahash" xmlns:w16sdtfl="http://schemas.microsoft.com/office/word/2024/wordml/sdtformatlock" xmlns:w16se="http://schemas.microsoft.com/office/word/2015/wordml/symex" xmlns:wpg="http://schemas.microsoft.com/office/word/2010/wordprocessingGroup" xmlns:wpi="http://schemas.microsoft.com/office/word/2010/wordprocessingInk" xmlns:wne="http://schemas.microsoft.com/office/word/2006/wordml" xmlns:wps="http://schemas.microsoft.com/office/word/2010/wordprocessingShape" mc:Ignorable="w14 w15 w16se w16cid w16 w16cex w16sdtdh w16sdtfl w16du wp14">
   <w:abstractNum w:abstractNumId="0" w15:restartNumberingAfterBreak="0">
-    <w:nsid w:val="38014E9E"/>
+    <w:nsid w:val="03C55733"/>
     <w:multiLevelType w:val="hybridMultilevel"/>
-    <w:tmpl w:val="9AA64784"/>
-    <w:lvl w:ilvl="0" w:tplc="028ADFC8">
+    <w:tmpl w:val="1CECEE5A"/>
+    <w:lvl w:ilvl="0" w:tplc="9D86ACD6">
+      <w:start w:val="1"/>
+      <w:numFmt w:val="bullet"/>
+      <w:lvlText w:val="•"/>
+      <w:lvlJc w:val="left"/>
+      <w:pPr>
+        <w:ind w:left="560" w:hanging="280"/>
+      </w:pPr>
+    </w:lvl>
+    <w:lvl w:ilvl="1" w:tplc="080067AC">
+      <w:numFmt w:val="decimal"/>
+      <w:lvlText w:val=""/>
+      <w:lvlJc w:val="left"/>
+    </w:lvl>
+    <w:lvl w:ilvl="2" w:tplc="8DEAE40A">
+      <w:numFmt w:val="decimal"/>
+      <w:lvlText w:val=""/>
+      <w:lvlJc w:val="left"/>
+    </w:lvl>
+    <w:lvl w:ilvl="3" w:tplc="FD52F37A">
+      <w:numFmt w:val="decimal"/>
+      <w:lvlText w:val=""/>
+      <w:lvlJc w:val="left"/>
+    </w:lvl>
+    <w:lvl w:ilvl="4" w:tplc="13AE7706">
+      <w:numFmt w:val="decimal"/>
+      <w:lvlText w:val=""/>
+      <w:lvlJc w:val="left"/>
+    </w:lvl>
+    <w:lvl w:ilvl="5" w:tplc="8F146B6A">
+      <w:numFmt w:val="decimal"/>
+      <w:lvlText w:val=""/>
+      <w:lvlJc w:val="left"/>
+    </w:lvl>
+    <w:lvl w:ilvl="6" w:tplc="5172D35E">
+      <w:numFmt w:val="decimal"/>
+      <w:lvlText w:val=""/>
+      <w:lvlJc w:val="left"/>
+    </w:lvl>
+    <w:lvl w:ilvl="7" w:tplc="72E05786">
+      <w:numFmt w:val="decimal"/>
+      <w:lvlText w:val=""/>
+      <w:lvlJc w:val="left"/>
+    </w:lvl>
+    <w:lvl w:ilvl="8" w:tplc="0DDC294E">
+      <w:numFmt w:val="decimal"/>
+      <w:lvlText w:val=""/>
+      <w:lvlJc w:val="left"/>
+    </w:lvl>
+  </w:abstractNum>
+  <w:abstractNum w:abstractNumId="1" w15:restartNumberingAfterBreak="0">
+    <w:nsid w:val="0E620456"/>
+    <w:multiLevelType w:val="hybridMultilevel"/>
+    <w:tmpl w:val="FB1C0B6A"/>
+    <w:lvl w:ilvl="0" w:tplc="3A924096">
       <w:start w:val="1"/>
       <w:numFmt w:val="bullet"/>
       <w:lvlText w:val="●"/>
@@ -7364,7 +7418,7 @@
         <w:ind w:left="720" w:hanging="360"/>
       </w:pPr>
     </w:lvl>
-    <w:lvl w:ilvl="1" w:tplc="A5F63FC6">
+    <w:lvl w:ilvl="1" w:tplc="0444E132">
       <w:start w:val="1"/>
       <w:numFmt w:val="bullet"/>
       <w:lvlText w:val="○"/>
@@ -7373,7 +7427,7 @@
         <w:ind w:left="1440" w:hanging="360"/>
       </w:pPr>
     </w:lvl>
-    <w:lvl w:ilvl="2" w:tplc="07C2ECFE">
+    <w:lvl w:ilvl="2" w:tplc="CA78E960">
       <w:start w:val="1"/>
       <w:numFmt w:val="bullet"/>
       <w:lvlText w:val="■"/>
@@ -7382,7 +7436,7 @@
         <w:ind w:left="2160" w:hanging="360"/>
       </w:pPr>
     </w:lvl>
-    <w:lvl w:ilvl="3" w:tplc="5DAC0A58">
+    <w:lvl w:ilvl="3" w:tplc="CCB83E06">
       <w:start w:val="1"/>
       <w:numFmt w:val="bullet"/>
       <w:lvlText w:val="●"/>
@@ -7391,7 +7445,7 @@
         <w:ind w:left="2880" w:hanging="360"/>
       </w:pPr>
     </w:lvl>
-    <w:lvl w:ilvl="4" w:tplc="3E92BBFA">
+    <w:lvl w:ilvl="4" w:tplc="BB1A4488">
       <w:start w:val="1"/>
       <w:numFmt w:val="bullet"/>
       <w:lvlText w:val="○"/>
@@ -7400,7 +7454,7 @@
         <w:ind w:left="3600" w:hanging="360"/>
       </w:pPr>
     </w:lvl>
-    <w:lvl w:ilvl="5" w:tplc="0F0EFD34">
+    <w:lvl w:ilvl="5" w:tplc="941A2404">
       <w:start w:val="1"/>
       <w:numFmt w:val="bullet"/>
       <w:lvlText w:val="■"/>
@@ -7409,7 +7463,7 @@
         <w:ind w:left="4320" w:hanging="360"/>
       </w:pPr>
     </w:lvl>
-    <w:lvl w:ilvl="6" w:tplc="438A5C34">
+    <w:lvl w:ilvl="6" w:tplc="3034855E">
       <w:start w:val="1"/>
       <w:numFmt w:val="bullet"/>
       <w:lvlText w:val="●"/>
@@ -7418,7 +7472,7 @@
         <w:ind w:left="5040" w:hanging="360"/>
       </w:pPr>
     </w:lvl>
-    <w:lvl w:ilvl="7" w:tplc="C45222FA">
+    <w:lvl w:ilvl="7" w:tplc="ECFC0FAA">
       <w:start w:val="1"/>
       <w:numFmt w:val="bullet"/>
       <w:lvlText w:val="●"/>
@@ -7427,7 +7481,7 @@
         <w:ind w:left="5760" w:hanging="360"/>
       </w:pPr>
     </w:lvl>
-    <w:lvl w:ilvl="8" w:tplc="587C1796">
+    <w:lvl w:ilvl="8" w:tplc="45BEDF9A">
       <w:start w:val="1"/>
       <w:numFmt w:val="bullet"/>
       <w:lvlText w:val="●"/>
@@ -7437,65 +7491,11 @@
       </w:pPr>
     </w:lvl>
   </w:abstractNum>
-  <w:abstractNum w:abstractNumId="1" w15:restartNumberingAfterBreak="0">
-    <w:nsid w:val="45324AF6"/>
+  <w:abstractNum w:abstractNumId="2" w15:restartNumberingAfterBreak="0">
+    <w:nsid w:val="3DD95F6B"/>
     <w:multiLevelType w:val="hybridMultilevel"/>
-    <w:tmpl w:val="037AAE5A"/>
-    <w:lvl w:ilvl="0" w:tplc="4D262A1E">
-      <w:start w:val="1"/>
-      <w:numFmt w:val="bullet"/>
-      <w:lvlText w:val="•"/>
-      <w:lvlJc w:val="left"/>
-      <w:pPr>
-        <w:ind w:left="560" w:hanging="280"/>
-      </w:pPr>
-    </w:lvl>
-    <w:lvl w:ilvl="1" w:tplc="1EF64900">
-      <w:numFmt w:val="decimal"/>
-      <w:lvlText w:val=""/>
-      <w:lvlJc w:val="left"/>
-    </w:lvl>
-    <w:lvl w:ilvl="2" w:tplc="1014276C">
-      <w:numFmt w:val="decimal"/>
-      <w:lvlText w:val=""/>
-      <w:lvlJc w:val="left"/>
-    </w:lvl>
-    <w:lvl w:ilvl="3" w:tplc="C5B4075A">
-      <w:numFmt w:val="decimal"/>
-      <w:lvlText w:val=""/>
-      <w:lvlJc w:val="left"/>
-    </w:lvl>
-    <w:lvl w:ilvl="4" w:tplc="8A1CD67E">
-      <w:numFmt w:val="decimal"/>
-      <w:lvlText w:val=""/>
-      <w:lvlJc w:val="left"/>
-    </w:lvl>
-    <w:lvl w:ilvl="5" w:tplc="3F6EE5D6">
-      <w:numFmt w:val="decimal"/>
-      <w:lvlText w:val=""/>
-      <w:lvlJc w:val="left"/>
-    </w:lvl>
-    <w:lvl w:ilvl="6" w:tplc="F560E65E">
-      <w:numFmt w:val="decimal"/>
-      <w:lvlText w:val=""/>
-      <w:lvlJc w:val="left"/>
-    </w:lvl>
-    <w:lvl w:ilvl="7" w:tplc="45F643C2">
-      <w:numFmt w:val="decimal"/>
-      <w:lvlText w:val=""/>
-      <w:lvlJc w:val="left"/>
-    </w:lvl>
-    <w:lvl w:ilvl="8" w:tplc="F4DE71D4">
-      <w:numFmt w:val="decimal"/>
-      <w:lvlText w:val=""/>
-      <w:lvlJc w:val="left"/>
-    </w:lvl>
-  </w:abstractNum>
-  <w:abstractNum w:abstractNumId="2" w15:restartNumberingAfterBreak="0">
-    <w:nsid w:val="7FCB5C9F"/>
-    <w:multiLevelType w:val="hybridMultilevel"/>
-    <w:tmpl w:val="F3A6F08C"/>
-    <w:lvl w:ilvl="0" w:tplc="B756FFB4">
+    <w:tmpl w:val="922E62D8"/>
+    <w:lvl w:ilvl="0" w:tplc="59A21E00">
       <w:start w:val="1"/>
       <w:numFmt w:val="decimal"/>
       <w:lvlText w:val="%1."/>
@@ -7504,60 +7504,60 @@
         <w:ind w:left="560" w:hanging="340"/>
       </w:pPr>
     </w:lvl>
-    <w:lvl w:ilvl="1" w:tplc="4CC21CF2">
+    <w:lvl w:ilvl="1" w:tplc="496E9750">
       <w:numFmt w:val="decimal"/>
       <w:lvlText w:val=""/>
       <w:lvlJc w:val="left"/>
     </w:lvl>
-    <w:lvl w:ilvl="2" w:tplc="D764BC58">
+    <w:lvl w:ilvl="2" w:tplc="758E607A">
       <w:numFmt w:val="decimal"/>
       <w:lvlText w:val=""/>
       <w:lvlJc w:val="left"/>
     </w:lvl>
-    <w:lvl w:ilvl="3" w:tplc="217C0D4A">
+    <w:lvl w:ilvl="3" w:tplc="822C3060">
       <w:numFmt w:val="decimal"/>
       <w:lvlText w:val=""/>
       <w:lvlJc w:val="left"/>
     </w:lvl>
-    <w:lvl w:ilvl="4" w:tplc="4A20287E">
+    <w:lvl w:ilvl="4" w:tplc="63427A7C">
       <w:numFmt w:val="decimal"/>
       <w:lvlText w:val=""/>
       <w:lvlJc w:val="left"/>
     </w:lvl>
-    <w:lvl w:ilvl="5" w:tplc="E794BB58">
+    <w:lvl w:ilvl="5" w:tplc="6AFE26F4">
       <w:numFmt w:val="decimal"/>
       <w:lvlText w:val=""/>
       <w:lvlJc w:val="left"/>
     </w:lvl>
-    <w:lvl w:ilvl="6" w:tplc="8DA6B0D6">
+    <w:lvl w:ilvl="6" w:tplc="D19031CC">
       <w:numFmt w:val="decimal"/>
       <w:lvlText w:val=""/>
       <w:lvlJc w:val="left"/>
     </w:lvl>
-    <w:lvl w:ilvl="7" w:tplc="98BCCDD8">
+    <w:lvl w:ilvl="7" w:tplc="D7463AB4">
       <w:numFmt w:val="decimal"/>
       <w:lvlText w:val=""/>
       <w:lvlJc w:val="left"/>
     </w:lvl>
-    <w:lvl w:ilvl="8" w:tplc="5380EA62">
+    <w:lvl w:ilvl="8" w:tplc="7DF225EA">
       <w:numFmt w:val="decimal"/>
       <w:lvlText w:val=""/>
       <w:lvlJc w:val="left"/>
     </w:lvl>
   </w:abstractNum>
-  <w:num w:numId="1" w16cid:durableId="1217283395">
+  <w:num w:numId="1" w16cid:durableId="916784576">
+    <w:abstractNumId w:val="1"/>
+    <w:lvlOverride w:ilvl="0">
+      <w:startOverride w:val="1"/>
+    </w:lvlOverride>
+  </w:num>
+  <w:num w:numId="2" w16cid:durableId="1735852094">
     <w:abstractNumId w:val="0"/>
     <w:lvlOverride w:ilvl="0">
       <w:startOverride w:val="1"/>
     </w:lvlOverride>
   </w:num>
-  <w:num w:numId="2" w16cid:durableId="271785532">
-    <w:abstractNumId w:val="1"/>
-    <w:lvlOverride w:ilvl="0">
-      <w:startOverride w:val="1"/>
-    </w:lvlOverride>
-  </w:num>
-  <w:num w:numId="3" w16cid:durableId="133181472">
+  <w:num w:numId="3" w16cid:durableId="93284609">
     <w:abstractNumId w:val="2"/>
     <w:lvlOverride w:ilvl="0">
       <w:startOverride w:val="1"/>
@@ -8151,7 +8151,7 @@
     <w:autoRedefine/>
     <w:uiPriority w:val="39"/>
     <w:unhideWhenUsed/>
-    <w:rsid w:val="008D03A5"/>
+    <w:rsid w:val="00F073D4"/>
     <w:pPr>
       <w:spacing w:after="100"/>
     </w:pPr>

--- a/public/documentos/GOB-01-caso-de-negocio-y-plan-de-gestion-de-beneficios.docx
+++ b/public/documentos/GOB-01-caso-de-negocio-y-plan-de-gestion-de-beneficios.docx
@@ -18,7 +18,7 @@
           <w:left w:w="10" w:type="dxa"/>
           <w:right w:w="10" w:type="dxa"/>
         </w:tblCellMar>
-        <w:tblLook w:val="0000" w:firstRow="0" w:lastRow="0" w:firstColumn="0" w:lastColumn="0" w:noHBand="0" w:noVBand="0"/>
+        <w:tblLook w:val="04A0" w:firstRow="1" w:lastRow="0" w:firstColumn="1" w:lastColumn="0" w:noHBand="0" w:noVBand="1"/>
       </w:tblPr>
       <w:tblGrid>
         <w:gridCol w:w="1757"/>
@@ -52,7 +52,7 @@
                 <w:noProof/>
               </w:rPr>
               <w:drawing>
-                <wp:inline distT="0" distB="0" distL="0" distR="0" wp14:anchorId="1D56CDD5" wp14:editId="2623318F">
+                <wp:inline distT="0" distB="0" distL="0" distR="0" wp14:anchorId="5A556A96" wp14:editId="19E6F02F">
                   <wp:extent cx="990600" cy="990600"/>
                   <wp:effectExtent l="0" t="0" r="0" b="0"/>
                   <wp:docPr id="1" name="Imagen 1"/>
@@ -171,10 +171,10 @@
                 <w:noProof/>
               </w:rPr>
               <w:drawing>
-                <wp:inline distT="0" distB="0" distL="0" distR="0" wp14:anchorId="2F30F1DF" wp14:editId="03BBD753">
+                <wp:inline distT="0" distB="0" distL="0" distR="0" wp14:anchorId="4B98FFEF" wp14:editId="479F4AE4">
                   <wp:extent cx="800100" cy="800100"/>
                   <wp:effectExtent l="0" t="0" r="0" b="0"/>
-                  <wp:docPr id="481533303" name="Imagen 481533303"/>
+                  <wp:docPr id="472964670" name="Imagen 472964670"/>
                   <wp:cNvGraphicFramePr>
                     <a:graphicFrameLocks xmlns:a="http://schemas.openxmlformats.org/drawingml/2006/main" noChangeAspect="1"/>
                   </wp:cNvGraphicFramePr>
@@ -308,7 +308,7 @@
           <w:left w:w="10" w:type="dxa"/>
           <w:right w:w="10" w:type="dxa"/>
         </w:tblCellMar>
-        <w:tblLook w:val="0000" w:firstRow="0" w:lastRow="0" w:firstColumn="0" w:lastColumn="0" w:noHBand="0" w:noVBand="0"/>
+        <w:tblLook w:val="04A0" w:firstRow="1" w:lastRow="0" w:firstColumn="1" w:lastColumn="0" w:noHBand="0" w:noVBand="1"/>
       </w:tblPr>
       <w:tblGrid>
         <w:gridCol w:w="2636"/>
@@ -786,7 +786,7 @@
           <w:left w:w="10" w:type="dxa"/>
           <w:right w:w="10" w:type="dxa"/>
         </w:tblCellMar>
-        <w:tblLook w:val="0000" w:firstRow="0" w:lastRow="0" w:firstColumn="0" w:lastColumn="0" w:noHBand="0" w:noVBand="0"/>
+        <w:tblLook w:val="04A0" w:firstRow="1" w:lastRow="0" w:firstColumn="1" w:lastColumn="0" w:noHBand="0" w:noVBand="1"/>
       </w:tblPr>
       <w:tblGrid>
         <w:gridCol w:w="4042"/>
@@ -1399,7 +1399,7 @@
           <w:left w:w="10" w:type="dxa"/>
           <w:right w:w="10" w:type="dxa"/>
         </w:tblCellMar>
-        <w:tblLook w:val="0000" w:firstRow="0" w:lastRow="0" w:firstColumn="0" w:lastColumn="0" w:noHBand="0" w:noVBand="0"/>
+        <w:tblLook w:val="04A0" w:firstRow="1" w:lastRow="0" w:firstColumn="1" w:lastColumn="0" w:noHBand="0" w:noVBand="1"/>
       </w:tblPr>
       <w:tblGrid>
         <w:gridCol w:w="2636"/>
@@ -1817,7 +1817,7 @@
           <w:left w:w="10" w:type="dxa"/>
           <w:right w:w="10" w:type="dxa"/>
         </w:tblCellMar>
-        <w:tblLook w:val="0000" w:firstRow="0" w:lastRow="0" w:firstColumn="0" w:lastColumn="0" w:noHBand="0" w:noVBand="0"/>
+        <w:tblLook w:val="04A0" w:firstRow="1" w:lastRow="0" w:firstColumn="1" w:lastColumn="0" w:noHBand="0" w:noVBand="1"/>
       </w:tblPr>
       <w:tblGrid>
         <w:gridCol w:w="1054"/>
@@ -2158,7 +2158,7 @@
           <w:left w:w="10" w:type="dxa"/>
           <w:right w:w="10" w:type="dxa"/>
         </w:tblCellMar>
-        <w:tblLook w:val="0000" w:firstRow="0" w:lastRow="0" w:firstColumn="0" w:lastColumn="0" w:noHBand="0" w:noVBand="0"/>
+        <w:tblLook w:val="04A0" w:firstRow="1" w:lastRow="0" w:firstColumn="1" w:lastColumn="0" w:noHBand="0" w:noVBand="1"/>
       </w:tblPr>
       <w:tblGrid>
         <w:gridCol w:w="2636"/>
@@ -2498,7 +2498,7 @@
           <w:left w:w="10" w:type="dxa"/>
           <w:right w:w="10" w:type="dxa"/>
         </w:tblCellMar>
-        <w:tblLook w:val="0000" w:firstRow="0" w:lastRow="0" w:firstColumn="0" w:lastColumn="0" w:noHBand="0" w:noVBand="0"/>
+        <w:tblLook w:val="04A0" w:firstRow="1" w:lastRow="0" w:firstColumn="1" w:lastColumn="0" w:noHBand="0" w:noVBand="1"/>
       </w:tblPr>
       <w:tblGrid>
         <w:gridCol w:w="8787"/>
@@ -2585,7 +2585,7 @@
     <w:sdt>
       <w:sdtPr>
         <w:alias w:val="Contenido"/>
-        <w:id w:val="-61565992"/>
+        <w:id w:val="-1979062138"/>
       </w:sdtPr>
       <w:sdtEndPr/>
       <w:sdtContent>
@@ -2611,7 +2611,7 @@
           <w:r>
             <w:fldChar w:fldCharType="separate"/>
           </w:r>
-          <w:hyperlink w:anchor="_Toc242545251" w:history="1">
+          <w:hyperlink w:anchor="_Toc242549465" w:history="1">
             <w:r>
               <w:rPr>
                 <w:rStyle w:val="Hipervnculo"/>
@@ -2635,7 +2635,7 @@
               <w:rPr>
                 <w:noProof/>
               </w:rPr>
-              <w:instrText xml:space="preserve"> PAGEREF _Toc242545251 \h </w:instrText>
+              <w:instrText xml:space="preserve"> PAGEREF _Toc242549465 \h </w:instrText>
             </w:r>
             <w:r>
               <w:rPr>
@@ -2675,7 +2675,7 @@
               <w14:ligatures w14:val="standardContextual"/>
             </w:rPr>
           </w:pPr>
-          <w:hyperlink w:anchor="_Toc242545252" w:history="1">
+          <w:hyperlink w:anchor="_Toc242549466" w:history="1">
             <w:r>
               <w:rPr>
                 <w:rStyle w:val="Hipervnculo"/>
@@ -2699,7 +2699,7 @@
               <w:rPr>
                 <w:noProof/>
               </w:rPr>
-              <w:instrText xml:space="preserve"> PAGEREF _Toc242545252 \h </w:instrText>
+              <w:instrText xml:space="preserve"> PAGEREF _Toc242549466 \h </w:instrText>
             </w:r>
             <w:r>
               <w:rPr>
@@ -2739,7 +2739,7 @@
               <w14:ligatures w14:val="standardContextual"/>
             </w:rPr>
           </w:pPr>
-          <w:hyperlink w:anchor="_Toc242545253" w:history="1">
+          <w:hyperlink w:anchor="_Toc242549467" w:history="1">
             <w:r>
               <w:rPr>
                 <w:rStyle w:val="Hipervnculo"/>
@@ -2763,7 +2763,7 @@
               <w:rPr>
                 <w:noProof/>
               </w:rPr>
-              <w:instrText xml:space="preserve"> PAGEREF _Toc242545253 \h </w:instrText>
+              <w:instrText xml:space="preserve"> PAGEREF _Toc242549467 \h </w:instrText>
             </w:r>
             <w:r>
               <w:rPr>
@@ -2803,7 +2803,7 @@
               <w14:ligatures w14:val="standardContextual"/>
             </w:rPr>
           </w:pPr>
-          <w:hyperlink w:anchor="_Toc242545254" w:history="1">
+          <w:hyperlink w:anchor="_Toc242549468" w:history="1">
             <w:r>
               <w:rPr>
                 <w:rStyle w:val="Hipervnculo"/>
@@ -2827,7 +2827,7 @@
               <w:rPr>
                 <w:noProof/>
               </w:rPr>
-              <w:instrText xml:space="preserve"> PAGEREF _Toc242545254 \h </w:instrText>
+              <w:instrText xml:space="preserve"> PAGEREF _Toc242549468 \h </w:instrText>
             </w:r>
             <w:r>
               <w:rPr>
@@ -2867,7 +2867,7 @@
               <w14:ligatures w14:val="standardContextual"/>
             </w:rPr>
           </w:pPr>
-          <w:hyperlink w:anchor="_Toc242545255" w:history="1">
+          <w:hyperlink w:anchor="_Toc242549469" w:history="1">
             <w:r>
               <w:rPr>
                 <w:rStyle w:val="Hipervnculo"/>
@@ -2891,7 +2891,7 @@
               <w:rPr>
                 <w:noProof/>
               </w:rPr>
-              <w:instrText xml:space="preserve"> PAGEREF _Toc242545255 \h </w:instrText>
+              <w:instrText xml:space="preserve"> PAGEREF _Toc242549469 \h </w:instrText>
             </w:r>
             <w:r>
               <w:rPr>
@@ -2931,7 +2931,7 @@
               <w14:ligatures w14:val="standardContextual"/>
             </w:rPr>
           </w:pPr>
-          <w:hyperlink w:anchor="_Toc242545256" w:history="1">
+          <w:hyperlink w:anchor="_Toc242549470" w:history="1">
             <w:r>
               <w:rPr>
                 <w:rStyle w:val="Hipervnculo"/>
@@ -2955,7 +2955,7 @@
               <w:rPr>
                 <w:noProof/>
               </w:rPr>
-              <w:instrText xml:space="preserve"> PAGEREF _Toc242545256 \h </w:instrText>
+              <w:instrText xml:space="preserve"> PAGEREF _Toc242549470 \h </w:instrText>
             </w:r>
             <w:r>
               <w:rPr>
@@ -2995,7 +2995,7 @@
               <w14:ligatures w14:val="standardContextual"/>
             </w:rPr>
           </w:pPr>
-          <w:hyperlink w:anchor="_Toc242545257" w:history="1">
+          <w:hyperlink w:anchor="_Toc242549471" w:history="1">
             <w:r>
               <w:rPr>
                 <w:rStyle w:val="Hipervnculo"/>
@@ -3019,7 +3019,7 @@
               <w:rPr>
                 <w:noProof/>
               </w:rPr>
-              <w:instrText xml:space="preserve"> PAGEREF _Toc242545257 \h </w:instrText>
+              <w:instrText xml:space="preserve"> PAGEREF _Toc242549471 \h </w:instrText>
             </w:r>
             <w:r>
               <w:rPr>
@@ -3069,7 +3069,7 @@
       <w:pPr>
         <w:pStyle w:val="Ttulo1"/>
       </w:pPr>
-      <w:bookmarkStart w:id="0" w:name="_Toc242545251"/>
+      <w:bookmarkStart w:id="0" w:name="_Toc242549465"/>
       <w:r>
         <w:lastRenderedPageBreak/>
         <w:t>1. Necesidad del negocio</w:t>
@@ -3146,7 +3146,7 @@
           <w:left w:w="10" w:type="dxa"/>
           <w:right w:w="10" w:type="dxa"/>
         </w:tblCellMar>
-        <w:tblLook w:val="0000" w:firstRow="0" w:lastRow="0" w:firstColumn="0" w:lastColumn="0" w:noHBand="0" w:noVBand="0"/>
+        <w:tblLook w:val="04A0" w:firstRow="1" w:lastRow="0" w:firstColumn="1" w:lastColumn="0" w:noHBand="0" w:noVBand="1"/>
       </w:tblPr>
       <w:tblGrid>
         <w:gridCol w:w="2284"/>
@@ -3619,7 +3619,7 @@
           <w:left w:w="10" w:type="dxa"/>
           <w:right w:w="10" w:type="dxa"/>
         </w:tblCellMar>
-        <w:tblLook w:val="0000" w:firstRow="0" w:lastRow="0" w:firstColumn="0" w:lastColumn="0" w:noHBand="0" w:noVBand="0"/>
+        <w:tblLook w:val="04A0" w:firstRow="1" w:lastRow="0" w:firstColumn="1" w:lastColumn="0" w:noHBand="0" w:noVBand="1"/>
       </w:tblPr>
       <w:tblGrid>
         <w:gridCol w:w="8787"/>
@@ -3683,7 +3683,7 @@
       <w:pPr>
         <w:pStyle w:val="Ttulo1"/>
       </w:pPr>
-      <w:bookmarkStart w:id="1" w:name="_Toc242545252"/>
+      <w:bookmarkStart w:id="1" w:name="_Toc242549466"/>
       <w:r>
         <w:t>2. Alineación con los objetivos de la institución</w:t>
       </w:r>
@@ -3777,7 +3777,7 @@
       <w:pPr>
         <w:pStyle w:val="Ttulo1"/>
       </w:pPr>
-      <w:bookmarkStart w:id="2" w:name="_Toc242545253"/>
+      <w:bookmarkStart w:id="2" w:name="_Toc242549467"/>
       <w:r>
         <w:lastRenderedPageBreak/>
         <w:t>3. Opciones evaluadas</w:t>
@@ -3826,7 +3826,7 @@
           <w:left w:w="10" w:type="dxa"/>
           <w:right w:w="10" w:type="dxa"/>
         </w:tblCellMar>
-        <w:tblLook w:val="0000" w:firstRow="0" w:lastRow="0" w:firstColumn="0" w:lastColumn="0" w:noHBand="0" w:noVBand="0"/>
+        <w:tblLook w:val="04A0" w:firstRow="1" w:lastRow="0" w:firstColumn="1" w:lastColumn="0" w:noHBand="0" w:noVBand="1"/>
       </w:tblPr>
       <w:tblGrid>
         <w:gridCol w:w="2108"/>
@@ -4426,7 +4426,7 @@
       <w:pPr>
         <w:pStyle w:val="Ttulo1"/>
       </w:pPr>
-      <w:bookmarkStart w:id="3" w:name="_Toc242545254"/>
+      <w:bookmarkStart w:id="3" w:name="_Toc242549468"/>
       <w:r>
         <w:t>4. Beneficios esperados y plan de gestión de beneficios</w:t>
       </w:r>
@@ -4493,7 +4493,7 @@
           <w:left w:w="10" w:type="dxa"/>
           <w:right w:w="10" w:type="dxa"/>
         </w:tblCellMar>
-        <w:tblLook w:val="0000" w:firstRow="0" w:lastRow="0" w:firstColumn="0" w:lastColumn="0" w:noHBand="0" w:noVBand="0"/>
+        <w:tblLook w:val="04A0" w:firstRow="1" w:lastRow="0" w:firstColumn="1" w:lastColumn="0" w:noHBand="0" w:noVBand="1"/>
       </w:tblPr>
       <w:tblGrid>
         <w:gridCol w:w="1405"/>
@@ -5781,7 +5781,7 @@
           <w:left w:w="10" w:type="dxa"/>
           <w:right w:w="10" w:type="dxa"/>
         </w:tblCellMar>
-        <w:tblLook w:val="0000" w:firstRow="0" w:lastRow="0" w:firstColumn="0" w:lastColumn="0" w:noHBand="0" w:noVBand="0"/>
+        <w:tblLook w:val="04A0" w:firstRow="1" w:lastRow="0" w:firstColumn="1" w:lastColumn="0" w:noHBand="0" w:noVBand="1"/>
       </w:tblPr>
       <w:tblGrid>
         <w:gridCol w:w="8787"/>
@@ -5845,7 +5845,7 @@
       <w:pPr>
         <w:pStyle w:val="Ttulo1"/>
       </w:pPr>
-      <w:bookmarkStart w:id="4" w:name="_Toc242545255"/>
+      <w:bookmarkStart w:id="4" w:name="_Toc242549469"/>
       <w:r>
         <w:t>5. Costos e inversión</w:t>
       </w:r>
@@ -5867,7 +5867,7 @@
           <w:left w:w="10" w:type="dxa"/>
           <w:right w:w="10" w:type="dxa"/>
         </w:tblCellMar>
-        <w:tblLook w:val="0000" w:firstRow="0" w:lastRow="0" w:firstColumn="0" w:lastColumn="0" w:noHBand="0" w:noVBand="0"/>
+        <w:tblLook w:val="04A0" w:firstRow="1" w:lastRow="0" w:firstColumn="1" w:lastColumn="0" w:noHBand="0" w:noVBand="1"/>
       </w:tblPr>
       <w:tblGrid>
         <w:gridCol w:w="2636"/>
@@ -6303,7 +6303,7 @@
           <w:left w:w="10" w:type="dxa"/>
           <w:right w:w="10" w:type="dxa"/>
         </w:tblCellMar>
-        <w:tblLook w:val="0000" w:firstRow="0" w:lastRow="0" w:firstColumn="0" w:lastColumn="0" w:noHBand="0" w:noVBand="0"/>
+        <w:tblLook w:val="04A0" w:firstRow="1" w:lastRow="0" w:firstColumn="1" w:lastColumn="0" w:noHBand="0" w:noVBand="1"/>
       </w:tblPr>
       <w:tblGrid>
         <w:gridCol w:w="8787"/>
@@ -6367,7 +6367,7 @@
       <w:pPr>
         <w:pStyle w:val="Ttulo1"/>
       </w:pPr>
-      <w:bookmarkStart w:id="5" w:name="_Toc242545256"/>
+      <w:bookmarkStart w:id="5" w:name="_Toc242549470"/>
       <w:r>
         <w:t>6. Riesgos principales para el negocio</w:t>
       </w:r>
@@ -6415,7 +6415,7 @@
           <w:left w:w="10" w:type="dxa"/>
           <w:right w:w="10" w:type="dxa"/>
         </w:tblCellMar>
-        <w:tblLook w:val="0000" w:firstRow="0" w:lastRow="0" w:firstColumn="0" w:lastColumn="0" w:noHBand="0" w:noVBand="0"/>
+        <w:tblLook w:val="04A0" w:firstRow="1" w:lastRow="0" w:firstColumn="1" w:lastColumn="0" w:noHBand="0" w:noVBand="1"/>
       </w:tblPr>
       <w:tblGrid>
         <w:gridCol w:w="2987"/>
@@ -6904,7 +6904,7 @@
       <w:pPr>
         <w:pStyle w:val="Ttulo1"/>
       </w:pPr>
-      <w:bookmarkStart w:id="6" w:name="_Toc242545257"/>
+      <w:bookmarkStart w:id="6" w:name="_Toc242549471"/>
       <w:r>
         <w:t>7. Recomendación</w:t>
       </w:r>
@@ -7352,64 +7352,10 @@
 <file path=word/numbering.xml><?xml version="1.0" encoding="utf-8"?>
 <w:numbering xmlns:wpc="http://schemas.microsoft.com/office/word/2010/wordprocessingCanvas" xmlns:cx="http://schemas.microsoft.com/office/drawing/2014/chartex" xmlns:cx1="http://schemas.microsoft.com/office/drawing/2015/9/8/chartex" xmlns:cx2="http://schemas.microsoft.com/office/drawing/2015/10/21/chartex" xmlns:cx3="http://schemas.microsoft.com/office/drawing/2016/5/9/chartex" xmlns:cx4="http://schemas.microsoft.com/office/drawing/2016/5/10/chartex" xmlns:cx5="http://schemas.microsoft.com/office/drawing/2016/5/11/chartex" xmlns:cx6="http://schemas.microsoft.com/office/drawing/2016/5/12/chartex" xmlns:cx7="http://schemas.microsoft.com/office/drawing/2016/5/13/chartex" xmlns:cx8="http://schemas.microsoft.com/office/drawing/2016/5/14/chartex" xmlns:mc="http://schemas.openxmlformats.org/markup-compatibility/2006" xmlns:aink="http://schemas.microsoft.com/office/drawing/2016/ink" xmlns:am3d="http://schemas.microsoft.com/office/drawing/2017/model3d" xmlns:o="urn:schemas-microsoft-com:office:office" xmlns:oel="http://schemas.microsoft.com/office/2019/extlst" xmlns:r="http://schemas.openxmlformats.org/officeDocument/2006/relationships" xmlns:m="http://schemas.openxmlformats.org/officeDocument/2006/math" xmlns:v="urn:schemas-microsoft-com:vml" xmlns:wp14="http://schemas.microsoft.com/office/word/2010/wordprocessingDrawing" xmlns:wp="http://schemas.openxmlformats.org/drawingml/2006/wordprocessingDrawing" xmlns:w10="urn:schemas-microsoft-com:office:word" xmlns:w="http://schemas.openxmlformats.org/wordprocessingml/2006/main" xmlns:w14="http://schemas.microsoft.com/office/word/2010/wordml" xmlns:w15="http://schemas.microsoft.com/office/word/2012/wordml" xmlns:w16cex="http://schemas.microsoft.com/office/word/2018/wordml/cex" xmlns:w16cid="http://schemas.microsoft.com/office/word/2016/wordml/cid" xmlns:w16="http://schemas.microsoft.com/office/word/2018/wordml" xmlns:w16du="http://schemas.microsoft.com/office/word/2023/wordml/word16du" xmlns:w16sdtdh="http://schemas.microsoft.com/office/word/2020/wordml/sdtdatahash" xmlns:w16sdtfl="http://schemas.microsoft.com/office/word/2024/wordml/sdtformatlock" xmlns:w16se="http://schemas.microsoft.com/office/word/2015/wordml/symex" xmlns:wpg="http://schemas.microsoft.com/office/word/2010/wordprocessingGroup" xmlns:wpi="http://schemas.microsoft.com/office/word/2010/wordprocessingInk" xmlns:wne="http://schemas.microsoft.com/office/word/2006/wordml" xmlns:wps="http://schemas.microsoft.com/office/word/2010/wordprocessingShape" mc:Ignorable="w14 w15 w16se w16cid w16 w16cex w16sdtdh w16sdtfl w16du wp14">
   <w:abstractNum w:abstractNumId="0" w15:restartNumberingAfterBreak="0">
-    <w:nsid w:val="03C55733"/>
+    <w:nsid w:val="029B3507"/>
     <w:multiLevelType w:val="hybridMultilevel"/>
-    <w:tmpl w:val="1CECEE5A"/>
-    <w:lvl w:ilvl="0" w:tplc="9D86ACD6">
-      <w:start w:val="1"/>
-      <w:numFmt w:val="bullet"/>
-      <w:lvlText w:val="•"/>
-      <w:lvlJc w:val="left"/>
-      <w:pPr>
-        <w:ind w:left="560" w:hanging="280"/>
-      </w:pPr>
-    </w:lvl>
-    <w:lvl w:ilvl="1" w:tplc="080067AC">
-      <w:numFmt w:val="decimal"/>
-      <w:lvlText w:val=""/>
-      <w:lvlJc w:val="left"/>
-    </w:lvl>
-    <w:lvl w:ilvl="2" w:tplc="8DEAE40A">
-      <w:numFmt w:val="decimal"/>
-      <w:lvlText w:val=""/>
-      <w:lvlJc w:val="left"/>
-    </w:lvl>
-    <w:lvl w:ilvl="3" w:tplc="FD52F37A">
-      <w:numFmt w:val="decimal"/>
-      <w:lvlText w:val=""/>
-      <w:lvlJc w:val="left"/>
-    </w:lvl>
-    <w:lvl w:ilvl="4" w:tplc="13AE7706">
-      <w:numFmt w:val="decimal"/>
-      <w:lvlText w:val=""/>
-      <w:lvlJc w:val="left"/>
-    </w:lvl>
-    <w:lvl w:ilvl="5" w:tplc="8F146B6A">
-      <w:numFmt w:val="decimal"/>
-      <w:lvlText w:val=""/>
-      <w:lvlJc w:val="left"/>
-    </w:lvl>
-    <w:lvl w:ilvl="6" w:tplc="5172D35E">
-      <w:numFmt w:val="decimal"/>
-      <w:lvlText w:val=""/>
-      <w:lvlJc w:val="left"/>
-    </w:lvl>
-    <w:lvl w:ilvl="7" w:tplc="72E05786">
-      <w:numFmt w:val="decimal"/>
-      <w:lvlText w:val=""/>
-      <w:lvlJc w:val="left"/>
-    </w:lvl>
-    <w:lvl w:ilvl="8" w:tplc="0DDC294E">
-      <w:numFmt w:val="decimal"/>
-      <w:lvlText w:val=""/>
-      <w:lvlJc w:val="left"/>
-    </w:lvl>
-  </w:abstractNum>
-  <w:abstractNum w:abstractNumId="1" w15:restartNumberingAfterBreak="0">
-    <w:nsid w:val="0E620456"/>
-    <w:multiLevelType w:val="hybridMultilevel"/>
-    <w:tmpl w:val="FB1C0B6A"/>
-    <w:lvl w:ilvl="0" w:tplc="3A924096">
+    <w:tmpl w:val="303003E0"/>
+    <w:lvl w:ilvl="0" w:tplc="0CAEE2AE">
       <w:start w:val="1"/>
       <w:numFmt w:val="bullet"/>
       <w:lvlText w:val="●"/>
@@ -7418,7 +7364,7 @@
         <w:ind w:left="720" w:hanging="360"/>
       </w:pPr>
     </w:lvl>
-    <w:lvl w:ilvl="1" w:tplc="0444E132">
+    <w:lvl w:ilvl="1" w:tplc="DBD4EDB8">
       <w:start w:val="1"/>
       <w:numFmt w:val="bullet"/>
       <w:lvlText w:val="○"/>
@@ -7427,7 +7373,7 @@
         <w:ind w:left="1440" w:hanging="360"/>
       </w:pPr>
     </w:lvl>
-    <w:lvl w:ilvl="2" w:tplc="CA78E960">
+    <w:lvl w:ilvl="2" w:tplc="3336ED52">
       <w:start w:val="1"/>
       <w:numFmt w:val="bullet"/>
       <w:lvlText w:val="■"/>
@@ -7436,7 +7382,7 @@
         <w:ind w:left="2160" w:hanging="360"/>
       </w:pPr>
     </w:lvl>
-    <w:lvl w:ilvl="3" w:tplc="CCB83E06">
+    <w:lvl w:ilvl="3" w:tplc="E618A6FC">
       <w:start w:val="1"/>
       <w:numFmt w:val="bullet"/>
       <w:lvlText w:val="●"/>
@@ -7445,7 +7391,7 @@
         <w:ind w:left="2880" w:hanging="360"/>
       </w:pPr>
     </w:lvl>
-    <w:lvl w:ilvl="4" w:tplc="BB1A4488">
+    <w:lvl w:ilvl="4" w:tplc="BD4EE344">
       <w:start w:val="1"/>
       <w:numFmt w:val="bullet"/>
       <w:lvlText w:val="○"/>
@@ -7454,7 +7400,7 @@
         <w:ind w:left="3600" w:hanging="360"/>
       </w:pPr>
     </w:lvl>
-    <w:lvl w:ilvl="5" w:tplc="941A2404">
+    <w:lvl w:ilvl="5" w:tplc="631A50A6">
       <w:start w:val="1"/>
       <w:numFmt w:val="bullet"/>
       <w:lvlText w:val="■"/>
@@ -7463,7 +7409,7 @@
         <w:ind w:left="4320" w:hanging="360"/>
       </w:pPr>
     </w:lvl>
-    <w:lvl w:ilvl="6" w:tplc="3034855E">
+    <w:lvl w:ilvl="6" w:tplc="4F6072AC">
       <w:start w:val="1"/>
       <w:numFmt w:val="bullet"/>
       <w:lvlText w:val="●"/>
@@ -7472,7 +7418,7 @@
         <w:ind w:left="5040" w:hanging="360"/>
       </w:pPr>
     </w:lvl>
-    <w:lvl w:ilvl="7" w:tplc="ECFC0FAA">
+    <w:lvl w:ilvl="7" w:tplc="B322CB48">
       <w:start w:val="1"/>
       <w:numFmt w:val="bullet"/>
       <w:lvlText w:val="●"/>
@@ -7481,7 +7427,7 @@
         <w:ind w:left="5760" w:hanging="360"/>
       </w:pPr>
     </w:lvl>
-    <w:lvl w:ilvl="8" w:tplc="45BEDF9A">
+    <w:lvl w:ilvl="8" w:tplc="4834419A">
       <w:start w:val="1"/>
       <w:numFmt w:val="bullet"/>
       <w:lvlText w:val="●"/>
@@ -7491,11 +7437,65 @@
       </w:pPr>
     </w:lvl>
   </w:abstractNum>
+  <w:abstractNum w:abstractNumId="1" w15:restartNumberingAfterBreak="0">
+    <w:nsid w:val="1CEE7D2E"/>
+    <w:multiLevelType w:val="hybridMultilevel"/>
+    <w:tmpl w:val="449EE258"/>
+    <w:lvl w:ilvl="0" w:tplc="01DA70CA">
+      <w:start w:val="1"/>
+      <w:numFmt w:val="bullet"/>
+      <w:lvlText w:val="•"/>
+      <w:lvlJc w:val="left"/>
+      <w:pPr>
+        <w:ind w:left="560" w:hanging="280"/>
+      </w:pPr>
+    </w:lvl>
+    <w:lvl w:ilvl="1" w:tplc="6E1A3868">
+      <w:numFmt w:val="decimal"/>
+      <w:lvlText w:val=""/>
+      <w:lvlJc w:val="left"/>
+    </w:lvl>
+    <w:lvl w:ilvl="2" w:tplc="3E746DFA">
+      <w:numFmt w:val="decimal"/>
+      <w:lvlText w:val=""/>
+      <w:lvlJc w:val="left"/>
+    </w:lvl>
+    <w:lvl w:ilvl="3" w:tplc="8F7E707E">
+      <w:numFmt w:val="decimal"/>
+      <w:lvlText w:val=""/>
+      <w:lvlJc w:val="left"/>
+    </w:lvl>
+    <w:lvl w:ilvl="4" w:tplc="F8207084">
+      <w:numFmt w:val="decimal"/>
+      <w:lvlText w:val=""/>
+      <w:lvlJc w:val="left"/>
+    </w:lvl>
+    <w:lvl w:ilvl="5" w:tplc="E0F01466">
+      <w:numFmt w:val="decimal"/>
+      <w:lvlText w:val=""/>
+      <w:lvlJc w:val="left"/>
+    </w:lvl>
+    <w:lvl w:ilvl="6" w:tplc="F63E3CB0">
+      <w:numFmt w:val="decimal"/>
+      <w:lvlText w:val=""/>
+      <w:lvlJc w:val="left"/>
+    </w:lvl>
+    <w:lvl w:ilvl="7" w:tplc="BF20BDC6">
+      <w:numFmt w:val="decimal"/>
+      <w:lvlText w:val=""/>
+      <w:lvlJc w:val="left"/>
+    </w:lvl>
+    <w:lvl w:ilvl="8" w:tplc="CE30A3C2">
+      <w:numFmt w:val="decimal"/>
+      <w:lvlText w:val=""/>
+      <w:lvlJc w:val="left"/>
+    </w:lvl>
+  </w:abstractNum>
   <w:abstractNum w:abstractNumId="2" w15:restartNumberingAfterBreak="0">
-    <w:nsid w:val="3DD95F6B"/>
+    <w:nsid w:val="64281E04"/>
     <w:multiLevelType w:val="hybridMultilevel"/>
-    <w:tmpl w:val="922E62D8"/>
-    <w:lvl w:ilvl="0" w:tplc="59A21E00">
+    <w:tmpl w:val="8FA8B2C6"/>
+    <w:lvl w:ilvl="0" w:tplc="0CEC31E2">
       <w:start w:val="1"/>
       <w:numFmt w:val="decimal"/>
       <w:lvlText w:val="%1."/>
@@ -7504,60 +7504,60 @@
         <w:ind w:left="560" w:hanging="340"/>
       </w:pPr>
     </w:lvl>
-    <w:lvl w:ilvl="1" w:tplc="496E9750">
+    <w:lvl w:ilvl="1" w:tplc="F6C8F17A">
       <w:numFmt w:val="decimal"/>
       <w:lvlText w:val=""/>
       <w:lvlJc w:val="left"/>
     </w:lvl>
-    <w:lvl w:ilvl="2" w:tplc="758E607A">
+    <w:lvl w:ilvl="2" w:tplc="8042E332">
       <w:numFmt w:val="decimal"/>
       <w:lvlText w:val=""/>
       <w:lvlJc w:val="left"/>
     </w:lvl>
-    <w:lvl w:ilvl="3" w:tplc="822C3060">
+    <w:lvl w:ilvl="3" w:tplc="AE50E1F6">
       <w:numFmt w:val="decimal"/>
       <w:lvlText w:val=""/>
       <w:lvlJc w:val="left"/>
     </w:lvl>
-    <w:lvl w:ilvl="4" w:tplc="63427A7C">
+    <w:lvl w:ilvl="4" w:tplc="2AA8B7E2">
       <w:numFmt w:val="decimal"/>
       <w:lvlText w:val=""/>
       <w:lvlJc w:val="left"/>
     </w:lvl>
-    <w:lvl w:ilvl="5" w:tplc="6AFE26F4">
+    <w:lvl w:ilvl="5" w:tplc="D64A6148">
       <w:numFmt w:val="decimal"/>
       <w:lvlText w:val=""/>
       <w:lvlJc w:val="left"/>
     </w:lvl>
-    <w:lvl w:ilvl="6" w:tplc="D19031CC">
+    <w:lvl w:ilvl="6" w:tplc="874CE62A">
       <w:numFmt w:val="decimal"/>
       <w:lvlText w:val=""/>
       <w:lvlJc w:val="left"/>
     </w:lvl>
-    <w:lvl w:ilvl="7" w:tplc="D7463AB4">
+    <w:lvl w:ilvl="7" w:tplc="8C9EFB6E">
       <w:numFmt w:val="decimal"/>
       <w:lvlText w:val=""/>
       <w:lvlJc w:val="left"/>
     </w:lvl>
-    <w:lvl w:ilvl="8" w:tplc="7DF225EA">
+    <w:lvl w:ilvl="8" w:tplc="71706C10">
       <w:numFmt w:val="decimal"/>
       <w:lvlText w:val=""/>
       <w:lvlJc w:val="left"/>
     </w:lvl>
   </w:abstractNum>
-  <w:num w:numId="1" w16cid:durableId="916784576">
+  <w:num w:numId="1" w16cid:durableId="495852043">
+    <w:abstractNumId w:val="0"/>
+    <w:lvlOverride w:ilvl="0">
+      <w:startOverride w:val="1"/>
+    </w:lvlOverride>
+  </w:num>
+  <w:num w:numId="2" w16cid:durableId="1407650478">
     <w:abstractNumId w:val="1"/>
     <w:lvlOverride w:ilvl="0">
       <w:startOverride w:val="1"/>
     </w:lvlOverride>
   </w:num>
-  <w:num w:numId="2" w16cid:durableId="1735852094">
-    <w:abstractNumId w:val="0"/>
-    <w:lvlOverride w:ilvl="0">
-      <w:startOverride w:val="1"/>
-    </w:lvlOverride>
-  </w:num>
-  <w:num w:numId="3" w16cid:durableId="93284609">
+  <w:num w:numId="3" w16cid:durableId="413472646">
     <w:abstractNumId w:val="2"/>
     <w:lvlOverride w:ilvl="0">
       <w:startOverride w:val="1"/>
@@ -8151,7 +8151,7 @@
     <w:autoRedefine/>
     <w:uiPriority w:val="39"/>
     <w:unhideWhenUsed/>
-    <w:rsid w:val="00F073D4"/>
+    <w:rsid w:val="00385ADD"/>
     <w:pPr>
       <w:spacing w:after="100"/>
     </w:pPr>

--- a/public/documentos/GOB-01-caso-de-negocio-y-plan-de-gestion-de-beneficios.docx
+++ b/public/documentos/GOB-01-caso-de-negocio-y-plan-de-gestion-de-beneficios.docx
@@ -52,7 +52,7 @@
                 <w:noProof/>
               </w:rPr>
               <w:drawing>
-                <wp:inline distT="0" distB="0" distL="0" distR="0" wp14:anchorId="5A556A96" wp14:editId="19E6F02F">
+                <wp:inline distT="0" distB="0" distL="0" distR="0" wp14:anchorId="3B7205CE" wp14:editId="2055931E">
                   <wp:extent cx="990600" cy="990600"/>
                   <wp:effectExtent l="0" t="0" r="0" b="0"/>
                   <wp:docPr id="1" name="Imagen 1"/>
@@ -171,10 +171,10 @@
                 <w:noProof/>
               </w:rPr>
               <w:drawing>
-                <wp:inline distT="0" distB="0" distL="0" distR="0" wp14:anchorId="4B98FFEF" wp14:editId="479F4AE4">
+                <wp:inline distT="0" distB="0" distL="0" distR="0" wp14:anchorId="0DF9B33A" wp14:editId="3F5D7CEE">
                   <wp:extent cx="800100" cy="800100"/>
                   <wp:effectExtent l="0" t="0" r="0" b="0"/>
-                  <wp:docPr id="472964670" name="Imagen 472964670"/>
+                  <wp:docPr id="20071374" name="Imagen 20071374"/>
                   <wp:cNvGraphicFramePr>
                     <a:graphicFrameLocks xmlns:a="http://schemas.openxmlformats.org/drawingml/2006/main" noChangeAspect="1"/>
                   </wp:cNvGraphicFramePr>
@@ -1117,7 +1117,7 @@
                 <w:sz w:val="17"/>
                 <w:szCs w:val="17"/>
               </w:rPr>
-              <w:t>Responsable del modelo de Machine Learning</w:t>
+              <w:t>Responsable del modelo de Machine Learning y Product Owner</w:t>
             </w:r>
           </w:p>
         </w:tc>
@@ -2585,7 +2585,7 @@
     <w:sdt>
       <w:sdtPr>
         <w:alias w:val="Contenido"/>
-        <w:id w:val="-1979062138"/>
+        <w:id w:val="1229273778"/>
       </w:sdtPr>
       <w:sdtEndPr/>
       <w:sdtContent>
@@ -2611,7 +2611,7 @@
           <w:r>
             <w:fldChar w:fldCharType="separate"/>
           </w:r>
-          <w:hyperlink w:anchor="_Toc242549465" w:history="1">
+          <w:hyperlink w:anchor="_Toc243091517" w:history="1">
             <w:r>
               <w:rPr>
                 <w:rStyle w:val="Hipervnculo"/>
@@ -2635,7 +2635,7 @@
               <w:rPr>
                 <w:noProof/>
               </w:rPr>
-              <w:instrText xml:space="preserve"> PAGEREF _Toc242549465 \h </w:instrText>
+              <w:instrText xml:space="preserve"> PAGEREF _Toc243091517 \h </w:instrText>
             </w:r>
             <w:r>
               <w:rPr>
@@ -2675,7 +2675,7 @@
               <w14:ligatures w14:val="standardContextual"/>
             </w:rPr>
           </w:pPr>
-          <w:hyperlink w:anchor="_Toc242549466" w:history="1">
+          <w:hyperlink w:anchor="_Toc243091518" w:history="1">
             <w:r>
               <w:rPr>
                 <w:rStyle w:val="Hipervnculo"/>
@@ -2699,7 +2699,7 @@
               <w:rPr>
                 <w:noProof/>
               </w:rPr>
-              <w:instrText xml:space="preserve"> PAGEREF _Toc242549466 \h </w:instrText>
+              <w:instrText xml:space="preserve"> PAGEREF _Toc243091518 \h </w:instrText>
             </w:r>
             <w:r>
               <w:rPr>
@@ -2739,7 +2739,7 @@
               <w14:ligatures w14:val="standardContextual"/>
             </w:rPr>
           </w:pPr>
-          <w:hyperlink w:anchor="_Toc242549467" w:history="1">
+          <w:hyperlink w:anchor="_Toc243091519" w:history="1">
             <w:r>
               <w:rPr>
                 <w:rStyle w:val="Hipervnculo"/>
@@ -2763,7 +2763,7 @@
               <w:rPr>
                 <w:noProof/>
               </w:rPr>
-              <w:instrText xml:space="preserve"> PAGEREF _Toc242549467 \h </w:instrText>
+              <w:instrText xml:space="preserve"> PAGEREF _Toc243091519 \h </w:instrText>
             </w:r>
             <w:r>
               <w:rPr>
@@ -2803,7 +2803,7 @@
               <w14:ligatures w14:val="standardContextual"/>
             </w:rPr>
           </w:pPr>
-          <w:hyperlink w:anchor="_Toc242549468" w:history="1">
+          <w:hyperlink w:anchor="_Toc243091520" w:history="1">
             <w:r>
               <w:rPr>
                 <w:rStyle w:val="Hipervnculo"/>
@@ -2827,7 +2827,7 @@
               <w:rPr>
                 <w:noProof/>
               </w:rPr>
-              <w:instrText xml:space="preserve"> PAGEREF _Toc242549468 \h </w:instrText>
+              <w:instrText xml:space="preserve"> PAGEREF _Toc243091520 \h </w:instrText>
             </w:r>
             <w:r>
               <w:rPr>
@@ -2867,7 +2867,7 @@
               <w14:ligatures w14:val="standardContextual"/>
             </w:rPr>
           </w:pPr>
-          <w:hyperlink w:anchor="_Toc242549469" w:history="1">
+          <w:hyperlink w:anchor="_Toc243091521" w:history="1">
             <w:r>
               <w:rPr>
                 <w:rStyle w:val="Hipervnculo"/>
@@ -2891,7 +2891,7 @@
               <w:rPr>
                 <w:noProof/>
               </w:rPr>
-              <w:instrText xml:space="preserve"> PAGEREF _Toc242549469 \h </w:instrText>
+              <w:instrText xml:space="preserve"> PAGEREF _Toc243091521 \h </w:instrText>
             </w:r>
             <w:r>
               <w:rPr>
@@ -2931,7 +2931,7 @@
               <w14:ligatures w14:val="standardContextual"/>
             </w:rPr>
           </w:pPr>
-          <w:hyperlink w:anchor="_Toc242549470" w:history="1">
+          <w:hyperlink w:anchor="_Toc243091522" w:history="1">
             <w:r>
               <w:rPr>
                 <w:rStyle w:val="Hipervnculo"/>
@@ -2955,7 +2955,7 @@
               <w:rPr>
                 <w:noProof/>
               </w:rPr>
-              <w:instrText xml:space="preserve"> PAGEREF _Toc242549470 \h </w:instrText>
+              <w:instrText xml:space="preserve"> PAGEREF _Toc243091522 \h </w:instrText>
             </w:r>
             <w:r>
               <w:rPr>
@@ -2995,7 +2995,7 @@
               <w14:ligatures w14:val="standardContextual"/>
             </w:rPr>
           </w:pPr>
-          <w:hyperlink w:anchor="_Toc242549471" w:history="1">
+          <w:hyperlink w:anchor="_Toc243091523" w:history="1">
             <w:r>
               <w:rPr>
                 <w:rStyle w:val="Hipervnculo"/>
@@ -3019,7 +3019,7 @@
               <w:rPr>
                 <w:noProof/>
               </w:rPr>
-              <w:instrText xml:space="preserve"> PAGEREF _Toc242549471 \h </w:instrText>
+              <w:instrText xml:space="preserve"> PAGEREF _Toc243091523 \h </w:instrText>
             </w:r>
             <w:r>
               <w:rPr>
@@ -3069,7 +3069,7 @@
       <w:pPr>
         <w:pStyle w:val="Ttulo1"/>
       </w:pPr>
-      <w:bookmarkStart w:id="0" w:name="_Toc242549465"/>
+      <w:bookmarkStart w:id="0" w:name="_Toc243091517"/>
       <w:r>
         <w:lastRenderedPageBreak/>
         <w:t>1. Necesidad del negocio</w:t>
@@ -3683,7 +3683,7 @@
       <w:pPr>
         <w:pStyle w:val="Ttulo1"/>
       </w:pPr>
-      <w:bookmarkStart w:id="1" w:name="_Toc242549466"/>
+      <w:bookmarkStart w:id="1" w:name="_Toc243091518"/>
       <w:r>
         <w:t>2. Alineación con los objetivos de la institución</w:t>
       </w:r>
@@ -3777,7 +3777,7 @@
       <w:pPr>
         <w:pStyle w:val="Ttulo1"/>
       </w:pPr>
-      <w:bookmarkStart w:id="2" w:name="_Toc242549467"/>
+      <w:bookmarkStart w:id="2" w:name="_Toc243091519"/>
       <w:r>
         <w:lastRenderedPageBreak/>
         <w:t>3. Opciones evaluadas</w:t>
@@ -4426,7 +4426,7 @@
       <w:pPr>
         <w:pStyle w:val="Ttulo1"/>
       </w:pPr>
-      <w:bookmarkStart w:id="3" w:name="_Toc242549468"/>
+      <w:bookmarkStart w:id="3" w:name="_Toc243091520"/>
       <w:r>
         <w:t>4. Beneficios esperados y plan de gestión de beneficios</w:t>
       </w:r>
@@ -5845,7 +5845,7 @@
       <w:pPr>
         <w:pStyle w:val="Ttulo1"/>
       </w:pPr>
-      <w:bookmarkStart w:id="4" w:name="_Toc242549469"/>
+      <w:bookmarkStart w:id="4" w:name="_Toc243091521"/>
       <w:r>
         <w:t>5. Costos e inversión</w:t>
       </w:r>
@@ -6367,7 +6367,7 @@
       <w:pPr>
         <w:pStyle w:val="Ttulo1"/>
       </w:pPr>
-      <w:bookmarkStart w:id="5" w:name="_Toc242549470"/>
+      <w:bookmarkStart w:id="5" w:name="_Toc243091522"/>
       <w:r>
         <w:t>6. Riesgos principales para el negocio</w:t>
       </w:r>
@@ -6904,7 +6904,7 @@
       <w:pPr>
         <w:pStyle w:val="Ttulo1"/>
       </w:pPr>
-      <w:bookmarkStart w:id="6" w:name="_Toc242549471"/>
+      <w:bookmarkStart w:id="6" w:name="_Toc243091523"/>
       <w:r>
         <w:t>7. Recomendación</w:t>
       </w:r>
@@ -7352,10 +7352,64 @@
 <file path=word/numbering.xml><?xml version="1.0" encoding="utf-8"?>
 <w:numbering xmlns:wpc="http://schemas.microsoft.com/office/word/2010/wordprocessingCanvas" xmlns:cx="http://schemas.microsoft.com/office/drawing/2014/chartex" xmlns:cx1="http://schemas.microsoft.com/office/drawing/2015/9/8/chartex" xmlns:cx2="http://schemas.microsoft.com/office/drawing/2015/10/21/chartex" xmlns:cx3="http://schemas.microsoft.com/office/drawing/2016/5/9/chartex" xmlns:cx4="http://schemas.microsoft.com/office/drawing/2016/5/10/chartex" xmlns:cx5="http://schemas.microsoft.com/office/drawing/2016/5/11/chartex" xmlns:cx6="http://schemas.microsoft.com/office/drawing/2016/5/12/chartex" xmlns:cx7="http://schemas.microsoft.com/office/drawing/2016/5/13/chartex" xmlns:cx8="http://schemas.microsoft.com/office/drawing/2016/5/14/chartex" xmlns:mc="http://schemas.openxmlformats.org/markup-compatibility/2006" xmlns:aink="http://schemas.microsoft.com/office/drawing/2016/ink" xmlns:am3d="http://schemas.microsoft.com/office/drawing/2017/model3d" xmlns:o="urn:schemas-microsoft-com:office:office" xmlns:oel="http://schemas.microsoft.com/office/2019/extlst" xmlns:r="http://schemas.openxmlformats.org/officeDocument/2006/relationships" xmlns:m="http://schemas.openxmlformats.org/officeDocument/2006/math" xmlns:v="urn:schemas-microsoft-com:vml" xmlns:wp14="http://schemas.microsoft.com/office/word/2010/wordprocessingDrawing" xmlns:wp="http://schemas.openxmlformats.org/drawingml/2006/wordprocessingDrawing" xmlns:w10="urn:schemas-microsoft-com:office:word" xmlns:w="http://schemas.openxmlformats.org/wordprocessingml/2006/main" xmlns:w14="http://schemas.microsoft.com/office/word/2010/wordml" xmlns:w15="http://schemas.microsoft.com/office/word/2012/wordml" xmlns:w16cex="http://schemas.microsoft.com/office/word/2018/wordml/cex" xmlns:w16cid="http://schemas.microsoft.com/office/word/2016/wordml/cid" xmlns:w16="http://schemas.microsoft.com/office/word/2018/wordml" xmlns:w16du="http://schemas.microsoft.com/office/word/2023/wordml/word16du" xmlns:w16sdtdh="http://schemas.microsoft.com/office/word/2020/wordml/sdtdatahash" xmlns:w16sdtfl="http://schemas.microsoft.com/office/word/2024/wordml/sdtformatlock" xmlns:w16se="http://schemas.microsoft.com/office/word/2015/wordml/symex" xmlns:wpg="http://schemas.microsoft.com/office/word/2010/wordprocessingGroup" xmlns:wpi="http://schemas.microsoft.com/office/word/2010/wordprocessingInk" xmlns:wne="http://schemas.microsoft.com/office/word/2006/wordml" xmlns:wps="http://schemas.microsoft.com/office/word/2010/wordprocessingShape" mc:Ignorable="w14 w15 w16se w16cid w16 w16cex w16sdtdh w16sdtfl w16du wp14">
   <w:abstractNum w:abstractNumId="0" w15:restartNumberingAfterBreak="0">
-    <w:nsid w:val="029B3507"/>
+    <w:nsid w:val="08961E88"/>
     <w:multiLevelType w:val="hybridMultilevel"/>
-    <w:tmpl w:val="303003E0"/>
-    <w:lvl w:ilvl="0" w:tplc="0CAEE2AE">
+    <w:tmpl w:val="E02EFEAE"/>
+    <w:lvl w:ilvl="0" w:tplc="F2DCA204">
+      <w:start w:val="1"/>
+      <w:numFmt w:val="bullet"/>
+      <w:lvlText w:val="•"/>
+      <w:lvlJc w:val="left"/>
+      <w:pPr>
+        <w:ind w:left="560" w:hanging="280"/>
+      </w:pPr>
+    </w:lvl>
+    <w:lvl w:ilvl="1" w:tplc="ECCCEB66">
+      <w:numFmt w:val="decimal"/>
+      <w:lvlText w:val=""/>
+      <w:lvlJc w:val="left"/>
+    </w:lvl>
+    <w:lvl w:ilvl="2" w:tplc="5CBAA3CE">
+      <w:numFmt w:val="decimal"/>
+      <w:lvlText w:val=""/>
+      <w:lvlJc w:val="left"/>
+    </w:lvl>
+    <w:lvl w:ilvl="3" w:tplc="BEA2DBE0">
+      <w:numFmt w:val="decimal"/>
+      <w:lvlText w:val=""/>
+      <w:lvlJc w:val="left"/>
+    </w:lvl>
+    <w:lvl w:ilvl="4" w:tplc="9B885BEE">
+      <w:numFmt w:val="decimal"/>
+      <w:lvlText w:val=""/>
+      <w:lvlJc w:val="left"/>
+    </w:lvl>
+    <w:lvl w:ilvl="5" w:tplc="51467CFC">
+      <w:numFmt w:val="decimal"/>
+      <w:lvlText w:val=""/>
+      <w:lvlJc w:val="left"/>
+    </w:lvl>
+    <w:lvl w:ilvl="6" w:tplc="3656D158">
+      <w:numFmt w:val="decimal"/>
+      <w:lvlText w:val=""/>
+      <w:lvlJc w:val="left"/>
+    </w:lvl>
+    <w:lvl w:ilvl="7" w:tplc="C6261BD8">
+      <w:numFmt w:val="decimal"/>
+      <w:lvlText w:val=""/>
+      <w:lvlJc w:val="left"/>
+    </w:lvl>
+    <w:lvl w:ilvl="8" w:tplc="9D60EB08">
+      <w:numFmt w:val="decimal"/>
+      <w:lvlText w:val=""/>
+      <w:lvlJc w:val="left"/>
+    </w:lvl>
+  </w:abstractNum>
+  <w:abstractNum w:abstractNumId="1" w15:restartNumberingAfterBreak="0">
+    <w:nsid w:val="10345CDE"/>
+    <w:multiLevelType w:val="hybridMultilevel"/>
+    <w:tmpl w:val="D7544800"/>
+    <w:lvl w:ilvl="0" w:tplc="7ADE0540">
       <w:start w:val="1"/>
       <w:numFmt w:val="bullet"/>
       <w:lvlText w:val="●"/>
@@ -7364,7 +7418,7 @@
         <w:ind w:left="720" w:hanging="360"/>
       </w:pPr>
     </w:lvl>
-    <w:lvl w:ilvl="1" w:tplc="DBD4EDB8">
+    <w:lvl w:ilvl="1" w:tplc="D62012F8">
       <w:start w:val="1"/>
       <w:numFmt w:val="bullet"/>
       <w:lvlText w:val="○"/>
@@ -7373,7 +7427,7 @@
         <w:ind w:left="1440" w:hanging="360"/>
       </w:pPr>
     </w:lvl>
-    <w:lvl w:ilvl="2" w:tplc="3336ED52">
+    <w:lvl w:ilvl="2" w:tplc="F29AC678">
       <w:start w:val="1"/>
       <w:numFmt w:val="bullet"/>
       <w:lvlText w:val="■"/>
@@ -7382,7 +7436,7 @@
         <w:ind w:left="2160" w:hanging="360"/>
       </w:pPr>
     </w:lvl>
-    <w:lvl w:ilvl="3" w:tplc="E618A6FC">
+    <w:lvl w:ilvl="3" w:tplc="9E1E7DFA">
       <w:start w:val="1"/>
       <w:numFmt w:val="bullet"/>
       <w:lvlText w:val="●"/>
@@ -7391,7 +7445,7 @@
         <w:ind w:left="2880" w:hanging="360"/>
       </w:pPr>
     </w:lvl>
-    <w:lvl w:ilvl="4" w:tplc="BD4EE344">
+    <w:lvl w:ilvl="4" w:tplc="7BF4DA12">
       <w:start w:val="1"/>
       <w:numFmt w:val="bullet"/>
       <w:lvlText w:val="○"/>
@@ -7400,7 +7454,7 @@
         <w:ind w:left="3600" w:hanging="360"/>
       </w:pPr>
     </w:lvl>
-    <w:lvl w:ilvl="5" w:tplc="631A50A6">
+    <w:lvl w:ilvl="5" w:tplc="95EC003A">
       <w:start w:val="1"/>
       <w:numFmt w:val="bullet"/>
       <w:lvlText w:val="■"/>
@@ -7409,7 +7463,7 @@
         <w:ind w:left="4320" w:hanging="360"/>
       </w:pPr>
     </w:lvl>
-    <w:lvl w:ilvl="6" w:tplc="4F6072AC">
+    <w:lvl w:ilvl="6" w:tplc="F75C2574">
       <w:start w:val="1"/>
       <w:numFmt w:val="bullet"/>
       <w:lvlText w:val="●"/>
@@ -7418,7 +7472,7 @@
         <w:ind w:left="5040" w:hanging="360"/>
       </w:pPr>
     </w:lvl>
-    <w:lvl w:ilvl="7" w:tplc="B322CB48">
+    <w:lvl w:ilvl="7" w:tplc="34FAC980">
       <w:start w:val="1"/>
       <w:numFmt w:val="bullet"/>
       <w:lvlText w:val="●"/>
@@ -7427,7 +7481,7 @@
         <w:ind w:left="5760" w:hanging="360"/>
       </w:pPr>
     </w:lvl>
-    <w:lvl w:ilvl="8" w:tplc="4834419A">
+    <w:lvl w:ilvl="8" w:tplc="DA3CC950">
       <w:start w:val="1"/>
       <w:numFmt w:val="bullet"/>
       <w:lvlText w:val="●"/>
@@ -7437,65 +7491,11 @@
       </w:pPr>
     </w:lvl>
   </w:abstractNum>
-  <w:abstractNum w:abstractNumId="1" w15:restartNumberingAfterBreak="0">
-    <w:nsid w:val="1CEE7D2E"/>
+  <w:abstractNum w:abstractNumId="2" w15:restartNumberingAfterBreak="0">
+    <w:nsid w:val="39DC5E78"/>
     <w:multiLevelType w:val="hybridMultilevel"/>
-    <w:tmpl w:val="449EE258"/>
-    <w:lvl w:ilvl="0" w:tplc="01DA70CA">
-      <w:start w:val="1"/>
-      <w:numFmt w:val="bullet"/>
-      <w:lvlText w:val="•"/>
-      <w:lvlJc w:val="left"/>
-      <w:pPr>
-        <w:ind w:left="560" w:hanging="280"/>
-      </w:pPr>
-    </w:lvl>
-    <w:lvl w:ilvl="1" w:tplc="6E1A3868">
-      <w:numFmt w:val="decimal"/>
-      <w:lvlText w:val=""/>
-      <w:lvlJc w:val="left"/>
-    </w:lvl>
-    <w:lvl w:ilvl="2" w:tplc="3E746DFA">
-      <w:numFmt w:val="decimal"/>
-      <w:lvlText w:val=""/>
-      <w:lvlJc w:val="left"/>
-    </w:lvl>
-    <w:lvl w:ilvl="3" w:tplc="8F7E707E">
-      <w:numFmt w:val="decimal"/>
-      <w:lvlText w:val=""/>
-      <w:lvlJc w:val="left"/>
-    </w:lvl>
-    <w:lvl w:ilvl="4" w:tplc="F8207084">
-      <w:numFmt w:val="decimal"/>
-      <w:lvlText w:val=""/>
-      <w:lvlJc w:val="left"/>
-    </w:lvl>
-    <w:lvl w:ilvl="5" w:tplc="E0F01466">
-      <w:numFmt w:val="decimal"/>
-      <w:lvlText w:val=""/>
-      <w:lvlJc w:val="left"/>
-    </w:lvl>
-    <w:lvl w:ilvl="6" w:tplc="F63E3CB0">
-      <w:numFmt w:val="decimal"/>
-      <w:lvlText w:val=""/>
-      <w:lvlJc w:val="left"/>
-    </w:lvl>
-    <w:lvl w:ilvl="7" w:tplc="BF20BDC6">
-      <w:numFmt w:val="decimal"/>
-      <w:lvlText w:val=""/>
-      <w:lvlJc w:val="left"/>
-    </w:lvl>
-    <w:lvl w:ilvl="8" w:tplc="CE30A3C2">
-      <w:numFmt w:val="decimal"/>
-      <w:lvlText w:val=""/>
-      <w:lvlJc w:val="left"/>
-    </w:lvl>
-  </w:abstractNum>
-  <w:abstractNum w:abstractNumId="2" w15:restartNumberingAfterBreak="0">
-    <w:nsid w:val="64281E04"/>
-    <w:multiLevelType w:val="hybridMultilevel"/>
-    <w:tmpl w:val="8FA8B2C6"/>
-    <w:lvl w:ilvl="0" w:tplc="0CEC31E2">
+    <w:tmpl w:val="B8981CCC"/>
+    <w:lvl w:ilvl="0" w:tplc="254C4E06">
       <w:start w:val="1"/>
       <w:numFmt w:val="decimal"/>
       <w:lvlText w:val="%1."/>
@@ -7504,60 +7504,60 @@
         <w:ind w:left="560" w:hanging="340"/>
       </w:pPr>
     </w:lvl>
-    <w:lvl w:ilvl="1" w:tplc="F6C8F17A">
+    <w:lvl w:ilvl="1" w:tplc="AF445EB4">
       <w:numFmt w:val="decimal"/>
       <w:lvlText w:val=""/>
       <w:lvlJc w:val="left"/>
     </w:lvl>
-    <w:lvl w:ilvl="2" w:tplc="8042E332">
+    <w:lvl w:ilvl="2" w:tplc="A9C46C6A">
       <w:numFmt w:val="decimal"/>
       <w:lvlText w:val=""/>
       <w:lvlJc w:val="left"/>
     </w:lvl>
-    <w:lvl w:ilvl="3" w:tplc="AE50E1F6">
+    <w:lvl w:ilvl="3" w:tplc="BCE40392">
       <w:numFmt w:val="decimal"/>
       <w:lvlText w:val=""/>
       <w:lvlJc w:val="left"/>
     </w:lvl>
-    <w:lvl w:ilvl="4" w:tplc="2AA8B7E2">
+    <w:lvl w:ilvl="4" w:tplc="50EAA714">
       <w:numFmt w:val="decimal"/>
       <w:lvlText w:val=""/>
       <w:lvlJc w:val="left"/>
     </w:lvl>
-    <w:lvl w:ilvl="5" w:tplc="D64A6148">
+    <w:lvl w:ilvl="5" w:tplc="5606A85E">
       <w:numFmt w:val="decimal"/>
       <w:lvlText w:val=""/>
       <w:lvlJc w:val="left"/>
     </w:lvl>
-    <w:lvl w:ilvl="6" w:tplc="874CE62A">
+    <w:lvl w:ilvl="6" w:tplc="96BE739C">
       <w:numFmt w:val="decimal"/>
       <w:lvlText w:val=""/>
       <w:lvlJc w:val="left"/>
     </w:lvl>
-    <w:lvl w:ilvl="7" w:tplc="8C9EFB6E">
+    <w:lvl w:ilvl="7" w:tplc="C3E24BF2">
       <w:numFmt w:val="decimal"/>
       <w:lvlText w:val=""/>
       <w:lvlJc w:val="left"/>
     </w:lvl>
-    <w:lvl w:ilvl="8" w:tplc="71706C10">
+    <w:lvl w:ilvl="8" w:tplc="ED02EDC6">
       <w:numFmt w:val="decimal"/>
       <w:lvlText w:val=""/>
       <w:lvlJc w:val="left"/>
     </w:lvl>
   </w:abstractNum>
-  <w:num w:numId="1" w16cid:durableId="495852043">
+  <w:num w:numId="1" w16cid:durableId="1069888497">
+    <w:abstractNumId w:val="1"/>
+    <w:lvlOverride w:ilvl="0">
+      <w:startOverride w:val="1"/>
+    </w:lvlOverride>
+  </w:num>
+  <w:num w:numId="2" w16cid:durableId="1299652765">
     <w:abstractNumId w:val="0"/>
     <w:lvlOverride w:ilvl="0">
       <w:startOverride w:val="1"/>
     </w:lvlOverride>
   </w:num>
-  <w:num w:numId="2" w16cid:durableId="1407650478">
-    <w:abstractNumId w:val="1"/>
-    <w:lvlOverride w:ilvl="0">
-      <w:startOverride w:val="1"/>
-    </w:lvlOverride>
-  </w:num>
-  <w:num w:numId="3" w16cid:durableId="413472646">
+  <w:num w:numId="3" w16cid:durableId="740256367">
     <w:abstractNumId w:val="2"/>
     <w:lvlOverride w:ilvl="0">
       <w:startOverride w:val="1"/>
@@ -8151,7 +8151,7 @@
     <w:autoRedefine/>
     <w:uiPriority w:val="39"/>
     <w:unhideWhenUsed/>
-    <w:rsid w:val="00385ADD"/>
+    <w:rsid w:val="00E90B2B"/>
     <w:pPr>
       <w:spacing w:after="100"/>
     </w:pPr>

--- a/public/documentos/GOB-01-caso-de-negocio-y-plan-de-gestion-de-beneficios.docx
+++ b/public/documentos/GOB-01-caso-de-negocio-y-plan-de-gestion-de-beneficios.docx
@@ -52,7 +52,7 @@
                 <w:noProof/>
               </w:rPr>
               <w:drawing>
-                <wp:inline distT="0" distB="0" distL="0" distR="0" wp14:anchorId="3B7205CE" wp14:editId="2055931E">
+                <wp:inline distT="0" distB="0" distL="0" distR="0" wp14:anchorId="7ACE7347" wp14:editId="5D2961B4">
                   <wp:extent cx="990600" cy="990600"/>
                   <wp:effectExtent l="0" t="0" r="0" b="0"/>
                   <wp:docPr id="1" name="Imagen 1"/>
@@ -171,10 +171,10 @@
                 <w:noProof/>
               </w:rPr>
               <w:drawing>
-                <wp:inline distT="0" distB="0" distL="0" distR="0" wp14:anchorId="0DF9B33A" wp14:editId="3F5D7CEE">
+                <wp:inline distT="0" distB="0" distL="0" distR="0" wp14:anchorId="17961A6C" wp14:editId="74806784">
                   <wp:extent cx="800100" cy="800100"/>
                   <wp:effectExtent l="0" t="0" r="0" b="0"/>
-                  <wp:docPr id="20071374" name="Imagen 20071374"/>
+                  <wp:docPr id="296577041" name="Imagen 296577041"/>
                   <wp:cNvGraphicFramePr>
                     <a:graphicFrameLocks xmlns:a="http://schemas.openxmlformats.org/drawingml/2006/main" noChangeAspect="1"/>
                   </wp:cNvGraphicFramePr>
@@ -2585,7 +2585,7 @@
     <w:sdt>
       <w:sdtPr>
         <w:alias w:val="Contenido"/>
-        <w:id w:val="1229273778"/>
+        <w:id w:val="283541714"/>
       </w:sdtPr>
       <w:sdtEndPr/>
       <w:sdtContent>
@@ -2611,7 +2611,7 @@
           <w:r>
             <w:fldChar w:fldCharType="separate"/>
           </w:r>
-          <w:hyperlink w:anchor="_Toc243091517" w:history="1">
+          <w:hyperlink w:anchor="_Toc243093330" w:history="1">
             <w:r>
               <w:rPr>
                 <w:rStyle w:val="Hipervnculo"/>
@@ -2635,7 +2635,7 @@
               <w:rPr>
                 <w:noProof/>
               </w:rPr>
-              <w:instrText xml:space="preserve"> PAGEREF _Toc243091517 \h </w:instrText>
+              <w:instrText xml:space="preserve"> PAGEREF _Toc243093330 \h </w:instrText>
             </w:r>
             <w:r>
               <w:rPr>
@@ -2675,7 +2675,7 @@
               <w14:ligatures w14:val="standardContextual"/>
             </w:rPr>
           </w:pPr>
-          <w:hyperlink w:anchor="_Toc243091518" w:history="1">
+          <w:hyperlink w:anchor="_Toc243093331" w:history="1">
             <w:r>
               <w:rPr>
                 <w:rStyle w:val="Hipervnculo"/>
@@ -2699,7 +2699,7 @@
               <w:rPr>
                 <w:noProof/>
               </w:rPr>
-              <w:instrText xml:space="preserve"> PAGEREF _Toc243091518 \h </w:instrText>
+              <w:instrText xml:space="preserve"> PAGEREF _Toc243093331 \h </w:instrText>
             </w:r>
             <w:r>
               <w:rPr>
@@ -2739,7 +2739,7 @@
               <w14:ligatures w14:val="standardContextual"/>
             </w:rPr>
           </w:pPr>
-          <w:hyperlink w:anchor="_Toc243091519" w:history="1">
+          <w:hyperlink w:anchor="_Toc243093332" w:history="1">
             <w:r>
               <w:rPr>
                 <w:rStyle w:val="Hipervnculo"/>
@@ -2763,7 +2763,7 @@
               <w:rPr>
                 <w:noProof/>
               </w:rPr>
-              <w:instrText xml:space="preserve"> PAGEREF _Toc243091519 \h </w:instrText>
+              <w:instrText xml:space="preserve"> PAGEREF _Toc243093332 \h </w:instrText>
             </w:r>
             <w:r>
               <w:rPr>
@@ -2803,7 +2803,7 @@
               <w14:ligatures w14:val="standardContextual"/>
             </w:rPr>
           </w:pPr>
-          <w:hyperlink w:anchor="_Toc243091520" w:history="1">
+          <w:hyperlink w:anchor="_Toc243093333" w:history="1">
             <w:r>
               <w:rPr>
                 <w:rStyle w:val="Hipervnculo"/>
@@ -2827,7 +2827,7 @@
               <w:rPr>
                 <w:noProof/>
               </w:rPr>
-              <w:instrText xml:space="preserve"> PAGEREF _Toc243091520 \h </w:instrText>
+              <w:instrText xml:space="preserve"> PAGEREF _Toc243093333 \h </w:instrText>
             </w:r>
             <w:r>
               <w:rPr>
@@ -2867,7 +2867,7 @@
               <w14:ligatures w14:val="standardContextual"/>
             </w:rPr>
           </w:pPr>
-          <w:hyperlink w:anchor="_Toc243091521" w:history="1">
+          <w:hyperlink w:anchor="_Toc243093334" w:history="1">
             <w:r>
               <w:rPr>
                 <w:rStyle w:val="Hipervnculo"/>
@@ -2891,7 +2891,7 @@
               <w:rPr>
                 <w:noProof/>
               </w:rPr>
-              <w:instrText xml:space="preserve"> PAGEREF _Toc243091521 \h </w:instrText>
+              <w:instrText xml:space="preserve"> PAGEREF _Toc243093334 \h </w:instrText>
             </w:r>
             <w:r>
               <w:rPr>
@@ -2931,7 +2931,7 @@
               <w14:ligatures w14:val="standardContextual"/>
             </w:rPr>
           </w:pPr>
-          <w:hyperlink w:anchor="_Toc243091522" w:history="1">
+          <w:hyperlink w:anchor="_Toc243093335" w:history="1">
             <w:r>
               <w:rPr>
                 <w:rStyle w:val="Hipervnculo"/>
@@ -2955,7 +2955,7 @@
               <w:rPr>
                 <w:noProof/>
               </w:rPr>
-              <w:instrText xml:space="preserve"> PAGEREF _Toc243091522 \h </w:instrText>
+              <w:instrText xml:space="preserve"> PAGEREF _Toc243093335 \h </w:instrText>
             </w:r>
             <w:r>
               <w:rPr>
@@ -2995,7 +2995,7 @@
               <w14:ligatures w14:val="standardContextual"/>
             </w:rPr>
           </w:pPr>
-          <w:hyperlink w:anchor="_Toc243091523" w:history="1">
+          <w:hyperlink w:anchor="_Toc243093336" w:history="1">
             <w:r>
               <w:rPr>
                 <w:rStyle w:val="Hipervnculo"/>
@@ -3019,7 +3019,7 @@
               <w:rPr>
                 <w:noProof/>
               </w:rPr>
-              <w:instrText xml:space="preserve"> PAGEREF _Toc243091523 \h </w:instrText>
+              <w:instrText xml:space="preserve"> PAGEREF _Toc243093336 \h </w:instrText>
             </w:r>
             <w:r>
               <w:rPr>
@@ -3069,7 +3069,7 @@
       <w:pPr>
         <w:pStyle w:val="Ttulo1"/>
       </w:pPr>
-      <w:bookmarkStart w:id="0" w:name="_Toc243091517"/>
+      <w:bookmarkStart w:id="0" w:name="_Toc243093330"/>
       <w:r>
         <w:lastRenderedPageBreak/>
         <w:t>1. Necesidad del negocio</w:t>
@@ -3683,7 +3683,7 @@
       <w:pPr>
         <w:pStyle w:val="Ttulo1"/>
       </w:pPr>
-      <w:bookmarkStart w:id="1" w:name="_Toc243091518"/>
+      <w:bookmarkStart w:id="1" w:name="_Toc243093331"/>
       <w:r>
         <w:t>2. Alineación con los objetivos de la institución</w:t>
       </w:r>
@@ -3777,7 +3777,7 @@
       <w:pPr>
         <w:pStyle w:val="Ttulo1"/>
       </w:pPr>
-      <w:bookmarkStart w:id="2" w:name="_Toc243091519"/>
+      <w:bookmarkStart w:id="2" w:name="_Toc243093332"/>
       <w:r>
         <w:lastRenderedPageBreak/>
         <w:t>3. Opciones evaluadas</w:t>
@@ -4426,7 +4426,7 @@
       <w:pPr>
         <w:pStyle w:val="Ttulo1"/>
       </w:pPr>
-      <w:bookmarkStart w:id="3" w:name="_Toc243091520"/>
+      <w:bookmarkStart w:id="3" w:name="_Toc243093333"/>
       <w:r>
         <w:t>4. Beneficios esperados y plan de gestión de beneficios</w:t>
       </w:r>
@@ -5845,7 +5845,7 @@
       <w:pPr>
         <w:pStyle w:val="Ttulo1"/>
       </w:pPr>
-      <w:bookmarkStart w:id="4" w:name="_Toc243091521"/>
+      <w:bookmarkStart w:id="4" w:name="_Toc243093334"/>
       <w:r>
         <w:t>5. Costos e inversión</w:t>
       </w:r>
@@ -6367,7 +6367,7 @@
       <w:pPr>
         <w:pStyle w:val="Ttulo1"/>
       </w:pPr>
-      <w:bookmarkStart w:id="5" w:name="_Toc243091522"/>
+      <w:bookmarkStart w:id="5" w:name="_Toc243093335"/>
       <w:r>
         <w:t>6. Riesgos principales para el negocio</w:t>
       </w:r>
@@ -6904,7 +6904,7 @@
       <w:pPr>
         <w:pStyle w:val="Ttulo1"/>
       </w:pPr>
-      <w:bookmarkStart w:id="6" w:name="_Toc243091523"/>
+      <w:bookmarkStart w:id="6" w:name="_Toc243093336"/>
       <w:r>
         <w:t>7. Recomendación</w:t>
       </w:r>
@@ -7352,10 +7352,64 @@
 <file path=word/numbering.xml><?xml version="1.0" encoding="utf-8"?>
 <w:numbering xmlns:wpc="http://schemas.microsoft.com/office/word/2010/wordprocessingCanvas" xmlns:cx="http://schemas.microsoft.com/office/drawing/2014/chartex" xmlns:cx1="http://schemas.microsoft.com/office/drawing/2015/9/8/chartex" xmlns:cx2="http://schemas.microsoft.com/office/drawing/2015/10/21/chartex" xmlns:cx3="http://schemas.microsoft.com/office/drawing/2016/5/9/chartex" xmlns:cx4="http://schemas.microsoft.com/office/drawing/2016/5/10/chartex" xmlns:cx5="http://schemas.microsoft.com/office/drawing/2016/5/11/chartex" xmlns:cx6="http://schemas.microsoft.com/office/drawing/2016/5/12/chartex" xmlns:cx7="http://schemas.microsoft.com/office/drawing/2016/5/13/chartex" xmlns:cx8="http://schemas.microsoft.com/office/drawing/2016/5/14/chartex" xmlns:mc="http://schemas.openxmlformats.org/markup-compatibility/2006" xmlns:aink="http://schemas.microsoft.com/office/drawing/2016/ink" xmlns:am3d="http://schemas.microsoft.com/office/drawing/2017/model3d" xmlns:o="urn:schemas-microsoft-com:office:office" xmlns:oel="http://schemas.microsoft.com/office/2019/extlst" xmlns:r="http://schemas.openxmlformats.org/officeDocument/2006/relationships" xmlns:m="http://schemas.openxmlformats.org/officeDocument/2006/math" xmlns:v="urn:schemas-microsoft-com:vml" xmlns:wp14="http://schemas.microsoft.com/office/word/2010/wordprocessingDrawing" xmlns:wp="http://schemas.openxmlformats.org/drawingml/2006/wordprocessingDrawing" xmlns:w10="urn:schemas-microsoft-com:office:word" xmlns:w="http://schemas.openxmlformats.org/wordprocessingml/2006/main" xmlns:w14="http://schemas.microsoft.com/office/word/2010/wordml" xmlns:w15="http://schemas.microsoft.com/office/word/2012/wordml" xmlns:w16cex="http://schemas.microsoft.com/office/word/2018/wordml/cex" xmlns:w16cid="http://schemas.microsoft.com/office/word/2016/wordml/cid" xmlns:w16="http://schemas.microsoft.com/office/word/2018/wordml" xmlns:w16du="http://schemas.microsoft.com/office/word/2023/wordml/word16du" xmlns:w16sdtdh="http://schemas.microsoft.com/office/word/2020/wordml/sdtdatahash" xmlns:w16sdtfl="http://schemas.microsoft.com/office/word/2024/wordml/sdtformatlock" xmlns:w16se="http://schemas.microsoft.com/office/word/2015/wordml/symex" xmlns:wpg="http://schemas.microsoft.com/office/word/2010/wordprocessingGroup" xmlns:wpi="http://schemas.microsoft.com/office/word/2010/wordprocessingInk" xmlns:wne="http://schemas.microsoft.com/office/word/2006/wordml" xmlns:wps="http://schemas.microsoft.com/office/word/2010/wordprocessingShape" mc:Ignorable="w14 w15 w16se w16cid w16 w16cex w16sdtdh w16sdtfl w16du wp14">
   <w:abstractNum w:abstractNumId="0" w15:restartNumberingAfterBreak="0">
-    <w:nsid w:val="08961E88"/>
+    <w:nsid w:val="0C71777B"/>
     <w:multiLevelType w:val="hybridMultilevel"/>
-    <w:tmpl w:val="E02EFEAE"/>
-    <w:lvl w:ilvl="0" w:tplc="F2DCA204">
+    <w:tmpl w:val="1638BE4C"/>
+    <w:lvl w:ilvl="0" w:tplc="E1529826">
+      <w:start w:val="1"/>
+      <w:numFmt w:val="decimal"/>
+      <w:lvlText w:val="%1."/>
+      <w:lvlJc w:val="left"/>
+      <w:pPr>
+        <w:ind w:left="560" w:hanging="340"/>
+      </w:pPr>
+    </w:lvl>
+    <w:lvl w:ilvl="1" w:tplc="5B74012C">
+      <w:numFmt w:val="decimal"/>
+      <w:lvlText w:val=""/>
+      <w:lvlJc w:val="left"/>
+    </w:lvl>
+    <w:lvl w:ilvl="2" w:tplc="68BA1100">
+      <w:numFmt w:val="decimal"/>
+      <w:lvlText w:val=""/>
+      <w:lvlJc w:val="left"/>
+    </w:lvl>
+    <w:lvl w:ilvl="3" w:tplc="A4B2EB36">
+      <w:numFmt w:val="decimal"/>
+      <w:lvlText w:val=""/>
+      <w:lvlJc w:val="left"/>
+    </w:lvl>
+    <w:lvl w:ilvl="4" w:tplc="010A47E8">
+      <w:numFmt w:val="decimal"/>
+      <w:lvlText w:val=""/>
+      <w:lvlJc w:val="left"/>
+    </w:lvl>
+    <w:lvl w:ilvl="5" w:tplc="1BA04FAC">
+      <w:numFmt w:val="decimal"/>
+      <w:lvlText w:val=""/>
+      <w:lvlJc w:val="left"/>
+    </w:lvl>
+    <w:lvl w:ilvl="6" w:tplc="E61C5FC2">
+      <w:numFmt w:val="decimal"/>
+      <w:lvlText w:val=""/>
+      <w:lvlJc w:val="left"/>
+    </w:lvl>
+    <w:lvl w:ilvl="7" w:tplc="EE90A04E">
+      <w:numFmt w:val="decimal"/>
+      <w:lvlText w:val=""/>
+      <w:lvlJc w:val="left"/>
+    </w:lvl>
+    <w:lvl w:ilvl="8" w:tplc="4F365F72">
+      <w:numFmt w:val="decimal"/>
+      <w:lvlText w:val=""/>
+      <w:lvlJc w:val="left"/>
+    </w:lvl>
+  </w:abstractNum>
+  <w:abstractNum w:abstractNumId="1" w15:restartNumberingAfterBreak="0">
+    <w:nsid w:val="35F703D1"/>
+    <w:multiLevelType w:val="hybridMultilevel"/>
+    <w:tmpl w:val="4AA29332"/>
+    <w:lvl w:ilvl="0" w:tplc="6D2A4D5C">
       <w:start w:val="1"/>
       <w:numFmt w:val="bullet"/>
       <w:lvlText w:val="•"/>
@@ -7364,52 +7418,52 @@
         <w:ind w:left="560" w:hanging="280"/>
       </w:pPr>
     </w:lvl>
-    <w:lvl w:ilvl="1" w:tplc="ECCCEB66">
+    <w:lvl w:ilvl="1" w:tplc="2710F846">
       <w:numFmt w:val="decimal"/>
       <w:lvlText w:val=""/>
       <w:lvlJc w:val="left"/>
     </w:lvl>
-    <w:lvl w:ilvl="2" w:tplc="5CBAA3CE">
+    <w:lvl w:ilvl="2" w:tplc="2B4C71DE">
       <w:numFmt w:val="decimal"/>
       <w:lvlText w:val=""/>
       <w:lvlJc w:val="left"/>
     </w:lvl>
-    <w:lvl w:ilvl="3" w:tplc="BEA2DBE0">
+    <w:lvl w:ilvl="3" w:tplc="ED86E58C">
       <w:numFmt w:val="decimal"/>
       <w:lvlText w:val=""/>
       <w:lvlJc w:val="left"/>
     </w:lvl>
-    <w:lvl w:ilvl="4" w:tplc="9B885BEE">
+    <w:lvl w:ilvl="4" w:tplc="D72684EA">
       <w:numFmt w:val="decimal"/>
       <w:lvlText w:val=""/>
       <w:lvlJc w:val="left"/>
     </w:lvl>
-    <w:lvl w:ilvl="5" w:tplc="51467CFC">
+    <w:lvl w:ilvl="5" w:tplc="75522872">
       <w:numFmt w:val="decimal"/>
       <w:lvlText w:val=""/>
       <w:lvlJc w:val="left"/>
     </w:lvl>
-    <w:lvl w:ilvl="6" w:tplc="3656D158">
+    <w:lvl w:ilvl="6" w:tplc="ECFAB1DC">
       <w:numFmt w:val="decimal"/>
       <w:lvlText w:val=""/>
       <w:lvlJc w:val="left"/>
     </w:lvl>
-    <w:lvl w:ilvl="7" w:tplc="C6261BD8">
+    <w:lvl w:ilvl="7" w:tplc="B0FAE090">
       <w:numFmt w:val="decimal"/>
       <w:lvlText w:val=""/>
       <w:lvlJc w:val="left"/>
     </w:lvl>
-    <w:lvl w:ilvl="8" w:tplc="9D60EB08">
+    <w:lvl w:ilvl="8" w:tplc="B9AEBF54">
       <w:numFmt w:val="decimal"/>
       <w:lvlText w:val=""/>
       <w:lvlJc w:val="left"/>
     </w:lvl>
   </w:abstractNum>
-  <w:abstractNum w:abstractNumId="1" w15:restartNumberingAfterBreak="0">
-    <w:nsid w:val="10345CDE"/>
+  <w:abstractNum w:abstractNumId="2" w15:restartNumberingAfterBreak="0">
+    <w:nsid w:val="60D10695"/>
     <w:multiLevelType w:val="hybridMultilevel"/>
-    <w:tmpl w:val="D7544800"/>
-    <w:lvl w:ilvl="0" w:tplc="7ADE0540">
+    <w:tmpl w:val="64884E2E"/>
+    <w:lvl w:ilvl="0" w:tplc="94E6C670">
       <w:start w:val="1"/>
       <w:numFmt w:val="bullet"/>
       <w:lvlText w:val="●"/>
@@ -7418,7 +7472,7 @@
         <w:ind w:left="720" w:hanging="360"/>
       </w:pPr>
     </w:lvl>
-    <w:lvl w:ilvl="1" w:tplc="D62012F8">
+    <w:lvl w:ilvl="1" w:tplc="3FE47348">
       <w:start w:val="1"/>
       <w:numFmt w:val="bullet"/>
       <w:lvlText w:val="○"/>
@@ -7427,7 +7481,7 @@
         <w:ind w:left="1440" w:hanging="360"/>
       </w:pPr>
     </w:lvl>
-    <w:lvl w:ilvl="2" w:tplc="F29AC678">
+    <w:lvl w:ilvl="2" w:tplc="F800B840">
       <w:start w:val="1"/>
       <w:numFmt w:val="bullet"/>
       <w:lvlText w:val="■"/>
@@ -7436,7 +7490,7 @@
         <w:ind w:left="2160" w:hanging="360"/>
       </w:pPr>
     </w:lvl>
-    <w:lvl w:ilvl="3" w:tplc="9E1E7DFA">
+    <w:lvl w:ilvl="3" w:tplc="F14EF460">
       <w:start w:val="1"/>
       <w:numFmt w:val="bullet"/>
       <w:lvlText w:val="●"/>
@@ -7445,7 +7499,7 @@
         <w:ind w:left="2880" w:hanging="360"/>
       </w:pPr>
     </w:lvl>
-    <w:lvl w:ilvl="4" w:tplc="7BF4DA12">
+    <w:lvl w:ilvl="4" w:tplc="B6A0CEBA">
       <w:start w:val="1"/>
       <w:numFmt w:val="bullet"/>
       <w:lvlText w:val="○"/>
@@ -7454,7 +7508,7 @@
         <w:ind w:left="3600" w:hanging="360"/>
       </w:pPr>
     </w:lvl>
-    <w:lvl w:ilvl="5" w:tplc="95EC003A">
+    <w:lvl w:ilvl="5" w:tplc="71DEF4EA">
       <w:start w:val="1"/>
       <w:numFmt w:val="bullet"/>
       <w:lvlText w:val="■"/>
@@ -7463,7 +7517,7 @@
         <w:ind w:left="4320" w:hanging="360"/>
       </w:pPr>
     </w:lvl>
-    <w:lvl w:ilvl="6" w:tplc="F75C2574">
+    <w:lvl w:ilvl="6" w:tplc="537C267E">
       <w:start w:val="1"/>
       <w:numFmt w:val="bullet"/>
       <w:lvlText w:val="●"/>
@@ -7472,7 +7526,7 @@
         <w:ind w:left="5040" w:hanging="360"/>
       </w:pPr>
     </w:lvl>
-    <w:lvl w:ilvl="7" w:tplc="34FAC980">
+    <w:lvl w:ilvl="7" w:tplc="0D3AA4B2">
       <w:start w:val="1"/>
       <w:numFmt w:val="bullet"/>
       <w:lvlText w:val="●"/>
@@ -7481,7 +7535,7 @@
         <w:ind w:left="5760" w:hanging="360"/>
       </w:pPr>
     </w:lvl>
-    <w:lvl w:ilvl="8" w:tplc="DA3CC950">
+    <w:lvl w:ilvl="8" w:tplc="B3F424D2">
       <w:start w:val="1"/>
       <w:numFmt w:val="bullet"/>
       <w:lvlText w:val="●"/>
@@ -7491,74 +7545,20 @@
       </w:pPr>
     </w:lvl>
   </w:abstractNum>
-  <w:abstractNum w:abstractNumId="2" w15:restartNumberingAfterBreak="0">
-    <w:nsid w:val="39DC5E78"/>
-    <w:multiLevelType w:val="hybridMultilevel"/>
-    <w:tmpl w:val="B8981CCC"/>
-    <w:lvl w:ilvl="0" w:tplc="254C4E06">
-      <w:start w:val="1"/>
-      <w:numFmt w:val="decimal"/>
-      <w:lvlText w:val="%1."/>
-      <w:lvlJc w:val="left"/>
-      <w:pPr>
-        <w:ind w:left="560" w:hanging="340"/>
-      </w:pPr>
-    </w:lvl>
-    <w:lvl w:ilvl="1" w:tplc="AF445EB4">
-      <w:numFmt w:val="decimal"/>
-      <w:lvlText w:val=""/>
-      <w:lvlJc w:val="left"/>
-    </w:lvl>
-    <w:lvl w:ilvl="2" w:tplc="A9C46C6A">
-      <w:numFmt w:val="decimal"/>
-      <w:lvlText w:val=""/>
-      <w:lvlJc w:val="left"/>
-    </w:lvl>
-    <w:lvl w:ilvl="3" w:tplc="BCE40392">
-      <w:numFmt w:val="decimal"/>
-      <w:lvlText w:val=""/>
-      <w:lvlJc w:val="left"/>
-    </w:lvl>
-    <w:lvl w:ilvl="4" w:tplc="50EAA714">
-      <w:numFmt w:val="decimal"/>
-      <w:lvlText w:val=""/>
-      <w:lvlJc w:val="left"/>
-    </w:lvl>
-    <w:lvl w:ilvl="5" w:tplc="5606A85E">
-      <w:numFmt w:val="decimal"/>
-      <w:lvlText w:val=""/>
-      <w:lvlJc w:val="left"/>
-    </w:lvl>
-    <w:lvl w:ilvl="6" w:tplc="96BE739C">
-      <w:numFmt w:val="decimal"/>
-      <w:lvlText w:val=""/>
-      <w:lvlJc w:val="left"/>
-    </w:lvl>
-    <w:lvl w:ilvl="7" w:tplc="C3E24BF2">
-      <w:numFmt w:val="decimal"/>
-      <w:lvlText w:val=""/>
-      <w:lvlJc w:val="left"/>
-    </w:lvl>
-    <w:lvl w:ilvl="8" w:tplc="ED02EDC6">
-      <w:numFmt w:val="decimal"/>
-      <w:lvlText w:val=""/>
-      <w:lvlJc w:val="left"/>
-    </w:lvl>
-  </w:abstractNum>
-  <w:num w:numId="1" w16cid:durableId="1069888497">
+  <w:num w:numId="1" w16cid:durableId="169565236">
+    <w:abstractNumId w:val="2"/>
+    <w:lvlOverride w:ilvl="0">
+      <w:startOverride w:val="1"/>
+    </w:lvlOverride>
+  </w:num>
+  <w:num w:numId="2" w16cid:durableId="1857234462">
     <w:abstractNumId w:val="1"/>
     <w:lvlOverride w:ilvl="0">
       <w:startOverride w:val="1"/>
     </w:lvlOverride>
   </w:num>
-  <w:num w:numId="2" w16cid:durableId="1299652765">
+  <w:num w:numId="3" w16cid:durableId="724330935">
     <w:abstractNumId w:val="0"/>
-    <w:lvlOverride w:ilvl="0">
-      <w:startOverride w:val="1"/>
-    </w:lvlOverride>
-  </w:num>
-  <w:num w:numId="3" w16cid:durableId="740256367">
-    <w:abstractNumId w:val="2"/>
     <w:lvlOverride w:ilvl="0">
       <w:startOverride w:val="1"/>
     </w:lvlOverride>
@@ -8151,7 +8151,7 @@
     <w:autoRedefine/>
     <w:uiPriority w:val="39"/>
     <w:unhideWhenUsed/>
-    <w:rsid w:val="00E90B2B"/>
+    <w:rsid w:val="00ED34AF"/>
     <w:pPr>
       <w:spacing w:after="100"/>
     </w:pPr>
